--- a/8.资源管理/1.流程制度规范类文件/080102-服务台管理制度.docx
+++ b/8.资源管理/1.流程制度规范类文件/080102-服务台管理制度.docx
@@ -1,10 +1,11 @@
 
 <file path=word/document.xml><?xml version="1.0" encoding="utf-8"?>
-<w:document xmlns:wpc="http://schemas.microsoft.com/office/word/2010/wordprocessingCanvas" xmlns:mc="http://schemas.openxmlformats.org/markup-compatibility/2006" xmlns:o="urn:schemas-microsoft-com:office:office" xmlns:r="http://schemas.openxmlformats.org/officeDocument/2006/relationships" xmlns:m="http://schemas.openxmlformats.org/officeDocument/2006/math" xmlns:v="urn:schemas-microsoft-com:vml" xmlns:wp14="http://schemas.microsoft.com/office/word/2010/wordprocessingDrawing" xmlns:wp="http://schemas.openxmlformats.org/drawingml/2006/wordprocessingDrawing" xmlns:w="http://schemas.openxmlformats.org/wordprocessingml/2006/main" xmlns:w14="http://schemas.microsoft.com/office/word/2010/wordml" xmlns:w10="urn:schemas-microsoft-com:office:word" xmlns:w15="http://schemas.microsoft.com/office/word/2012/wordml" xmlns:wpg="http://schemas.microsoft.com/office/word/2010/wordprocessingGroup" xmlns:wpi="http://schemas.microsoft.com/office/word/2010/wordprocessingInk" xmlns:wne="http://schemas.microsoft.com/office/word/2006/wordml" xmlns:wps="http://schemas.microsoft.com/office/word/2010/wordprocessingShape" xmlns:wpsCustomData="http://www.wps.cn/officeDocument/2013/wpsCustomData" mc:Ignorable="w14 w15 wp14">
+<w:document xmlns:wpc="http://schemas.microsoft.com/office/word/2010/wordprocessingCanvas" xmlns:mc="http://schemas.openxmlformats.org/markup-compatibility/2006" xmlns:o="urn:schemas-microsoft-com:office:office" xmlns:r="http://schemas.openxmlformats.org/officeDocument/2006/relationships" xmlns:m="http://schemas.openxmlformats.org/officeDocument/2006/math" xmlns:v="urn:schemas-microsoft-com:vml" xmlns:wp14="http://schemas.microsoft.com/office/word/2010/wordprocessingDrawing" xmlns:wp="http://schemas.openxmlformats.org/drawingml/2006/wordprocessingDrawing" xmlns:w10="urn:schemas-microsoft-com:office:word" xmlns:w="http://schemas.openxmlformats.org/wordprocessingml/2006/main" xmlns:w14="http://schemas.microsoft.com/office/word/2010/wordml" xmlns:w15="http://schemas.microsoft.com/office/word/2012/wordml" xmlns:wne="http://schemas.microsoft.com/office/word/2006/wordml" xmlns:wpg="http://schemas.microsoft.com/office/word/2010/wordprocessingGroup" xmlns:wpi="http://schemas.microsoft.com/office/word/2010/wordprocessingInk" xmlns:wps="http://schemas.microsoft.com/office/word/2010/wordprocessingShape" mc:Ignorable="w14 w15 wp14">
+  <!-- Generated by Aspose.Words for .NET 13.3.0.1 -->
   <w:body>
     <w:p>
       <w:pPr>
-        <w:pStyle w:val="31"/>
+        <w:pStyle w:val="a1"/>
         <w:keepNext w:val="0"/>
         <w:keepLines w:val="0"/>
         <w:pageBreakBefore w:val="0"/>
@@ -24,7 +25,7 @@
     </w:p>
     <w:p>
       <w:pPr>
-        <w:pStyle w:val="31"/>
+        <w:pStyle w:val="a1"/>
         <w:keepNext w:val="0"/>
         <w:keepLines w:val="0"/>
         <w:pageBreakBefore w:val="0"/>
@@ -47,7 +48,7 @@
     </w:p>
     <w:p>
       <w:pPr>
-        <w:pStyle w:val="32"/>
+        <w:pStyle w:val="a2"/>
         <w:keepNext w:val="0"/>
         <w:keepLines w:val="0"/>
         <w:pageBreakBefore w:val="0"/>
@@ -65,7 +66,7 @@
       </w:pPr>
       <w:bookmarkStart w:id="1" w:name="_Toc24584"/>
       <w:r>
-        <w:t>甘肃国邦信息科技有限公司</w:t>
+        <w:t>中达丰集团有限公司</w:t>
       </w:r>
       <w:bookmarkEnd w:id="1"/>
     </w:p>
@@ -88,19 +89,19 @@
         <w:ind w:left="3465"/>
         <w:textAlignment w:val="baseline"/>
         <w:rPr>
-          <w:rFonts w:ascii="宋体" w:hAnsi="宋体" w:eastAsia="宋体" w:cs="宋体"/>
+          <w:rFonts w:ascii="宋体" w:eastAsia="宋体" w:hAnsi="宋体" w:cs="宋体"/>
           <w:sz w:val="36"/>
           <w:szCs w:val="36"/>
         </w:rPr>
       </w:pPr>
       <w:r>
         <w:rPr>
-          <w:rFonts w:ascii="宋体" w:hAnsi="宋体" w:eastAsia="宋体" w:cs="宋体"/>
+          <w:rFonts w:ascii="宋体" w:eastAsia="宋体" w:hAnsi="宋体" w:cs="宋体"/>
           <w:spacing w:val="-3"/>
           <w:sz w:val="36"/>
           <w:szCs w:val="36"/>
         </w:rPr>
-        <w:t>2025-1-4</w:t>
+        <w:t>2025-7-4</w:t>
       </w:r>
     </w:p>
     <w:p>
@@ -120,21 +121,21 @@
         <w:snapToGrid w:val="0"/>
         <w:textAlignment w:val="baseline"/>
         <w:rPr>
-          <w:rFonts w:ascii="宋体" w:hAnsi="宋体" w:eastAsia="宋体" w:cs="宋体"/>
+          <w:rFonts w:ascii="宋体" w:eastAsia="宋体" w:hAnsi="宋体" w:cs="宋体"/>
           <w:sz w:val="36"/>
           <w:szCs w:val="36"/>
         </w:rPr>
         <w:sectPr>
-          <w:footerReference r:id="rId5" w:type="default"/>
+          <w:footerReference w:type="default" r:id="rId4"/>
           <w:pgSz w:w="11906" w:h="16839"/>
           <w:pgMar w:top="1431" w:right="1785" w:bottom="1234" w:left="1785" w:header="0" w:footer="1070" w:gutter="0"/>
-          <w:cols w:space="720" w:num="1"/>
+          <w:cols w:num="1" w:space="720"/>
         </w:sectPr>
       </w:pPr>
     </w:p>
     <w:p>
       <w:pPr>
-        <w:pStyle w:val="12"/>
+        <w:pStyle w:val="BodyText"/>
         <w:keepNext w:val="0"/>
         <w:keepLines w:val="0"/>
         <w:pageBreakBefore w:val="0"/>
@@ -172,7 +173,7 @@
         <w:textAlignment w:val="baseline"/>
         <w:outlineLvl w:val="1"/>
         <w:rPr>
-          <w:rFonts w:ascii="宋体" w:hAnsi="宋体" w:eastAsia="宋体" w:cs="宋体"/>
+          <w:rFonts w:ascii="宋体" w:eastAsia="宋体" w:hAnsi="宋体" w:cs="宋体"/>
           <w:sz w:val="28"/>
           <w:szCs w:val="28"/>
         </w:rPr>
@@ -180,7 +181,7 @@
       <w:bookmarkStart w:id="2" w:name="_Toc8297"/>
       <w:r>
         <w:rPr>
-          <w:rFonts w:ascii="宋体" w:hAnsi="宋体" w:eastAsia="宋体" w:cs="宋体"/>
+          <w:rFonts w:ascii="宋体" w:eastAsia="宋体" w:hAnsi="宋体" w:cs="宋体"/>
           <w:spacing w:val="-3"/>
           <w:sz w:val="28"/>
           <w:szCs w:val="28"/>
@@ -210,16 +211,16 @@
     </w:p>
     <w:tbl>
       <w:tblPr>
-        <w:tblStyle w:val="24"/>
+        <w:tblStyle w:val="TableNormal0"/>
         <w:tblW w:w="9072" w:type="dxa"/>
         <w:tblInd w:w="5" w:type="dxa"/>
         <w:tblBorders>
-          <w:top w:val="single" w:color="000000" w:sz="4" w:space="0"/>
-          <w:left w:val="single" w:color="000000" w:sz="4" w:space="0"/>
-          <w:bottom w:val="single" w:color="000000" w:sz="4" w:space="0"/>
-          <w:right w:val="single" w:color="000000" w:sz="4" w:space="0"/>
-          <w:insideH w:val="single" w:color="000000" w:sz="4" w:space="0"/>
-          <w:insideV w:val="single" w:color="000000" w:sz="4" w:space="0"/>
+          <w:top w:val="single" w:sz="4" w:space="0" w:color="000000"/>
+          <w:left w:val="single" w:sz="4" w:space="0" w:color="000000"/>
+          <w:bottom w:val="single" w:sz="4" w:space="0" w:color="000000"/>
+          <w:right w:val="single" w:sz="4" w:space="0" w:color="000000"/>
+          <w:insideH w:val="single" w:sz="4" w:space="0" w:color="000000"/>
+          <w:insideV w:val="single" w:sz="4" w:space="0" w:color="000000"/>
         </w:tblBorders>
         <w:tblLayout w:type="fixed"/>
         <w:tblCellMar>
@@ -238,14 +239,17 @@
       </w:tblGrid>
       <w:tr>
         <w:tblPrEx>
+          <w:tblW w:w="9072" w:type="dxa"/>
+          <w:tblInd w:w="5" w:type="dxa"/>
           <w:tblBorders>
-            <w:top w:val="single" w:color="000000" w:sz="4" w:space="0"/>
-            <w:left w:val="single" w:color="000000" w:sz="4" w:space="0"/>
-            <w:bottom w:val="single" w:color="000000" w:sz="4" w:space="0"/>
-            <w:right w:val="single" w:color="000000" w:sz="4" w:space="0"/>
-            <w:insideH w:val="single" w:color="000000" w:sz="4" w:space="0"/>
-            <w:insideV w:val="single" w:color="000000" w:sz="4" w:space="0"/>
+            <w:top w:val="single" w:sz="4" w:space="0" w:color="000000"/>
+            <w:left w:val="single" w:sz="4" w:space="0" w:color="000000"/>
+            <w:bottom w:val="single" w:sz="4" w:space="0" w:color="000000"/>
+            <w:right w:val="single" w:sz="4" w:space="0" w:color="000000"/>
+            <w:insideH w:val="single" w:sz="4" w:space="0" w:color="000000"/>
+            <w:insideV w:val="single" w:sz="4" w:space="0" w:color="000000"/>
           </w:tblBorders>
+          <w:tblLayout w:type="fixed"/>
           <w:tblCellMar>
             <w:top w:w="0" w:type="dxa"/>
             <w:left w:w="0" w:type="dxa"/>
@@ -254,12 +258,11 @@
           </w:tblCellMar>
         </w:tblPrEx>
         <w:trPr>
-          <w:trHeight w:val="611" w:hRule="atLeast"/>
+          <w:trHeight w:val="611"/>
         </w:trPr>
         <w:tc>
           <w:tcPr>
             <w:tcW w:w="1846" w:type="dxa"/>
-            <w:vAlign w:val="top"/>
           </w:tcPr>
           <w:p>
             <w:pPr>
@@ -280,14 +283,14 @@
               <w:ind w:left="296"/>
               <w:textAlignment w:val="baseline"/>
               <w:rPr>
-                <w:rFonts w:ascii="宋体" w:hAnsi="宋体" w:eastAsia="宋体" w:cs="宋体"/>
+                <w:rFonts w:ascii="宋体" w:eastAsia="宋体" w:hAnsi="宋体" w:cs="宋体"/>
                 <w:sz w:val="21"/>
                 <w:szCs w:val="21"/>
               </w:rPr>
             </w:pPr>
             <w:r>
               <w:rPr>
-                <w:rFonts w:ascii="宋体" w:hAnsi="宋体" w:eastAsia="宋体" w:cs="宋体"/>
+                <w:rFonts w:ascii="宋体" w:eastAsia="宋体" w:hAnsi="宋体" w:cs="宋体"/>
                 <w:spacing w:val="-2"/>
                 <w:sz w:val="21"/>
                 <w:szCs w:val="21"/>
@@ -300,7 +303,6 @@
           <w:tcPr>
             <w:tcW w:w="7226" w:type="dxa"/>
             <w:gridSpan w:val="4"/>
-            <w:vAlign w:val="top"/>
           </w:tcPr>
           <w:p>
             <w:pPr>
@@ -321,14 +323,14 @@
               <w:ind w:left="1882"/>
               <w:textAlignment w:val="baseline"/>
               <w:rPr>
-                <w:rFonts w:ascii="宋体" w:hAnsi="宋体" w:eastAsia="宋体" w:cs="宋体"/>
+                <w:rFonts w:ascii="宋体" w:eastAsia="宋体" w:hAnsi="宋体" w:cs="宋体"/>
                 <w:sz w:val="21"/>
                 <w:szCs w:val="21"/>
               </w:rPr>
             </w:pPr>
             <w:r>
               <w:rPr>
-                <w:rFonts w:ascii="宋体" w:hAnsi="宋体" w:eastAsia="宋体" w:cs="宋体"/>
+                <w:rFonts w:ascii="宋体" w:eastAsia="宋体" w:hAnsi="宋体" w:cs="宋体"/>
                 <w:spacing w:val="-1"/>
                 <w:sz w:val="21"/>
                 <w:szCs w:val="21"/>
@@ -340,14 +342,9 @@
       </w:tr>
       <w:tr>
         <w:tblPrEx>
-          <w:tblBorders>
-            <w:top w:val="single" w:color="000000" w:sz="4" w:space="0"/>
-            <w:left w:val="single" w:color="000000" w:sz="4" w:space="0"/>
-            <w:bottom w:val="single" w:color="000000" w:sz="4" w:space="0"/>
-            <w:right w:val="single" w:color="000000" w:sz="4" w:space="0"/>
-            <w:insideH w:val="single" w:color="000000" w:sz="4" w:space="0"/>
-            <w:insideV w:val="single" w:color="000000" w:sz="4" w:space="0"/>
-          </w:tblBorders>
+          <w:tblW w:w="9072" w:type="dxa"/>
+          <w:tblInd w:w="5" w:type="dxa"/>
+          <w:tblLayout w:type="fixed"/>
           <w:tblCellMar>
             <w:top w:w="0" w:type="dxa"/>
             <w:left w:w="0" w:type="dxa"/>
@@ -356,12 +353,11 @@
           </w:tblCellMar>
         </w:tblPrEx>
         <w:trPr>
-          <w:trHeight w:val="606" w:hRule="atLeast"/>
+          <w:trHeight w:val="606"/>
         </w:trPr>
         <w:tc>
           <w:tcPr>
             <w:tcW w:w="1846" w:type="dxa"/>
-            <w:vAlign w:val="top"/>
           </w:tcPr>
           <w:p>
             <w:pPr>
@@ -382,14 +378,14 @@
               <w:ind w:left="506"/>
               <w:textAlignment w:val="baseline"/>
               <w:rPr>
-                <w:rFonts w:ascii="宋体" w:hAnsi="宋体" w:eastAsia="宋体" w:cs="宋体"/>
+                <w:rFonts w:ascii="宋体" w:eastAsia="宋体" w:hAnsi="宋体" w:cs="宋体"/>
                 <w:sz w:val="21"/>
                 <w:szCs w:val="21"/>
               </w:rPr>
             </w:pPr>
             <w:r>
               <w:rPr>
-                <w:rFonts w:ascii="宋体" w:hAnsi="宋体" w:eastAsia="宋体" w:cs="宋体"/>
+                <w:rFonts w:ascii="宋体" w:eastAsia="宋体" w:hAnsi="宋体" w:cs="宋体"/>
                 <w:spacing w:val="-2"/>
                 <w:sz w:val="21"/>
                 <w:szCs w:val="21"/>
@@ -402,7 +398,6 @@
           <w:tcPr>
             <w:tcW w:w="7226" w:type="dxa"/>
             <w:gridSpan w:val="4"/>
-            <w:vAlign w:val="top"/>
           </w:tcPr>
           <w:p>
             <w:pPr>
@@ -423,33 +418,28 @@
               <w:ind w:left="2144"/>
               <w:textAlignment w:val="baseline"/>
               <w:rPr>
-                <w:rFonts w:ascii="宋体" w:hAnsi="宋体" w:eastAsia="宋体" w:cs="宋体"/>
+                <w:rFonts w:ascii="宋体" w:eastAsia="宋体" w:hAnsi="宋体" w:cs="宋体"/>
                 <w:sz w:val="21"/>
                 <w:szCs w:val="21"/>
               </w:rPr>
             </w:pPr>
             <w:r>
               <w:rPr>
-                <w:rFonts w:ascii="宋体" w:hAnsi="宋体" w:eastAsia="宋体" w:cs="宋体"/>
+                <w:rFonts w:ascii="宋体" w:eastAsia="宋体" w:hAnsi="宋体" w:cs="宋体"/>
                 <w:spacing w:val="-1"/>
                 <w:sz w:val="21"/>
                 <w:szCs w:val="21"/>
               </w:rPr>
-              <w:t>甘肃国邦信息科技有限公司</w:t>
+              <w:t>中达丰集团有限公司</w:t>
             </w:r>
           </w:p>
         </w:tc>
       </w:tr>
       <w:tr>
         <w:tblPrEx>
-          <w:tblBorders>
-            <w:top w:val="single" w:color="000000" w:sz="4" w:space="0"/>
-            <w:left w:val="single" w:color="000000" w:sz="4" w:space="0"/>
-            <w:bottom w:val="single" w:color="000000" w:sz="4" w:space="0"/>
-            <w:right w:val="single" w:color="000000" w:sz="4" w:space="0"/>
-            <w:insideH w:val="single" w:color="000000" w:sz="4" w:space="0"/>
-            <w:insideV w:val="single" w:color="000000" w:sz="4" w:space="0"/>
-          </w:tblBorders>
+          <w:tblW w:w="9072" w:type="dxa"/>
+          <w:tblInd w:w="5" w:type="dxa"/>
+          <w:tblLayout w:type="fixed"/>
           <w:tblCellMar>
             <w:top w:w="0" w:type="dxa"/>
             <w:left w:w="0" w:type="dxa"/>
@@ -458,12 +448,11 @@
           </w:tblCellMar>
         </w:tblPrEx>
         <w:trPr>
-          <w:trHeight w:val="607" w:hRule="atLeast"/>
+          <w:trHeight w:val="607"/>
         </w:trPr>
         <w:tc>
           <w:tcPr>
             <w:tcW w:w="1846" w:type="dxa"/>
-            <w:vAlign w:val="top"/>
           </w:tcPr>
           <w:p>
             <w:pPr>
@@ -484,14 +473,14 @@
               <w:ind w:left="506"/>
               <w:textAlignment w:val="baseline"/>
               <w:rPr>
-                <w:rFonts w:ascii="宋体" w:hAnsi="宋体" w:eastAsia="宋体" w:cs="宋体"/>
+                <w:rFonts w:ascii="宋体" w:eastAsia="宋体" w:hAnsi="宋体" w:cs="宋体"/>
                 <w:sz w:val="21"/>
                 <w:szCs w:val="21"/>
               </w:rPr>
             </w:pPr>
             <w:r>
               <w:rPr>
-                <w:rFonts w:ascii="宋体" w:hAnsi="宋体" w:eastAsia="宋体" w:cs="宋体"/>
+                <w:rFonts w:ascii="宋体" w:eastAsia="宋体" w:hAnsi="宋体" w:cs="宋体"/>
                 <w:spacing w:val="-2"/>
                 <w:sz w:val="21"/>
                 <w:szCs w:val="21"/>
@@ -503,7 +492,6 @@
         <w:tc>
           <w:tcPr>
             <w:tcW w:w="1416" w:type="dxa"/>
-            <w:vAlign w:val="top"/>
           </w:tcPr>
           <w:p>
             <w:pPr>
@@ -524,14 +512,14 @@
               <w:ind w:left="290"/>
               <w:textAlignment w:val="baseline"/>
               <w:rPr>
-                <w:rFonts w:ascii="宋体" w:hAnsi="宋体" w:eastAsia="宋体" w:cs="宋体"/>
+                <w:rFonts w:ascii="宋体" w:eastAsia="宋体" w:hAnsi="宋体" w:cs="宋体"/>
                 <w:sz w:val="21"/>
                 <w:szCs w:val="21"/>
               </w:rPr>
             </w:pPr>
             <w:r>
               <w:rPr>
-                <w:rFonts w:ascii="宋体" w:hAnsi="宋体" w:eastAsia="宋体" w:cs="宋体"/>
+                <w:rFonts w:ascii="宋体" w:eastAsia="宋体" w:hAnsi="宋体" w:cs="宋体"/>
                 <w:spacing w:val="-2"/>
                 <w:sz w:val="21"/>
                 <w:szCs w:val="21"/>
@@ -543,7 +531,6 @@
         <w:tc>
           <w:tcPr>
             <w:tcW w:w="2300" w:type="dxa"/>
-            <w:vAlign w:val="top"/>
           </w:tcPr>
           <w:p>
             <w:pPr>
@@ -564,14 +551,14 @@
               <w:ind w:left="734"/>
               <w:textAlignment w:val="baseline"/>
               <w:rPr>
-                <w:rFonts w:ascii="宋体" w:hAnsi="宋体" w:eastAsia="宋体" w:cs="宋体"/>
+                <w:rFonts w:ascii="宋体" w:eastAsia="宋体" w:hAnsi="宋体" w:cs="宋体"/>
                 <w:sz w:val="21"/>
                 <w:szCs w:val="21"/>
               </w:rPr>
             </w:pPr>
             <w:r>
               <w:rPr>
-                <w:rFonts w:ascii="宋体" w:hAnsi="宋体" w:eastAsia="宋体" w:cs="宋体"/>
+                <w:rFonts w:ascii="宋体" w:eastAsia="宋体" w:hAnsi="宋体" w:cs="宋体"/>
                 <w:spacing w:val="-2"/>
                 <w:sz w:val="21"/>
                 <w:szCs w:val="21"/>
@@ -583,7 +570,6 @@
         <w:tc>
           <w:tcPr>
             <w:tcW w:w="1557" w:type="dxa"/>
-            <w:vAlign w:val="top"/>
           </w:tcPr>
           <w:p>
             <w:pPr>
@@ -604,14 +590,14 @@
               <w:ind w:left="574"/>
               <w:textAlignment w:val="baseline"/>
               <w:rPr>
-                <w:rFonts w:ascii="宋体" w:hAnsi="宋体" w:eastAsia="宋体" w:cs="宋体"/>
+                <w:rFonts w:ascii="宋体" w:eastAsia="宋体" w:hAnsi="宋体" w:cs="宋体"/>
                 <w:sz w:val="21"/>
                 <w:szCs w:val="21"/>
               </w:rPr>
             </w:pPr>
             <w:r>
               <w:rPr>
-                <w:rFonts w:ascii="宋体" w:hAnsi="宋体" w:eastAsia="宋体" w:cs="宋体"/>
+                <w:rFonts w:ascii="宋体" w:eastAsia="宋体" w:hAnsi="宋体" w:cs="宋体"/>
                 <w:spacing w:val="-3"/>
                 <w:sz w:val="21"/>
                 <w:szCs w:val="21"/>
@@ -623,7 +609,6 @@
         <w:tc>
           <w:tcPr>
             <w:tcW w:w="1953" w:type="dxa"/>
-            <w:vAlign w:val="top"/>
           </w:tcPr>
           <w:p>
             <w:pPr>
@@ -644,14 +629,14 @@
               <w:ind w:left="781"/>
               <w:textAlignment w:val="baseline"/>
               <w:rPr>
-                <w:rFonts w:ascii="宋体" w:hAnsi="宋体" w:eastAsia="宋体" w:cs="宋体"/>
+                <w:rFonts w:ascii="宋体" w:eastAsia="宋体" w:hAnsi="宋体" w:cs="宋体"/>
                 <w:sz w:val="21"/>
                 <w:szCs w:val="21"/>
               </w:rPr>
             </w:pPr>
             <w:r>
               <w:rPr>
-                <w:rFonts w:ascii="宋体" w:hAnsi="宋体" w:eastAsia="宋体" w:cs="宋体"/>
+                <w:rFonts w:ascii="宋体" w:eastAsia="宋体" w:hAnsi="宋体" w:cs="宋体"/>
                 <w:spacing w:val="-5"/>
                 <w:sz w:val="21"/>
                 <w:szCs w:val="21"/>
@@ -663,14 +648,9 @@
       </w:tr>
       <w:tr>
         <w:tblPrEx>
-          <w:tblBorders>
-            <w:top w:val="single" w:color="000000" w:sz="4" w:space="0"/>
-            <w:left w:val="single" w:color="000000" w:sz="4" w:space="0"/>
-            <w:bottom w:val="single" w:color="000000" w:sz="4" w:space="0"/>
-            <w:right w:val="single" w:color="000000" w:sz="4" w:space="0"/>
-            <w:insideH w:val="single" w:color="000000" w:sz="4" w:space="0"/>
-            <w:insideV w:val="single" w:color="000000" w:sz="4" w:space="0"/>
-          </w:tblBorders>
+          <w:tblW w:w="9072" w:type="dxa"/>
+          <w:tblInd w:w="5" w:type="dxa"/>
+          <w:tblLayout w:type="fixed"/>
           <w:tblCellMar>
             <w:top w:w="0" w:type="dxa"/>
             <w:left w:w="0" w:type="dxa"/>
@@ -679,13 +659,12 @@
           </w:tblCellMar>
         </w:tblPrEx>
         <w:trPr>
-          <w:trHeight w:val="474" w:hRule="atLeast"/>
+          <w:trHeight w:val="474"/>
         </w:trPr>
         <w:tc>
           <w:tcPr>
             <w:tcW w:w="1846" w:type="dxa"/>
             <w:shd w:val="clear" w:color="auto" w:fill="auto"/>
-            <w:vAlign w:val="top"/>
           </w:tcPr>
           <w:p>
             <w:pPr>
@@ -706,7 +685,7 @@
               <w:ind w:left="709" w:leftChars="0"/>
               <w:textAlignment w:val="baseline"/>
               <w:rPr>
-                <w:rFonts w:ascii="宋体" w:hAnsi="宋体" w:eastAsia="宋体" w:cs="宋体"/>
+                <w:rFonts w:ascii="宋体" w:eastAsia="宋体" w:hAnsi="宋体" w:cs="宋体"/>
                 <w:snapToGrid w:val="0"/>
                 <w:color w:val="000000"/>
                 <w:kern w:val="0"/>
@@ -717,7 +696,7 @@
             </w:pPr>
             <w:r>
               <w:rPr>
-                <w:rFonts w:ascii="宋体" w:hAnsi="宋体" w:eastAsia="宋体" w:cs="宋体"/>
+                <w:rFonts w:ascii="宋体" w:eastAsia="宋体" w:hAnsi="宋体" w:cs="宋体"/>
                 <w:spacing w:val="-1"/>
                 <w:sz w:val="21"/>
                 <w:szCs w:val="21"/>
@@ -730,7 +709,6 @@
           <w:tcPr>
             <w:tcW w:w="1416" w:type="dxa"/>
             <w:shd w:val="clear" w:color="auto" w:fill="auto"/>
-            <w:vAlign w:val="top"/>
           </w:tcPr>
           <w:p>
             <w:pPr>
@@ -751,7 +729,7 @@
               <w:ind w:left="290" w:leftChars="0"/>
               <w:textAlignment w:val="baseline"/>
               <w:rPr>
-                <w:rFonts w:ascii="宋体" w:hAnsi="宋体" w:eastAsia="宋体" w:cs="宋体"/>
+                <w:rFonts w:ascii="宋体" w:eastAsia="宋体" w:hAnsi="宋体" w:cs="宋体"/>
                 <w:snapToGrid w:val="0"/>
                 <w:color w:val="000000"/>
                 <w:kern w:val="0"/>
@@ -762,12 +740,12 @@
             </w:pPr>
             <w:r>
               <w:rPr>
-                <w:rFonts w:ascii="宋体" w:hAnsi="宋体" w:eastAsia="宋体" w:cs="宋体"/>
+                <w:rFonts w:ascii="宋体" w:eastAsia="宋体" w:hAnsi="宋体" w:cs="宋体"/>
                 <w:spacing w:val="-2"/>
                 <w:sz w:val="21"/>
                 <w:szCs w:val="21"/>
               </w:rPr>
-              <w:t>2025-1-4</w:t>
+              <w:t>2025-7-4</w:t>
             </w:r>
           </w:p>
         </w:tc>
@@ -775,7 +753,6 @@
           <w:tcPr>
             <w:tcW w:w="2300" w:type="dxa"/>
             <w:shd w:val="clear" w:color="auto" w:fill="auto"/>
-            <w:vAlign w:val="top"/>
           </w:tcPr>
           <w:p>
             <w:pPr>
@@ -796,7 +773,7 @@
               <w:ind w:left="738" w:leftChars="0"/>
               <w:textAlignment w:val="baseline"/>
               <w:rPr>
-                <w:rFonts w:ascii="宋体" w:hAnsi="宋体" w:eastAsia="宋体" w:cs="宋体"/>
+                <w:rFonts w:ascii="宋体" w:eastAsia="宋体" w:hAnsi="宋体" w:cs="宋体"/>
                 <w:snapToGrid w:val="0"/>
                 <w:color w:val="000000"/>
                 <w:kern w:val="0"/>
@@ -807,7 +784,7 @@
             </w:pPr>
             <w:r>
               <w:rPr>
-                <w:rFonts w:ascii="宋体" w:hAnsi="宋体" w:eastAsia="宋体" w:cs="宋体"/>
+                <w:rFonts w:ascii="宋体" w:eastAsia="宋体" w:hAnsi="宋体" w:cs="宋体"/>
                 <w:spacing w:val="-3"/>
                 <w:sz w:val="21"/>
                 <w:szCs w:val="21"/>
@@ -820,7 +797,6 @@
           <w:tcPr>
             <w:tcW w:w="1557" w:type="dxa"/>
             <w:shd w:val="clear" w:color="auto" w:fill="auto"/>
-            <w:vAlign w:val="top"/>
           </w:tcPr>
           <w:p>
             <w:pPr>
@@ -841,7 +817,7 @@
               <w:ind w:left="480" w:leftChars="0"/>
               <w:textAlignment w:val="baseline"/>
               <w:rPr>
-                <w:rFonts w:hint="eastAsia" w:ascii="宋体" w:hAnsi="宋体" w:eastAsia="宋体" w:cs="宋体"/>
+                <w:rFonts w:ascii="宋体" w:eastAsia="宋体" w:hAnsi="宋体" w:cs="宋体" w:hint="eastAsia"/>
                 <w:snapToGrid w:val="0"/>
                 <w:color w:val="000000"/>
                 <w:kern w:val="0"/>
@@ -852,12 +828,12 @@
             </w:pPr>
             <w:r>
               <w:rPr>
-                <w:rFonts w:hint="eastAsia" w:ascii="宋体" w:hAnsi="宋体" w:eastAsia="宋体" w:cs="宋体"/>
+                <w:rFonts w:ascii="宋体" w:eastAsia="宋体" w:hAnsi="宋体" w:cs="宋体" w:hint="eastAsia"/>
                 <w:sz w:val="21"/>
                 <w:szCs w:val="21"/>
                 <w:lang w:val="en-US" w:eastAsia="zh-CN"/>
               </w:rPr>
-              <w:t>胡葛鹏宇</w:t>
+              <w:t>肖龙莽</w:t>
             </w:r>
           </w:p>
         </w:tc>
@@ -865,7 +841,6 @@
           <w:tcPr>
             <w:tcW w:w="1953" w:type="dxa"/>
             <w:shd w:val="clear" w:color="auto" w:fill="auto"/>
-            <w:vAlign w:val="top"/>
           </w:tcPr>
           <w:p>
             <w:pPr>
@@ -886,7 +861,7 @@
               <w:ind w:left="672" w:leftChars="0"/>
               <w:textAlignment w:val="baseline"/>
               <w:rPr>
-                <w:rFonts w:ascii="宋体" w:hAnsi="宋体" w:eastAsia="宋体" w:cs="宋体"/>
+                <w:rFonts w:ascii="宋体" w:eastAsia="宋体" w:hAnsi="宋体" w:cs="宋体"/>
                 <w:snapToGrid w:val="0"/>
                 <w:color w:val="000000"/>
                 <w:kern w:val="0"/>
@@ -897,26 +872,21 @@
             </w:pPr>
             <w:r>
               <w:rPr>
-                <w:rFonts w:ascii="宋体" w:hAnsi="宋体" w:eastAsia="宋体" w:cs="宋体"/>
+                <w:rFonts w:ascii="宋体" w:eastAsia="宋体" w:hAnsi="宋体" w:cs="宋体"/>
                 <w:spacing w:val="-3"/>
                 <w:sz w:val="21"/>
                 <w:szCs w:val="21"/>
               </w:rPr>
-              <w:t>黄益溪</w:t>
+              <w:t>吴向阳</w:t>
             </w:r>
           </w:p>
         </w:tc>
       </w:tr>
       <w:tr>
         <w:tblPrEx>
-          <w:tblBorders>
-            <w:top w:val="single" w:color="000000" w:sz="4" w:space="0"/>
-            <w:left w:val="single" w:color="000000" w:sz="4" w:space="0"/>
-            <w:bottom w:val="single" w:color="000000" w:sz="4" w:space="0"/>
-            <w:right w:val="single" w:color="000000" w:sz="4" w:space="0"/>
-            <w:insideH w:val="single" w:color="000000" w:sz="4" w:space="0"/>
-            <w:insideV w:val="single" w:color="000000" w:sz="4" w:space="0"/>
-          </w:tblBorders>
+          <w:tblW w:w="9072" w:type="dxa"/>
+          <w:tblInd w:w="5" w:type="dxa"/>
+          <w:tblLayout w:type="fixed"/>
           <w:tblCellMar>
             <w:top w:w="0" w:type="dxa"/>
             <w:left w:w="0" w:type="dxa"/>
@@ -925,16 +895,15 @@
           </w:tblCellMar>
         </w:tblPrEx>
         <w:trPr>
-          <w:trHeight w:val="528" w:hRule="atLeast"/>
+          <w:trHeight w:val="528"/>
         </w:trPr>
         <w:tc>
           <w:tcPr>
             <w:tcW w:w="1846" w:type="dxa"/>
-            <w:vAlign w:val="top"/>
           </w:tcPr>
           <w:p>
             <w:pPr>
-              <w:pStyle w:val="25"/>
+              <w:pStyle w:val="TableText"/>
               <w:keepNext w:val="0"/>
               <w:keepLines w:val="0"/>
               <w:pageBreakBefore w:val="0"/>
@@ -955,11 +924,10 @@
         <w:tc>
           <w:tcPr>
             <w:tcW w:w="1416" w:type="dxa"/>
-            <w:vAlign w:val="top"/>
           </w:tcPr>
           <w:p>
             <w:pPr>
-              <w:pStyle w:val="25"/>
+              <w:pStyle w:val="TableText"/>
               <w:keepNext w:val="0"/>
               <w:keepLines w:val="0"/>
               <w:pageBreakBefore w:val="0"/>
@@ -980,11 +948,10 @@
         <w:tc>
           <w:tcPr>
             <w:tcW w:w="2300" w:type="dxa"/>
-            <w:vAlign w:val="top"/>
           </w:tcPr>
           <w:p>
             <w:pPr>
-              <w:pStyle w:val="25"/>
+              <w:pStyle w:val="TableText"/>
               <w:keepNext w:val="0"/>
               <w:keepLines w:val="0"/>
               <w:pageBreakBefore w:val="0"/>
@@ -1005,11 +972,10 @@
         <w:tc>
           <w:tcPr>
             <w:tcW w:w="1557" w:type="dxa"/>
-            <w:vAlign w:val="top"/>
           </w:tcPr>
           <w:p>
             <w:pPr>
-              <w:pStyle w:val="25"/>
+              <w:pStyle w:val="TableText"/>
               <w:keepNext w:val="0"/>
               <w:keepLines w:val="0"/>
               <w:pageBreakBefore w:val="0"/>
@@ -1030,11 +996,10 @@
         <w:tc>
           <w:tcPr>
             <w:tcW w:w="1953" w:type="dxa"/>
-            <w:vAlign w:val="top"/>
           </w:tcPr>
           <w:p>
             <w:pPr>
-              <w:pStyle w:val="25"/>
+              <w:pStyle w:val="TableText"/>
               <w:keepNext w:val="0"/>
               <w:keepLines w:val="0"/>
               <w:pageBreakBefore w:val="0"/>
@@ -1055,14 +1020,9 @@
       </w:tr>
       <w:tr>
         <w:tblPrEx>
-          <w:tblBorders>
-            <w:top w:val="single" w:color="000000" w:sz="4" w:space="0"/>
-            <w:left w:val="single" w:color="000000" w:sz="4" w:space="0"/>
-            <w:bottom w:val="single" w:color="000000" w:sz="4" w:space="0"/>
-            <w:right w:val="single" w:color="000000" w:sz="4" w:space="0"/>
-            <w:insideH w:val="single" w:color="000000" w:sz="4" w:space="0"/>
-            <w:insideV w:val="single" w:color="000000" w:sz="4" w:space="0"/>
-          </w:tblBorders>
+          <w:tblW w:w="9072" w:type="dxa"/>
+          <w:tblInd w:w="5" w:type="dxa"/>
+          <w:tblLayout w:type="fixed"/>
           <w:tblCellMar>
             <w:top w:w="0" w:type="dxa"/>
             <w:left w:w="0" w:type="dxa"/>
@@ -1071,16 +1031,15 @@
           </w:tblCellMar>
         </w:tblPrEx>
         <w:trPr>
-          <w:trHeight w:val="528" w:hRule="atLeast"/>
+          <w:trHeight w:val="528"/>
         </w:trPr>
         <w:tc>
           <w:tcPr>
             <w:tcW w:w="1846" w:type="dxa"/>
-            <w:vAlign w:val="top"/>
           </w:tcPr>
           <w:p>
             <w:pPr>
-              <w:pStyle w:val="25"/>
+              <w:pStyle w:val="TableText"/>
               <w:keepNext w:val="0"/>
               <w:keepLines w:val="0"/>
               <w:pageBreakBefore w:val="0"/>
@@ -1101,11 +1060,10 @@
         <w:tc>
           <w:tcPr>
             <w:tcW w:w="1416" w:type="dxa"/>
-            <w:vAlign w:val="top"/>
           </w:tcPr>
           <w:p>
             <w:pPr>
-              <w:pStyle w:val="25"/>
+              <w:pStyle w:val="TableText"/>
               <w:keepNext w:val="0"/>
               <w:keepLines w:val="0"/>
               <w:pageBreakBefore w:val="0"/>
@@ -1126,11 +1084,10 @@
         <w:tc>
           <w:tcPr>
             <w:tcW w:w="2300" w:type="dxa"/>
-            <w:vAlign w:val="top"/>
           </w:tcPr>
           <w:p>
             <w:pPr>
-              <w:pStyle w:val="25"/>
+              <w:pStyle w:val="TableText"/>
               <w:keepNext w:val="0"/>
               <w:keepLines w:val="0"/>
               <w:pageBreakBefore w:val="0"/>
@@ -1151,11 +1108,10 @@
         <w:tc>
           <w:tcPr>
             <w:tcW w:w="1557" w:type="dxa"/>
-            <w:vAlign w:val="top"/>
           </w:tcPr>
           <w:p>
             <w:pPr>
-              <w:pStyle w:val="25"/>
+              <w:pStyle w:val="TableText"/>
               <w:keepNext w:val="0"/>
               <w:keepLines w:val="0"/>
               <w:pageBreakBefore w:val="0"/>
@@ -1176,11 +1132,10 @@
         <w:tc>
           <w:tcPr>
             <w:tcW w:w="1953" w:type="dxa"/>
-            <w:vAlign w:val="top"/>
           </w:tcPr>
           <w:p>
             <w:pPr>
-              <w:pStyle w:val="25"/>
+              <w:pStyle w:val="TableText"/>
               <w:keepNext w:val="0"/>
               <w:keepLines w:val="0"/>
               <w:pageBreakBefore w:val="0"/>
@@ -1201,14 +1156,9 @@
       </w:tr>
       <w:tr>
         <w:tblPrEx>
-          <w:tblBorders>
-            <w:top w:val="single" w:color="000000" w:sz="4" w:space="0"/>
-            <w:left w:val="single" w:color="000000" w:sz="4" w:space="0"/>
-            <w:bottom w:val="single" w:color="000000" w:sz="4" w:space="0"/>
-            <w:right w:val="single" w:color="000000" w:sz="4" w:space="0"/>
-            <w:insideH w:val="single" w:color="000000" w:sz="4" w:space="0"/>
-            <w:insideV w:val="single" w:color="000000" w:sz="4" w:space="0"/>
-          </w:tblBorders>
+          <w:tblW w:w="9072" w:type="dxa"/>
+          <w:tblInd w:w="5" w:type="dxa"/>
+          <w:tblLayout w:type="fixed"/>
           <w:tblCellMar>
             <w:top w:w="0" w:type="dxa"/>
             <w:left w:w="0" w:type="dxa"/>
@@ -1217,16 +1167,15 @@
           </w:tblCellMar>
         </w:tblPrEx>
         <w:trPr>
-          <w:trHeight w:val="528" w:hRule="atLeast"/>
+          <w:trHeight w:val="528"/>
         </w:trPr>
         <w:tc>
           <w:tcPr>
             <w:tcW w:w="1846" w:type="dxa"/>
-            <w:vAlign w:val="top"/>
           </w:tcPr>
           <w:p>
             <w:pPr>
-              <w:pStyle w:val="25"/>
+              <w:pStyle w:val="TableText"/>
               <w:keepNext w:val="0"/>
               <w:keepLines w:val="0"/>
               <w:pageBreakBefore w:val="0"/>
@@ -1247,11 +1196,10 @@
         <w:tc>
           <w:tcPr>
             <w:tcW w:w="1416" w:type="dxa"/>
-            <w:vAlign w:val="top"/>
           </w:tcPr>
           <w:p>
             <w:pPr>
-              <w:pStyle w:val="25"/>
+              <w:pStyle w:val="TableText"/>
               <w:keepNext w:val="0"/>
               <w:keepLines w:val="0"/>
               <w:pageBreakBefore w:val="0"/>
@@ -1272,11 +1220,10 @@
         <w:tc>
           <w:tcPr>
             <w:tcW w:w="2300" w:type="dxa"/>
-            <w:vAlign w:val="top"/>
           </w:tcPr>
           <w:p>
             <w:pPr>
-              <w:pStyle w:val="25"/>
+              <w:pStyle w:val="TableText"/>
               <w:keepNext w:val="0"/>
               <w:keepLines w:val="0"/>
               <w:pageBreakBefore w:val="0"/>
@@ -1297,11 +1244,10 @@
         <w:tc>
           <w:tcPr>
             <w:tcW w:w="1557" w:type="dxa"/>
-            <w:vAlign w:val="top"/>
           </w:tcPr>
           <w:p>
             <w:pPr>
-              <w:pStyle w:val="25"/>
+              <w:pStyle w:val="TableText"/>
               <w:keepNext w:val="0"/>
               <w:keepLines w:val="0"/>
               <w:pageBreakBefore w:val="0"/>
@@ -1322,11 +1268,10 @@
         <w:tc>
           <w:tcPr>
             <w:tcW w:w="1953" w:type="dxa"/>
-            <w:vAlign w:val="top"/>
           </w:tcPr>
           <w:p>
             <w:pPr>
-              <w:pStyle w:val="25"/>
+              <w:pStyle w:val="TableText"/>
               <w:keepNext w:val="0"/>
               <w:keepLines w:val="0"/>
               <w:pageBreakBefore w:val="0"/>
@@ -1347,14 +1292,9 @@
       </w:tr>
       <w:tr>
         <w:tblPrEx>
-          <w:tblBorders>
-            <w:top w:val="single" w:color="000000" w:sz="4" w:space="0"/>
-            <w:left w:val="single" w:color="000000" w:sz="4" w:space="0"/>
-            <w:bottom w:val="single" w:color="000000" w:sz="4" w:space="0"/>
-            <w:right w:val="single" w:color="000000" w:sz="4" w:space="0"/>
-            <w:insideH w:val="single" w:color="000000" w:sz="4" w:space="0"/>
-            <w:insideV w:val="single" w:color="000000" w:sz="4" w:space="0"/>
-          </w:tblBorders>
+          <w:tblW w:w="9072" w:type="dxa"/>
+          <w:tblInd w:w="5" w:type="dxa"/>
+          <w:tblLayout w:type="fixed"/>
           <w:tblCellMar>
             <w:top w:w="0" w:type="dxa"/>
             <w:left w:w="0" w:type="dxa"/>
@@ -1363,16 +1303,15 @@
           </w:tblCellMar>
         </w:tblPrEx>
         <w:trPr>
-          <w:trHeight w:val="528" w:hRule="atLeast"/>
+          <w:trHeight w:val="528"/>
         </w:trPr>
         <w:tc>
           <w:tcPr>
             <w:tcW w:w="1846" w:type="dxa"/>
-            <w:vAlign w:val="top"/>
           </w:tcPr>
           <w:p>
             <w:pPr>
-              <w:pStyle w:val="25"/>
+              <w:pStyle w:val="TableText"/>
               <w:keepNext w:val="0"/>
               <w:keepLines w:val="0"/>
               <w:pageBreakBefore w:val="0"/>
@@ -1393,11 +1332,10 @@
         <w:tc>
           <w:tcPr>
             <w:tcW w:w="1416" w:type="dxa"/>
-            <w:vAlign w:val="top"/>
           </w:tcPr>
           <w:p>
             <w:pPr>
-              <w:pStyle w:val="25"/>
+              <w:pStyle w:val="TableText"/>
               <w:keepNext w:val="0"/>
               <w:keepLines w:val="0"/>
               <w:pageBreakBefore w:val="0"/>
@@ -1418,11 +1356,10 @@
         <w:tc>
           <w:tcPr>
             <w:tcW w:w="2300" w:type="dxa"/>
-            <w:vAlign w:val="top"/>
           </w:tcPr>
           <w:p>
             <w:pPr>
-              <w:pStyle w:val="25"/>
+              <w:pStyle w:val="TableText"/>
               <w:keepNext w:val="0"/>
               <w:keepLines w:val="0"/>
               <w:pageBreakBefore w:val="0"/>
@@ -1443,11 +1380,10 @@
         <w:tc>
           <w:tcPr>
             <w:tcW w:w="1557" w:type="dxa"/>
-            <w:vAlign w:val="top"/>
           </w:tcPr>
           <w:p>
             <w:pPr>
-              <w:pStyle w:val="25"/>
+              <w:pStyle w:val="TableText"/>
               <w:keepNext w:val="0"/>
               <w:keepLines w:val="0"/>
               <w:pageBreakBefore w:val="0"/>
@@ -1468,11 +1404,10 @@
         <w:tc>
           <w:tcPr>
             <w:tcW w:w="1953" w:type="dxa"/>
-            <w:vAlign w:val="top"/>
           </w:tcPr>
           <w:p>
             <w:pPr>
-              <w:pStyle w:val="25"/>
+              <w:pStyle w:val="TableText"/>
               <w:keepNext w:val="0"/>
               <w:keepLines w:val="0"/>
               <w:pageBreakBefore w:val="0"/>
@@ -1493,14 +1428,9 @@
       </w:tr>
       <w:tr>
         <w:tblPrEx>
-          <w:tblBorders>
-            <w:top w:val="single" w:color="000000" w:sz="4" w:space="0"/>
-            <w:left w:val="single" w:color="000000" w:sz="4" w:space="0"/>
-            <w:bottom w:val="single" w:color="000000" w:sz="4" w:space="0"/>
-            <w:right w:val="single" w:color="000000" w:sz="4" w:space="0"/>
-            <w:insideH w:val="single" w:color="000000" w:sz="4" w:space="0"/>
-            <w:insideV w:val="single" w:color="000000" w:sz="4" w:space="0"/>
-          </w:tblBorders>
+          <w:tblW w:w="9072" w:type="dxa"/>
+          <w:tblInd w:w="5" w:type="dxa"/>
+          <w:tblLayout w:type="fixed"/>
           <w:tblCellMar>
             <w:top w:w="0" w:type="dxa"/>
             <w:left w:w="0" w:type="dxa"/>
@@ -1509,16 +1439,15 @@
           </w:tblCellMar>
         </w:tblPrEx>
         <w:trPr>
-          <w:trHeight w:val="589" w:hRule="atLeast"/>
+          <w:trHeight w:val="589"/>
         </w:trPr>
         <w:tc>
           <w:tcPr>
             <w:tcW w:w="1846" w:type="dxa"/>
-            <w:vAlign w:val="top"/>
           </w:tcPr>
           <w:p>
             <w:pPr>
-              <w:pStyle w:val="25"/>
+              <w:pStyle w:val="TableText"/>
               <w:keepNext w:val="0"/>
               <w:keepLines w:val="0"/>
               <w:pageBreakBefore w:val="0"/>
@@ -1539,11 +1468,10 @@
         <w:tc>
           <w:tcPr>
             <w:tcW w:w="1416" w:type="dxa"/>
-            <w:vAlign w:val="top"/>
           </w:tcPr>
           <w:p>
             <w:pPr>
-              <w:pStyle w:val="25"/>
+              <w:pStyle w:val="TableText"/>
               <w:keepNext w:val="0"/>
               <w:keepLines w:val="0"/>
               <w:pageBreakBefore w:val="0"/>
@@ -1564,11 +1492,10 @@
         <w:tc>
           <w:tcPr>
             <w:tcW w:w="2300" w:type="dxa"/>
-            <w:vAlign w:val="top"/>
           </w:tcPr>
           <w:p>
             <w:pPr>
-              <w:pStyle w:val="25"/>
+              <w:pStyle w:val="TableText"/>
               <w:keepNext w:val="0"/>
               <w:keepLines w:val="0"/>
               <w:pageBreakBefore w:val="0"/>
@@ -1589,11 +1516,10 @@
         <w:tc>
           <w:tcPr>
             <w:tcW w:w="1557" w:type="dxa"/>
-            <w:vAlign w:val="top"/>
           </w:tcPr>
           <w:p>
             <w:pPr>
-              <w:pStyle w:val="25"/>
+              <w:pStyle w:val="TableText"/>
               <w:keepNext w:val="0"/>
               <w:keepLines w:val="0"/>
               <w:pageBreakBefore w:val="0"/>
@@ -1614,11 +1540,10 @@
         <w:tc>
           <w:tcPr>
             <w:tcW w:w="1953" w:type="dxa"/>
-            <w:vAlign w:val="top"/>
           </w:tcPr>
           <w:p>
             <w:pPr>
-              <w:pStyle w:val="25"/>
+              <w:pStyle w:val="TableText"/>
               <w:keepNext w:val="0"/>
               <w:keepLines w:val="0"/>
               <w:pageBreakBefore w:val="0"/>
@@ -1640,7 +1565,7 @@
     </w:tbl>
     <w:p>
       <w:pPr>
-        <w:pStyle w:val="12"/>
+        <w:pStyle w:val="BodyText"/>
         <w:keepNext w:val="0"/>
         <w:keepLines w:val="0"/>
         <w:pageBreakBefore w:val="0"/>
@@ -1674,17 +1599,17 @@
         <w:snapToGrid w:val="0"/>
         <w:textAlignment w:val="baseline"/>
         <w:sectPr>
-          <w:footerReference r:id="rId6" w:type="default"/>
+          <w:footerReference w:type="default" r:id="rId5"/>
           <w:pgSz w:w="11906" w:h="16839"/>
           <w:pgMar w:top="1431" w:right="1127" w:bottom="1233" w:left="1696" w:header="0" w:footer="1070" w:gutter="0"/>
-          <w:cols w:space="720" w:num="1"/>
+          <w:cols w:num="1" w:space="720"/>
         </w:sectPr>
       </w:pPr>
     </w:p>
     <w:sdt>
       <w:sdtPr>
         <w:rPr>
-          <w:rFonts w:ascii="宋体" w:hAnsi="宋体" w:eastAsia="宋体" w:cs="Arial"/>
+          <w:rFonts w:ascii="宋体" w:eastAsia="宋体" w:hAnsi="宋体" w:cs="Arial"/>
           <w:snapToGrid w:val="0"/>
           <w:color w:val="000000"/>
           <w:kern w:val="0"/>
@@ -1693,7 +1618,6 @@
           <w:lang w:val="en-US" w:eastAsia="en-US" w:bidi="ar-SA"/>
         </w:rPr>
         <w:id w:val="147456965"/>
-        <w15:color w:val="DBDBDB"/>
         <w:docPartObj>
           <w:docPartGallery w:val="Table of Contents"/>
           <w:docPartUnique/>
@@ -1701,7 +1625,7 @@
       </w:sdtPr>
       <w:sdtEndPr>
         <w:rPr>
-          <w:rFonts w:ascii="Calibri" w:hAnsi="Calibri" w:eastAsia="Calibri" w:cs="Calibri"/>
+          <w:rFonts w:ascii="Calibri" w:eastAsia="Calibri" w:hAnsi="Calibri" w:cs="Calibri"/>
           <w:snapToGrid w:val="0"/>
           <w:color w:val="000000"/>
           <w:kern w:val="0"/>
@@ -1727,13 +1651,13 @@
             <w:adjustRightInd w:val="0"/>
             <w:snapToGrid w:val="0"/>
             <w:spacing w:before="0" w:beforeLines="0" w:after="0" w:afterLines="0" w:line="240" w:lineRule="auto"/>
-            <w:ind w:left="0" w:leftChars="0" w:right="0" w:rightChars="0" w:firstLine="0" w:firstLineChars="0"/>
+            <w:ind w:left="0" w:right="0" w:firstLine="0" w:leftChars="0" w:rightChars="0" w:firstLineChars="0"/>
             <w:jc w:val="center"/>
             <w:textAlignment w:val="baseline"/>
           </w:pPr>
           <w:r>
             <w:rPr>
-              <w:rFonts w:ascii="宋体" w:hAnsi="宋体" w:eastAsia="宋体"/>
+              <w:rFonts w:ascii="宋体" w:eastAsia="宋体" w:hAnsi="宋体"/>
               <w:sz w:val="21"/>
             </w:rPr>
             <w:t>目录</w:t>
@@ -1741,7 +1665,7 @@
         </w:p>
         <w:p>
           <w:pPr>
-            <w:pStyle w:val="16"/>
+            <w:pStyle w:val="TOC1"/>
             <w:keepNext w:val="0"/>
             <w:keepLines w:val="0"/>
             <w:pageBreakBefore w:val="0"/>
@@ -1762,7 +1686,7 @@
           </w:pPr>
           <w:r>
             <w:rPr>
-              <w:rFonts w:ascii="Calibri" w:hAnsi="Calibri" w:eastAsia="Calibri" w:cs="Calibri"/>
+              <w:rFonts w:ascii="Calibri" w:eastAsia="Calibri" w:hAnsi="Calibri" w:cs="Calibri"/>
               <w:sz w:val="21"/>
               <w:szCs w:val="21"/>
             </w:rPr>
@@ -1770,7 +1694,7 @@
           </w:r>
           <w:r>
             <w:rPr>
-              <w:rFonts w:ascii="Calibri" w:hAnsi="Calibri" w:eastAsia="Calibri" w:cs="Calibri"/>
+              <w:rFonts w:ascii="Calibri" w:eastAsia="Calibri" w:hAnsi="Calibri" w:cs="Calibri"/>
               <w:sz w:val="21"/>
               <w:szCs w:val="21"/>
             </w:rPr>
@@ -1778,7 +1702,7 @@
           </w:r>
           <w:r>
             <w:rPr>
-              <w:rFonts w:ascii="Calibri" w:hAnsi="Calibri" w:eastAsia="Calibri" w:cs="Calibri"/>
+              <w:rFonts w:ascii="Calibri" w:eastAsia="Calibri" w:hAnsi="Calibri" w:cs="Calibri"/>
               <w:sz w:val="21"/>
               <w:szCs w:val="21"/>
             </w:rPr>
@@ -1786,21 +1710,21 @@
           </w:r>
           <w:r>
             <w:rPr>
-              <w:rFonts w:ascii="Calibri" w:hAnsi="Calibri" w:eastAsia="Calibri" w:cs="Calibri"/>
+              <w:rFonts w:ascii="Calibri" w:eastAsia="Calibri" w:hAnsi="Calibri" w:cs="Calibri"/>
               <w:szCs w:val="21"/>
             </w:rPr>
             <w:fldChar w:fldCharType="begin"/>
           </w:r>
           <w:r>
             <w:rPr>
-              <w:rFonts w:ascii="Calibri" w:hAnsi="Calibri" w:eastAsia="Calibri" w:cs="Calibri"/>
+              <w:rFonts w:ascii="Calibri" w:eastAsia="Calibri" w:hAnsi="Calibri" w:cs="Calibri"/>
               <w:szCs w:val="21"/>
             </w:rPr>
             <w:instrText xml:space="preserve"> HYPERLINK \l _Toc23726 </w:instrText>
           </w:r>
           <w:r>
             <w:rPr>
-              <w:rFonts w:ascii="Calibri" w:hAnsi="Calibri" w:eastAsia="Calibri" w:cs="Calibri"/>
+              <w:rFonts w:ascii="Calibri" w:eastAsia="Calibri" w:hAnsi="Calibri" w:cs="Calibri"/>
               <w:szCs w:val="21"/>
             </w:rPr>
             <w:fldChar w:fldCharType="separate"/>
@@ -1828,7 +1752,7 @@
           </w:r>
           <w:r>
             <w:rPr>
-              <w:rFonts w:ascii="Calibri" w:hAnsi="Calibri" w:eastAsia="Calibri" w:cs="Calibri"/>
+              <w:rFonts w:ascii="Calibri" w:eastAsia="Calibri" w:hAnsi="Calibri" w:cs="Calibri"/>
               <w:szCs w:val="21"/>
             </w:rPr>
             <w:fldChar w:fldCharType="end"/>
@@ -1836,7 +1760,7 @@
         </w:p>
         <w:p>
           <w:pPr>
-            <w:pStyle w:val="16"/>
+            <w:pStyle w:val="TOC1"/>
             <w:keepNext w:val="0"/>
             <w:keepLines w:val="0"/>
             <w:pageBreakBefore w:val="0"/>
@@ -1857,27 +1781,27 @@
           </w:pPr>
           <w:r>
             <w:rPr>
-              <w:rFonts w:ascii="Calibri" w:hAnsi="Calibri" w:eastAsia="Calibri" w:cs="Calibri"/>
+              <w:rFonts w:ascii="Calibri" w:eastAsia="Calibri" w:hAnsi="Calibri" w:cs="Calibri"/>
               <w:szCs w:val="21"/>
             </w:rPr>
             <w:fldChar w:fldCharType="begin"/>
           </w:r>
           <w:r>
             <w:rPr>
-              <w:rFonts w:ascii="Calibri" w:hAnsi="Calibri" w:eastAsia="Calibri" w:cs="Calibri"/>
+              <w:rFonts w:ascii="Calibri" w:eastAsia="Calibri" w:hAnsi="Calibri" w:cs="Calibri"/>
               <w:szCs w:val="21"/>
             </w:rPr>
             <w:instrText xml:space="preserve"> HYPERLINK \l _Toc24584 </w:instrText>
           </w:r>
           <w:r>
             <w:rPr>
-              <w:rFonts w:ascii="Calibri" w:hAnsi="Calibri" w:eastAsia="Calibri" w:cs="Calibri"/>
+              <w:rFonts w:ascii="Calibri" w:eastAsia="Calibri" w:hAnsi="Calibri" w:cs="Calibri"/>
               <w:szCs w:val="21"/>
             </w:rPr>
             <w:fldChar w:fldCharType="separate"/>
           </w:r>
           <w:r>
-            <w:t>甘肃国邦信息科技有限公司</w:t>
+            <w:t>中达丰集团有限公司</w:t>
           </w:r>
           <w:r>
             <w:tab/>
@@ -1899,7 +1823,7 @@
           </w:r>
           <w:r>
             <w:rPr>
-              <w:rFonts w:ascii="Calibri" w:hAnsi="Calibri" w:eastAsia="Calibri" w:cs="Calibri"/>
+              <w:rFonts w:ascii="Calibri" w:eastAsia="Calibri" w:hAnsi="Calibri" w:cs="Calibri"/>
               <w:szCs w:val="21"/>
             </w:rPr>
             <w:fldChar w:fldCharType="end"/>
@@ -1907,7 +1831,7 @@
         </w:p>
         <w:p>
           <w:pPr>
-            <w:pStyle w:val="17"/>
+            <w:pStyle w:val="TOC2"/>
             <w:keepNext w:val="0"/>
             <w:keepLines w:val="0"/>
             <w:pageBreakBefore w:val="0"/>
@@ -1928,28 +1852,28 @@
           </w:pPr>
           <w:r>
             <w:rPr>
-              <w:rFonts w:ascii="Calibri" w:hAnsi="Calibri" w:eastAsia="Calibri" w:cs="Calibri"/>
+              <w:rFonts w:ascii="Calibri" w:eastAsia="Calibri" w:hAnsi="Calibri" w:cs="Calibri"/>
               <w:szCs w:val="21"/>
             </w:rPr>
             <w:fldChar w:fldCharType="begin"/>
           </w:r>
           <w:r>
             <w:rPr>
-              <w:rFonts w:ascii="Calibri" w:hAnsi="Calibri" w:eastAsia="Calibri" w:cs="Calibri"/>
+              <w:rFonts w:ascii="Calibri" w:eastAsia="Calibri" w:hAnsi="Calibri" w:cs="Calibri"/>
               <w:szCs w:val="21"/>
             </w:rPr>
             <w:instrText xml:space="preserve"> HYPERLINK \l _Toc8297 </w:instrText>
           </w:r>
           <w:r>
             <w:rPr>
-              <w:rFonts w:ascii="Calibri" w:hAnsi="Calibri" w:eastAsia="Calibri" w:cs="Calibri"/>
+              <w:rFonts w:ascii="Calibri" w:eastAsia="Calibri" w:hAnsi="Calibri" w:cs="Calibri"/>
               <w:szCs w:val="21"/>
             </w:rPr>
             <w:fldChar w:fldCharType="separate"/>
           </w:r>
           <w:r>
             <w:rPr>
-              <w:rFonts w:ascii="宋体" w:hAnsi="宋体" w:eastAsia="宋体" w:cs="宋体"/>
+              <w:rFonts w:ascii="宋体" w:eastAsia="宋体" w:hAnsi="宋体" w:cs="宋体"/>
               <w:spacing w:val="-3"/>
               <w:szCs w:val="28"/>
             </w:rPr>
@@ -1975,7 +1899,7 @@
           </w:r>
           <w:r>
             <w:rPr>
-              <w:rFonts w:ascii="Calibri" w:hAnsi="Calibri" w:eastAsia="Calibri" w:cs="Calibri"/>
+              <w:rFonts w:ascii="Calibri" w:eastAsia="Calibri" w:hAnsi="Calibri" w:cs="Calibri"/>
               <w:szCs w:val="21"/>
             </w:rPr>
             <w:fldChar w:fldCharType="end"/>
@@ -1983,7 +1907,7 @@
         </w:p>
         <w:p>
           <w:pPr>
-            <w:pStyle w:val="16"/>
+            <w:pStyle w:val="TOC1"/>
             <w:keepNext w:val="0"/>
             <w:keepLines w:val="0"/>
             <w:pageBreakBefore w:val="0"/>
@@ -2004,21 +1928,21 @@
           </w:pPr>
           <w:r>
             <w:rPr>
-              <w:rFonts w:ascii="Calibri" w:hAnsi="Calibri" w:eastAsia="Calibri" w:cs="Calibri"/>
+              <w:rFonts w:ascii="Calibri" w:eastAsia="Calibri" w:hAnsi="Calibri" w:cs="Calibri"/>
               <w:szCs w:val="21"/>
             </w:rPr>
             <w:fldChar w:fldCharType="begin"/>
           </w:r>
           <w:r>
             <w:rPr>
-              <w:rFonts w:ascii="Calibri" w:hAnsi="Calibri" w:eastAsia="Calibri" w:cs="Calibri"/>
+              <w:rFonts w:ascii="Calibri" w:eastAsia="Calibri" w:hAnsi="Calibri" w:cs="Calibri"/>
               <w:szCs w:val="21"/>
             </w:rPr>
             <w:instrText xml:space="preserve"> HYPERLINK \l _Toc7013 </w:instrText>
           </w:r>
           <w:r>
             <w:rPr>
-              <w:rFonts w:ascii="Calibri" w:hAnsi="Calibri" w:eastAsia="Calibri" w:cs="Calibri"/>
+              <w:rFonts w:ascii="Calibri" w:eastAsia="Calibri" w:hAnsi="Calibri" w:cs="Calibri"/>
               <w:szCs w:val="21"/>
             </w:rPr>
             <w:fldChar w:fldCharType="separate"/>
@@ -2052,7 +1976,7 @@
           </w:r>
           <w:r>
             <w:rPr>
-              <w:rFonts w:ascii="Calibri" w:hAnsi="Calibri" w:eastAsia="Calibri" w:cs="Calibri"/>
+              <w:rFonts w:ascii="Calibri" w:eastAsia="Calibri" w:hAnsi="Calibri" w:cs="Calibri"/>
               <w:szCs w:val="21"/>
             </w:rPr>
             <w:fldChar w:fldCharType="end"/>
@@ -2060,7 +1984,7 @@
         </w:p>
         <w:p>
           <w:pPr>
-            <w:pStyle w:val="16"/>
+            <w:pStyle w:val="TOC1"/>
             <w:keepNext w:val="0"/>
             <w:keepLines w:val="0"/>
             <w:pageBreakBefore w:val="0"/>
@@ -2081,21 +2005,21 @@
           </w:pPr>
           <w:r>
             <w:rPr>
-              <w:rFonts w:ascii="Calibri" w:hAnsi="Calibri" w:eastAsia="Calibri" w:cs="Calibri"/>
+              <w:rFonts w:ascii="Calibri" w:eastAsia="Calibri" w:hAnsi="Calibri" w:cs="Calibri"/>
               <w:szCs w:val="21"/>
             </w:rPr>
             <w:fldChar w:fldCharType="begin"/>
           </w:r>
           <w:r>
             <w:rPr>
-              <w:rFonts w:ascii="Calibri" w:hAnsi="Calibri" w:eastAsia="Calibri" w:cs="Calibri"/>
+              <w:rFonts w:ascii="Calibri" w:eastAsia="Calibri" w:hAnsi="Calibri" w:cs="Calibri"/>
               <w:szCs w:val="21"/>
             </w:rPr>
             <w:instrText xml:space="preserve"> HYPERLINK \l _Toc25539 </w:instrText>
           </w:r>
           <w:r>
             <w:rPr>
-              <w:rFonts w:ascii="Calibri" w:hAnsi="Calibri" w:eastAsia="Calibri" w:cs="Calibri"/>
+              <w:rFonts w:ascii="Calibri" w:eastAsia="Calibri" w:hAnsi="Calibri" w:cs="Calibri"/>
               <w:szCs w:val="21"/>
             </w:rPr>
             <w:fldChar w:fldCharType="separate"/>
@@ -2129,7 +2053,7 @@
           </w:r>
           <w:r>
             <w:rPr>
-              <w:rFonts w:ascii="Calibri" w:hAnsi="Calibri" w:eastAsia="Calibri" w:cs="Calibri"/>
+              <w:rFonts w:ascii="Calibri" w:eastAsia="Calibri" w:hAnsi="Calibri" w:cs="Calibri"/>
               <w:szCs w:val="21"/>
             </w:rPr>
             <w:fldChar w:fldCharType="end"/>
@@ -2137,7 +2061,7 @@
         </w:p>
         <w:p>
           <w:pPr>
-            <w:pStyle w:val="16"/>
+            <w:pStyle w:val="TOC1"/>
             <w:keepNext w:val="0"/>
             <w:keepLines w:val="0"/>
             <w:pageBreakBefore w:val="0"/>
@@ -2158,21 +2082,21 @@
           </w:pPr>
           <w:r>
             <w:rPr>
-              <w:rFonts w:ascii="Calibri" w:hAnsi="Calibri" w:eastAsia="Calibri" w:cs="Calibri"/>
+              <w:rFonts w:ascii="Calibri" w:eastAsia="Calibri" w:hAnsi="Calibri" w:cs="Calibri"/>
               <w:szCs w:val="21"/>
             </w:rPr>
             <w:fldChar w:fldCharType="begin"/>
           </w:r>
           <w:r>
             <w:rPr>
-              <w:rFonts w:ascii="Calibri" w:hAnsi="Calibri" w:eastAsia="Calibri" w:cs="Calibri"/>
+              <w:rFonts w:ascii="Calibri" w:eastAsia="Calibri" w:hAnsi="Calibri" w:cs="Calibri"/>
               <w:szCs w:val="21"/>
             </w:rPr>
             <w:instrText xml:space="preserve"> HYPERLINK \l _Toc21927 </w:instrText>
           </w:r>
           <w:r>
             <w:rPr>
-              <w:rFonts w:ascii="Calibri" w:hAnsi="Calibri" w:eastAsia="Calibri" w:cs="Calibri"/>
+              <w:rFonts w:ascii="Calibri" w:eastAsia="Calibri" w:hAnsi="Calibri" w:cs="Calibri"/>
               <w:szCs w:val="21"/>
             </w:rPr>
             <w:fldChar w:fldCharType="separate"/>
@@ -2206,7 +2130,7 @@
           </w:r>
           <w:r>
             <w:rPr>
-              <w:rFonts w:ascii="Calibri" w:hAnsi="Calibri" w:eastAsia="Calibri" w:cs="Calibri"/>
+              <w:rFonts w:ascii="Calibri" w:eastAsia="Calibri" w:hAnsi="Calibri" w:cs="Calibri"/>
               <w:szCs w:val="21"/>
             </w:rPr>
             <w:fldChar w:fldCharType="end"/>
@@ -2214,7 +2138,7 @@
         </w:p>
         <w:p>
           <w:pPr>
-            <w:pStyle w:val="16"/>
+            <w:pStyle w:val="TOC1"/>
             <w:keepNext w:val="0"/>
             <w:keepLines w:val="0"/>
             <w:pageBreakBefore w:val="0"/>
@@ -2235,21 +2159,21 @@
           </w:pPr>
           <w:r>
             <w:rPr>
-              <w:rFonts w:ascii="Calibri" w:hAnsi="Calibri" w:eastAsia="Calibri" w:cs="Calibri"/>
+              <w:rFonts w:ascii="Calibri" w:eastAsia="Calibri" w:hAnsi="Calibri" w:cs="Calibri"/>
               <w:szCs w:val="21"/>
             </w:rPr>
             <w:fldChar w:fldCharType="begin"/>
           </w:r>
           <w:r>
             <w:rPr>
-              <w:rFonts w:ascii="Calibri" w:hAnsi="Calibri" w:eastAsia="Calibri" w:cs="Calibri"/>
+              <w:rFonts w:ascii="Calibri" w:eastAsia="Calibri" w:hAnsi="Calibri" w:cs="Calibri"/>
               <w:szCs w:val="21"/>
             </w:rPr>
             <w:instrText xml:space="preserve"> HYPERLINK \l _Toc31283 </w:instrText>
           </w:r>
           <w:r>
             <w:rPr>
-              <w:rFonts w:ascii="Calibri" w:hAnsi="Calibri" w:eastAsia="Calibri" w:cs="Calibri"/>
+              <w:rFonts w:ascii="Calibri" w:eastAsia="Calibri" w:hAnsi="Calibri" w:cs="Calibri"/>
               <w:szCs w:val="21"/>
             </w:rPr>
             <w:fldChar w:fldCharType="separate"/>
@@ -2283,7 +2207,7 @@
           </w:r>
           <w:r>
             <w:rPr>
-              <w:rFonts w:ascii="Calibri" w:hAnsi="Calibri" w:eastAsia="Calibri" w:cs="Calibri"/>
+              <w:rFonts w:ascii="Calibri" w:eastAsia="Calibri" w:hAnsi="Calibri" w:cs="Calibri"/>
               <w:szCs w:val="21"/>
             </w:rPr>
             <w:fldChar w:fldCharType="end"/>
@@ -2291,7 +2215,7 @@
         </w:p>
         <w:p>
           <w:pPr>
-            <w:pStyle w:val="17"/>
+            <w:pStyle w:val="TOC2"/>
             <w:keepNext w:val="0"/>
             <w:keepLines w:val="0"/>
             <w:pageBreakBefore w:val="0"/>
@@ -2312,21 +2236,21 @@
           </w:pPr>
           <w:r>
             <w:rPr>
-              <w:rFonts w:ascii="Calibri" w:hAnsi="Calibri" w:eastAsia="Calibri" w:cs="Calibri"/>
+              <w:rFonts w:ascii="Calibri" w:eastAsia="Calibri" w:hAnsi="Calibri" w:cs="Calibri"/>
               <w:szCs w:val="21"/>
             </w:rPr>
             <w:fldChar w:fldCharType="begin"/>
           </w:r>
           <w:r>
             <w:rPr>
-              <w:rFonts w:ascii="Calibri" w:hAnsi="Calibri" w:eastAsia="Calibri" w:cs="Calibri"/>
+              <w:rFonts w:ascii="Calibri" w:eastAsia="Calibri" w:hAnsi="Calibri" w:cs="Calibri"/>
               <w:szCs w:val="21"/>
             </w:rPr>
             <w:instrText xml:space="preserve"> HYPERLINK \l _Toc19539 </w:instrText>
           </w:r>
           <w:r>
             <w:rPr>
-              <w:rFonts w:ascii="Calibri" w:hAnsi="Calibri" w:eastAsia="Calibri" w:cs="Calibri"/>
+              <w:rFonts w:ascii="Calibri" w:eastAsia="Calibri" w:hAnsi="Calibri" w:cs="Calibri"/>
               <w:szCs w:val="21"/>
             </w:rPr>
             <w:fldChar w:fldCharType="separate"/>
@@ -2360,7 +2284,7 @@
           </w:r>
           <w:r>
             <w:rPr>
-              <w:rFonts w:ascii="Calibri" w:hAnsi="Calibri" w:eastAsia="Calibri" w:cs="Calibri"/>
+              <w:rFonts w:ascii="Calibri" w:eastAsia="Calibri" w:hAnsi="Calibri" w:cs="Calibri"/>
               <w:szCs w:val="21"/>
             </w:rPr>
             <w:fldChar w:fldCharType="end"/>
@@ -2368,7 +2292,7 @@
         </w:p>
         <w:p>
           <w:pPr>
-            <w:pStyle w:val="17"/>
+            <w:pStyle w:val="TOC2"/>
             <w:keepNext w:val="0"/>
             <w:keepLines w:val="0"/>
             <w:pageBreakBefore w:val="0"/>
@@ -2389,21 +2313,21 @@
           </w:pPr>
           <w:r>
             <w:rPr>
-              <w:rFonts w:ascii="Calibri" w:hAnsi="Calibri" w:eastAsia="Calibri" w:cs="Calibri"/>
+              <w:rFonts w:ascii="Calibri" w:eastAsia="Calibri" w:hAnsi="Calibri" w:cs="Calibri"/>
               <w:szCs w:val="21"/>
             </w:rPr>
             <w:fldChar w:fldCharType="begin"/>
           </w:r>
           <w:r>
             <w:rPr>
-              <w:rFonts w:ascii="Calibri" w:hAnsi="Calibri" w:eastAsia="Calibri" w:cs="Calibri"/>
+              <w:rFonts w:ascii="Calibri" w:eastAsia="Calibri" w:hAnsi="Calibri" w:cs="Calibri"/>
               <w:szCs w:val="21"/>
             </w:rPr>
             <w:instrText xml:space="preserve"> HYPERLINK \l _Toc19283 </w:instrText>
           </w:r>
           <w:r>
             <w:rPr>
-              <w:rFonts w:ascii="Calibri" w:hAnsi="Calibri" w:eastAsia="Calibri" w:cs="Calibri"/>
+              <w:rFonts w:ascii="Calibri" w:eastAsia="Calibri" w:hAnsi="Calibri" w:cs="Calibri"/>
               <w:szCs w:val="21"/>
             </w:rPr>
             <w:fldChar w:fldCharType="separate"/>
@@ -2437,7 +2361,7 @@
           </w:r>
           <w:r>
             <w:rPr>
-              <w:rFonts w:ascii="Calibri" w:hAnsi="Calibri" w:eastAsia="Calibri" w:cs="Calibri"/>
+              <w:rFonts w:ascii="Calibri" w:eastAsia="Calibri" w:hAnsi="Calibri" w:cs="Calibri"/>
               <w:szCs w:val="21"/>
             </w:rPr>
             <w:fldChar w:fldCharType="end"/>
@@ -2445,7 +2369,7 @@
         </w:p>
         <w:p>
           <w:pPr>
-            <w:pStyle w:val="17"/>
+            <w:pStyle w:val="TOC2"/>
             <w:keepNext w:val="0"/>
             <w:keepLines w:val="0"/>
             <w:pageBreakBefore w:val="0"/>
@@ -2466,21 +2390,21 @@
           </w:pPr>
           <w:r>
             <w:rPr>
-              <w:rFonts w:ascii="Calibri" w:hAnsi="Calibri" w:eastAsia="Calibri" w:cs="Calibri"/>
+              <w:rFonts w:ascii="Calibri" w:eastAsia="Calibri" w:hAnsi="Calibri" w:cs="Calibri"/>
               <w:szCs w:val="21"/>
             </w:rPr>
             <w:fldChar w:fldCharType="begin"/>
           </w:r>
           <w:r>
             <w:rPr>
-              <w:rFonts w:ascii="Calibri" w:hAnsi="Calibri" w:eastAsia="Calibri" w:cs="Calibri"/>
+              <w:rFonts w:ascii="Calibri" w:eastAsia="Calibri" w:hAnsi="Calibri" w:cs="Calibri"/>
               <w:szCs w:val="21"/>
             </w:rPr>
             <w:instrText xml:space="preserve"> HYPERLINK \l _Toc4133 </w:instrText>
           </w:r>
           <w:r>
             <w:rPr>
-              <w:rFonts w:ascii="Calibri" w:hAnsi="Calibri" w:eastAsia="Calibri" w:cs="Calibri"/>
+              <w:rFonts w:ascii="Calibri" w:eastAsia="Calibri" w:hAnsi="Calibri" w:cs="Calibri"/>
               <w:szCs w:val="21"/>
             </w:rPr>
             <w:fldChar w:fldCharType="separate"/>
@@ -2514,7 +2438,7 @@
           </w:r>
           <w:r>
             <w:rPr>
-              <w:rFonts w:ascii="Calibri" w:hAnsi="Calibri" w:eastAsia="Calibri" w:cs="Calibri"/>
+              <w:rFonts w:ascii="Calibri" w:eastAsia="Calibri" w:hAnsi="Calibri" w:cs="Calibri"/>
               <w:szCs w:val="21"/>
             </w:rPr>
             <w:fldChar w:fldCharType="end"/>
@@ -2522,7 +2446,7 @@
         </w:p>
         <w:p>
           <w:pPr>
-            <w:pStyle w:val="17"/>
+            <w:pStyle w:val="TOC2"/>
             <w:keepNext w:val="0"/>
             <w:keepLines w:val="0"/>
             <w:pageBreakBefore w:val="0"/>
@@ -2543,21 +2467,21 @@
           </w:pPr>
           <w:r>
             <w:rPr>
-              <w:rFonts w:ascii="Calibri" w:hAnsi="Calibri" w:eastAsia="Calibri" w:cs="Calibri"/>
+              <w:rFonts w:ascii="Calibri" w:eastAsia="Calibri" w:hAnsi="Calibri" w:cs="Calibri"/>
               <w:szCs w:val="21"/>
             </w:rPr>
             <w:fldChar w:fldCharType="begin"/>
           </w:r>
           <w:r>
             <w:rPr>
-              <w:rFonts w:ascii="Calibri" w:hAnsi="Calibri" w:eastAsia="Calibri" w:cs="Calibri"/>
+              <w:rFonts w:ascii="Calibri" w:eastAsia="Calibri" w:hAnsi="Calibri" w:cs="Calibri"/>
               <w:szCs w:val="21"/>
             </w:rPr>
             <w:instrText xml:space="preserve"> HYPERLINK \l _Toc22126 </w:instrText>
           </w:r>
           <w:r>
             <w:rPr>
-              <w:rFonts w:ascii="Calibri" w:hAnsi="Calibri" w:eastAsia="Calibri" w:cs="Calibri"/>
+              <w:rFonts w:ascii="Calibri" w:eastAsia="Calibri" w:hAnsi="Calibri" w:cs="Calibri"/>
               <w:szCs w:val="21"/>
             </w:rPr>
             <w:fldChar w:fldCharType="separate"/>
@@ -2591,7 +2515,7 @@
           </w:r>
           <w:r>
             <w:rPr>
-              <w:rFonts w:ascii="Calibri" w:hAnsi="Calibri" w:eastAsia="Calibri" w:cs="Calibri"/>
+              <w:rFonts w:ascii="Calibri" w:eastAsia="Calibri" w:hAnsi="Calibri" w:cs="Calibri"/>
               <w:szCs w:val="21"/>
             </w:rPr>
             <w:fldChar w:fldCharType="end"/>
@@ -2599,7 +2523,7 @@
         </w:p>
         <w:p>
           <w:pPr>
-            <w:pStyle w:val="17"/>
+            <w:pStyle w:val="TOC2"/>
             <w:keepNext w:val="0"/>
             <w:keepLines w:val="0"/>
             <w:pageBreakBefore w:val="0"/>
@@ -2620,21 +2544,21 @@
           </w:pPr>
           <w:r>
             <w:rPr>
-              <w:rFonts w:ascii="Calibri" w:hAnsi="Calibri" w:eastAsia="Calibri" w:cs="Calibri"/>
+              <w:rFonts w:ascii="Calibri" w:eastAsia="Calibri" w:hAnsi="Calibri" w:cs="Calibri"/>
               <w:szCs w:val="21"/>
             </w:rPr>
             <w:fldChar w:fldCharType="begin"/>
           </w:r>
           <w:r>
             <w:rPr>
-              <w:rFonts w:ascii="Calibri" w:hAnsi="Calibri" w:eastAsia="Calibri" w:cs="Calibri"/>
+              <w:rFonts w:ascii="Calibri" w:eastAsia="Calibri" w:hAnsi="Calibri" w:cs="Calibri"/>
               <w:szCs w:val="21"/>
             </w:rPr>
             <w:instrText xml:space="preserve"> HYPERLINK \l _Toc30410 </w:instrText>
           </w:r>
           <w:r>
             <w:rPr>
-              <w:rFonts w:ascii="Calibri" w:hAnsi="Calibri" w:eastAsia="Calibri" w:cs="Calibri"/>
+              <w:rFonts w:ascii="Calibri" w:eastAsia="Calibri" w:hAnsi="Calibri" w:cs="Calibri"/>
               <w:szCs w:val="21"/>
             </w:rPr>
             <w:fldChar w:fldCharType="separate"/>
@@ -2668,7 +2592,7 @@
           </w:r>
           <w:r>
             <w:rPr>
-              <w:rFonts w:ascii="Calibri" w:hAnsi="Calibri" w:eastAsia="Calibri" w:cs="Calibri"/>
+              <w:rFonts w:ascii="Calibri" w:eastAsia="Calibri" w:hAnsi="Calibri" w:cs="Calibri"/>
               <w:szCs w:val="21"/>
             </w:rPr>
             <w:fldChar w:fldCharType="end"/>
@@ -2676,7 +2600,7 @@
         </w:p>
         <w:p>
           <w:pPr>
-            <w:pStyle w:val="17"/>
+            <w:pStyle w:val="TOC2"/>
             <w:keepNext w:val="0"/>
             <w:keepLines w:val="0"/>
             <w:pageBreakBefore w:val="0"/>
@@ -2697,21 +2621,21 @@
           </w:pPr>
           <w:r>
             <w:rPr>
-              <w:rFonts w:ascii="Calibri" w:hAnsi="Calibri" w:eastAsia="Calibri" w:cs="Calibri"/>
+              <w:rFonts w:ascii="Calibri" w:eastAsia="Calibri" w:hAnsi="Calibri" w:cs="Calibri"/>
               <w:szCs w:val="21"/>
             </w:rPr>
             <w:fldChar w:fldCharType="begin"/>
           </w:r>
           <w:r>
             <w:rPr>
-              <w:rFonts w:ascii="Calibri" w:hAnsi="Calibri" w:eastAsia="Calibri" w:cs="Calibri"/>
+              <w:rFonts w:ascii="Calibri" w:eastAsia="Calibri" w:hAnsi="Calibri" w:cs="Calibri"/>
               <w:szCs w:val="21"/>
             </w:rPr>
             <w:instrText xml:space="preserve"> HYPERLINK \l _Toc26561 </w:instrText>
           </w:r>
           <w:r>
             <w:rPr>
-              <w:rFonts w:ascii="Calibri" w:hAnsi="Calibri" w:eastAsia="Calibri" w:cs="Calibri"/>
+              <w:rFonts w:ascii="Calibri" w:eastAsia="Calibri" w:hAnsi="Calibri" w:cs="Calibri"/>
               <w:szCs w:val="21"/>
             </w:rPr>
             <w:fldChar w:fldCharType="separate"/>
@@ -2745,7 +2669,7 @@
           </w:r>
           <w:r>
             <w:rPr>
-              <w:rFonts w:ascii="Calibri" w:hAnsi="Calibri" w:eastAsia="Calibri" w:cs="Calibri"/>
+              <w:rFonts w:ascii="Calibri" w:eastAsia="Calibri" w:hAnsi="Calibri" w:cs="Calibri"/>
               <w:szCs w:val="21"/>
             </w:rPr>
             <w:fldChar w:fldCharType="end"/>
@@ -2769,7 +2693,7 @@
             <w:spacing w:line="220" w:lineRule="auto"/>
             <w:textAlignment w:val="baseline"/>
             <w:rPr>
-              <w:rFonts w:ascii="Calibri" w:hAnsi="Calibri" w:eastAsia="Calibri" w:cs="Calibri"/>
+              <w:rFonts w:ascii="Calibri" w:eastAsia="Calibri" w:hAnsi="Calibri" w:cs="Calibri"/>
               <w:snapToGrid w:val="0"/>
               <w:color w:val="000000"/>
               <w:kern w:val="0"/>
@@ -2780,7 +2704,7 @@
           </w:pPr>
           <w:r>
             <w:rPr>
-              <w:rFonts w:ascii="Calibri" w:hAnsi="Calibri" w:eastAsia="Calibri" w:cs="Calibri"/>
+              <w:rFonts w:ascii="Calibri" w:eastAsia="Calibri" w:hAnsi="Calibri" w:cs="Calibri"/>
               <w:szCs w:val="21"/>
             </w:rPr>
             <w:fldChar w:fldCharType="end"/>
@@ -2806,7 +2730,7 @@
         <w:spacing w:line="220" w:lineRule="auto"/>
         <w:textAlignment w:val="baseline"/>
         <w:rPr>
-          <w:rFonts w:ascii="Calibri" w:hAnsi="Calibri" w:eastAsia="Calibri" w:cs="Calibri"/>
+          <w:rFonts w:ascii="Calibri" w:eastAsia="Calibri" w:hAnsi="Calibri" w:cs="Calibri"/>
           <w:snapToGrid w:val="0"/>
           <w:color w:val="000000"/>
           <w:kern w:val="0"/>
@@ -2815,16 +2739,16 @@
           <w:lang w:val="en-US" w:eastAsia="en-US" w:bidi="ar-SA"/>
         </w:rPr>
         <w:sectPr>
-          <w:footerReference r:id="rId7" w:type="default"/>
+          <w:footerReference w:type="default" r:id="rId6"/>
           <w:pgSz w:w="11906" w:h="16839"/>
           <w:pgMar w:top="1431" w:right="1710" w:bottom="1234" w:left="1704" w:header="0" w:footer="1070" w:gutter="0"/>
-          <w:cols w:space="720" w:num="1"/>
+          <w:cols w:num="1" w:space="720"/>
         </w:sectPr>
       </w:pPr>
     </w:p>
     <w:p>
       <w:pPr>
-        <w:pStyle w:val="26"/>
+        <w:pStyle w:val="1"/>
         <w:keepNext w:val="0"/>
         <w:keepLines w:val="0"/>
         <w:pageBreakBefore w:val="0"/>
@@ -2848,7 +2772,7 @@
     </w:p>
     <w:p>
       <w:pPr>
-        <w:pStyle w:val="27"/>
+        <w:pStyle w:val="a"/>
         <w:keepNext w:val="0"/>
         <w:keepLines w:val="0"/>
         <w:pageBreakBefore w:val="0"/>
@@ -2870,7 +2794,7 @@
     </w:p>
     <w:p>
       <w:pPr>
-        <w:pStyle w:val="26"/>
+        <w:pStyle w:val="1"/>
         <w:keepNext w:val="0"/>
         <w:keepLines w:val="0"/>
         <w:pageBreakBefore w:val="0"/>
@@ -2894,7 +2818,7 @@
     </w:p>
     <w:p>
       <w:pPr>
-        <w:pStyle w:val="27"/>
+        <w:pStyle w:val="a"/>
         <w:keepNext w:val="0"/>
         <w:keepLines w:val="0"/>
         <w:pageBreakBefore w:val="0"/>
@@ -2916,7 +2840,7 @@
     </w:p>
     <w:p>
       <w:pPr>
-        <w:pStyle w:val="26"/>
+        <w:pStyle w:val="1"/>
         <w:keepNext w:val="0"/>
         <w:keepLines w:val="0"/>
         <w:pageBreakBefore w:val="0"/>
@@ -2958,17 +2882,17 @@
         <w:adjustRightInd w:val="0"/>
         <w:snapToGrid w:val="0"/>
         <w:spacing w:before="79" w:line="220" w:lineRule="auto"/>
-        <w:ind w:left="425" w:leftChars="0" w:hanging="425" w:firstLineChars="0"/>
+        <w:ind w:left="425" w:hanging="425" w:leftChars="0" w:firstLineChars="0"/>
         <w:textAlignment w:val="baseline"/>
         <w:rPr>
-          <w:rFonts w:ascii="宋体" w:hAnsi="宋体" w:eastAsia="宋体" w:cs="宋体"/>
+          <w:rFonts w:ascii="宋体" w:eastAsia="宋体" w:hAnsi="宋体" w:cs="宋体"/>
           <w:sz w:val="24"/>
           <w:szCs w:val="24"/>
         </w:rPr>
       </w:pPr>
       <w:r>
         <w:rPr>
-          <w:rFonts w:hint="eastAsia" w:ascii="宋体" w:hAnsi="宋体" w:eastAsia="宋体" w:cs="宋体"/>
+          <w:rFonts w:ascii="宋体" w:eastAsia="宋体" w:hAnsi="宋体" w:cs="宋体" w:hint="eastAsia"/>
           <w:spacing w:val="-2"/>
           <w:sz w:val="24"/>
           <w:szCs w:val="24"/>
@@ -2977,7 +2901,7 @@
       </w:r>
       <w:r>
         <w:rPr>
-          <w:rFonts w:ascii="宋体" w:hAnsi="宋体" w:eastAsia="宋体" w:cs="宋体"/>
+          <w:rFonts w:ascii="宋体" w:eastAsia="宋体" w:hAnsi="宋体" w:cs="宋体"/>
           <w:spacing w:val="-2"/>
           <w:sz w:val="24"/>
           <w:szCs w:val="24"/>
@@ -3005,17 +2929,17 @@
         <w:adjustRightInd w:val="0"/>
         <w:snapToGrid w:val="0"/>
         <w:spacing w:before="273" w:line="220" w:lineRule="auto"/>
-        <w:ind w:left="425" w:leftChars="0" w:hanging="425" w:firstLineChars="0"/>
+        <w:ind w:left="425" w:hanging="425" w:leftChars="0" w:firstLineChars="0"/>
         <w:textAlignment w:val="baseline"/>
         <w:rPr>
-          <w:rFonts w:ascii="宋体" w:hAnsi="宋体" w:eastAsia="宋体" w:cs="宋体"/>
+          <w:rFonts w:ascii="宋体" w:eastAsia="宋体" w:hAnsi="宋体" w:cs="宋体"/>
           <w:sz w:val="24"/>
           <w:szCs w:val="24"/>
         </w:rPr>
       </w:pPr>
       <w:r>
         <w:rPr>
-          <w:rFonts w:ascii="宋体" w:hAnsi="宋体" w:eastAsia="宋体" w:cs="宋体"/>
+          <w:rFonts w:ascii="宋体" w:eastAsia="宋体" w:hAnsi="宋体" w:cs="宋体"/>
           <w:spacing w:val="-1"/>
           <w:sz w:val="24"/>
           <w:szCs w:val="24"/>
@@ -3024,7 +2948,7 @@
       </w:r>
       <w:r>
         <w:rPr>
-          <w:rFonts w:ascii="宋体" w:hAnsi="宋体" w:eastAsia="宋体" w:cs="宋体"/>
+          <w:rFonts w:ascii="宋体" w:eastAsia="宋体" w:hAnsi="宋体" w:cs="宋体"/>
           <w:spacing w:val="-2"/>
           <w:sz w:val="24"/>
           <w:szCs w:val="24"/>
@@ -3033,7 +2957,7 @@
       </w:r>
       <w:r>
         <w:rPr>
-          <w:rFonts w:ascii="宋体" w:hAnsi="宋体" w:eastAsia="宋体" w:cs="宋体"/>
+          <w:rFonts w:ascii="宋体" w:eastAsia="宋体" w:hAnsi="宋体" w:cs="宋体"/>
           <w:spacing w:val="-33"/>
           <w:sz w:val="24"/>
           <w:szCs w:val="24"/>
@@ -3042,7 +2966,7 @@
       </w:r>
       <w:r>
         <w:rPr>
-          <w:rFonts w:ascii="宋体" w:hAnsi="宋体" w:eastAsia="宋体" w:cs="宋体"/>
+          <w:rFonts w:ascii="宋体" w:eastAsia="宋体" w:hAnsi="宋体" w:cs="宋体"/>
           <w:spacing w:val="-2"/>
           <w:sz w:val="24"/>
           <w:szCs w:val="24"/>
@@ -3051,7 +2975,7 @@
       </w:r>
       <w:r>
         <w:rPr>
-          <w:rFonts w:ascii="宋体" w:hAnsi="宋体" w:eastAsia="宋体" w:cs="宋体"/>
+          <w:rFonts w:ascii="宋体" w:eastAsia="宋体" w:hAnsi="宋体" w:cs="宋体"/>
           <w:spacing w:val="-47"/>
           <w:sz w:val="24"/>
           <w:szCs w:val="24"/>
@@ -3060,7 +2984,7 @@
       </w:r>
       <w:r>
         <w:rPr>
-          <w:rFonts w:ascii="宋体" w:hAnsi="宋体" w:eastAsia="宋体" w:cs="宋体"/>
+          <w:rFonts w:ascii="宋体" w:eastAsia="宋体" w:hAnsi="宋体" w:cs="宋体"/>
           <w:spacing w:val="-2"/>
           <w:sz w:val="24"/>
           <w:szCs w:val="24"/>
@@ -3088,17 +3012,17 @@
         <w:adjustRightInd w:val="0"/>
         <w:snapToGrid w:val="0"/>
         <w:spacing w:before="272" w:line="220" w:lineRule="auto"/>
-        <w:ind w:left="425" w:leftChars="0" w:hanging="425" w:firstLineChars="0"/>
+        <w:ind w:left="425" w:hanging="425" w:leftChars="0" w:firstLineChars="0"/>
         <w:textAlignment w:val="baseline"/>
         <w:rPr>
-          <w:rFonts w:ascii="宋体" w:hAnsi="宋体" w:eastAsia="宋体" w:cs="宋体"/>
+          <w:rFonts w:ascii="宋体" w:eastAsia="宋体" w:hAnsi="宋体" w:cs="宋体"/>
           <w:sz w:val="24"/>
           <w:szCs w:val="24"/>
         </w:rPr>
       </w:pPr>
       <w:r>
         <w:rPr>
-          <w:rFonts w:ascii="宋体" w:hAnsi="宋体" w:eastAsia="宋体" w:cs="宋体"/>
+          <w:rFonts w:ascii="宋体" w:eastAsia="宋体" w:hAnsi="宋体" w:cs="宋体"/>
           <w:spacing w:val="-1"/>
           <w:sz w:val="24"/>
           <w:szCs w:val="24"/>
@@ -3126,17 +3050,17 @@
         <w:adjustRightInd w:val="0"/>
         <w:snapToGrid w:val="0"/>
         <w:spacing w:before="273" w:line="220" w:lineRule="auto"/>
-        <w:ind w:left="425" w:leftChars="0" w:hanging="425" w:firstLineChars="0"/>
+        <w:ind w:left="425" w:hanging="425" w:leftChars="0" w:firstLineChars="0"/>
         <w:textAlignment w:val="baseline"/>
         <w:rPr>
-          <w:rFonts w:ascii="宋体" w:hAnsi="宋体" w:eastAsia="宋体" w:cs="宋体"/>
+          <w:rFonts w:ascii="宋体" w:eastAsia="宋体" w:hAnsi="宋体" w:cs="宋体"/>
           <w:sz w:val="24"/>
           <w:szCs w:val="24"/>
         </w:rPr>
       </w:pPr>
       <w:r>
         <w:rPr>
-          <w:rFonts w:ascii="宋体" w:hAnsi="宋体" w:eastAsia="宋体" w:cs="宋体"/>
+          <w:rFonts w:ascii="宋体" w:eastAsia="宋体" w:hAnsi="宋体" w:cs="宋体"/>
           <w:spacing w:val="-1"/>
           <w:sz w:val="24"/>
           <w:szCs w:val="24"/>
@@ -3145,7 +3069,7 @@
       </w:r>
       <w:r>
         <w:rPr>
-          <w:rFonts w:ascii="宋体" w:hAnsi="宋体" w:eastAsia="宋体" w:cs="宋体"/>
+          <w:rFonts w:ascii="宋体" w:eastAsia="宋体" w:hAnsi="宋体" w:cs="宋体"/>
           <w:spacing w:val="-48"/>
           <w:sz w:val="24"/>
           <w:szCs w:val="24"/>
@@ -3154,7 +3078,7 @@
       </w:r>
       <w:r>
         <w:rPr>
-          <w:rFonts w:ascii="宋体" w:hAnsi="宋体" w:eastAsia="宋体" w:cs="宋体"/>
+          <w:rFonts w:ascii="宋体" w:eastAsia="宋体" w:hAnsi="宋体" w:cs="宋体"/>
           <w:spacing w:val="-1"/>
           <w:sz w:val="24"/>
           <w:szCs w:val="24"/>
@@ -3163,7 +3087,7 @@
       </w:r>
       <w:r>
         <w:rPr>
-          <w:rFonts w:ascii="宋体" w:hAnsi="宋体" w:eastAsia="宋体" w:cs="宋体"/>
+          <w:rFonts w:ascii="宋体" w:eastAsia="宋体" w:hAnsi="宋体" w:cs="宋体"/>
           <w:spacing w:val="-47"/>
           <w:sz w:val="24"/>
           <w:szCs w:val="24"/>
@@ -3172,7 +3096,7 @@
       </w:r>
       <w:r>
         <w:rPr>
-          <w:rFonts w:ascii="宋体" w:hAnsi="宋体" w:eastAsia="宋体" w:cs="宋体"/>
+          <w:rFonts w:ascii="宋体" w:eastAsia="宋体" w:hAnsi="宋体" w:cs="宋体"/>
           <w:spacing w:val="-1"/>
           <w:sz w:val="24"/>
           <w:szCs w:val="24"/>
@@ -3181,7 +3105,7 @@
       </w:r>
       <w:r>
         <w:rPr>
-          <w:rFonts w:ascii="宋体" w:hAnsi="宋体" w:eastAsia="宋体" w:cs="宋体"/>
+          <w:rFonts w:ascii="宋体" w:eastAsia="宋体" w:hAnsi="宋体" w:cs="宋体"/>
           <w:spacing w:val="-2"/>
           <w:sz w:val="24"/>
           <w:szCs w:val="24"/>
@@ -3209,17 +3133,17 @@
         <w:adjustRightInd w:val="0"/>
         <w:snapToGrid w:val="0"/>
         <w:spacing w:before="273" w:line="220" w:lineRule="auto"/>
-        <w:ind w:left="425" w:leftChars="0" w:hanging="425" w:firstLineChars="0"/>
+        <w:ind w:left="425" w:hanging="425" w:leftChars="0" w:firstLineChars="0"/>
         <w:textAlignment w:val="baseline"/>
         <w:rPr>
-          <w:rFonts w:ascii="宋体" w:hAnsi="宋体" w:eastAsia="宋体" w:cs="宋体"/>
+          <w:rFonts w:ascii="宋体" w:eastAsia="宋体" w:hAnsi="宋体" w:cs="宋体"/>
           <w:sz w:val="24"/>
           <w:szCs w:val="24"/>
         </w:rPr>
       </w:pPr>
       <w:r>
         <w:rPr>
-          <w:rFonts w:ascii="宋体" w:hAnsi="宋体" w:eastAsia="宋体" w:cs="宋体"/>
+          <w:rFonts w:ascii="宋体" w:eastAsia="宋体" w:hAnsi="宋体" w:cs="宋体"/>
           <w:spacing w:val="-1"/>
           <w:sz w:val="24"/>
           <w:szCs w:val="24"/>
@@ -3228,7 +3152,7 @@
       </w:r>
       <w:r>
         <w:rPr>
-          <w:rFonts w:ascii="宋体" w:hAnsi="宋体" w:eastAsia="宋体" w:cs="宋体"/>
+          <w:rFonts w:ascii="宋体" w:eastAsia="宋体" w:hAnsi="宋体" w:cs="宋体"/>
           <w:spacing w:val="-2"/>
           <w:sz w:val="24"/>
           <w:szCs w:val="24"/>
@@ -3237,7 +3161,7 @@
       </w:r>
       <w:r>
         <w:rPr>
-          <w:rFonts w:ascii="宋体" w:hAnsi="宋体" w:eastAsia="宋体" w:cs="宋体"/>
+          <w:rFonts w:ascii="宋体" w:eastAsia="宋体" w:hAnsi="宋体" w:cs="宋体"/>
           <w:spacing w:val="-46"/>
           <w:sz w:val="24"/>
           <w:szCs w:val="24"/>
@@ -3246,7 +3170,7 @@
       </w:r>
       <w:r>
         <w:rPr>
-          <w:rFonts w:ascii="宋体" w:hAnsi="宋体" w:eastAsia="宋体" w:cs="宋体"/>
+          <w:rFonts w:ascii="宋体" w:eastAsia="宋体" w:hAnsi="宋体" w:cs="宋体"/>
           <w:spacing w:val="-2"/>
           <w:sz w:val="24"/>
           <w:szCs w:val="24"/>
@@ -3255,7 +3179,7 @@
       </w:r>
       <w:r>
         <w:rPr>
-          <w:rFonts w:ascii="宋体" w:hAnsi="宋体" w:eastAsia="宋体" w:cs="宋体"/>
+          <w:rFonts w:ascii="宋体" w:eastAsia="宋体" w:hAnsi="宋体" w:cs="宋体"/>
           <w:spacing w:val="-48"/>
           <w:sz w:val="24"/>
           <w:szCs w:val="24"/>
@@ -3264,7 +3188,7 @@
       </w:r>
       <w:r>
         <w:rPr>
-          <w:rFonts w:ascii="宋体" w:hAnsi="宋体" w:eastAsia="宋体" w:cs="宋体"/>
+          <w:rFonts w:ascii="宋体" w:eastAsia="宋体" w:hAnsi="宋体" w:cs="宋体"/>
           <w:spacing w:val="-2"/>
           <w:sz w:val="24"/>
           <w:szCs w:val="24"/>
@@ -3274,7 +3198,7 @@
     </w:p>
     <w:p>
       <w:pPr>
-        <w:pStyle w:val="26"/>
+        <w:pStyle w:val="1"/>
         <w:keepNext w:val="0"/>
         <w:keepLines w:val="0"/>
         <w:pageBreakBefore w:val="0"/>
@@ -3298,7 +3222,7 @@
     </w:p>
     <w:p>
       <w:pPr>
-        <w:pStyle w:val="28"/>
+        <w:pStyle w:val="2"/>
         <w:keepNext w:val="0"/>
         <w:keepLines w:val="0"/>
         <w:pageBreakBefore w:val="0"/>
@@ -3324,7 +3248,7 @@
     </w:p>
     <w:p>
       <w:pPr>
-        <w:pStyle w:val="27"/>
+        <w:pStyle w:val="a"/>
         <w:keepNext w:val="0"/>
         <w:keepLines w:val="0"/>
         <w:pageBreakBefore w:val="0"/>
@@ -3338,7 +3262,7 @@
         <w:bidi w:val="0"/>
         <w:adjustRightInd w:val="0"/>
         <w:snapToGrid w:val="0"/>
-        <w:ind w:left="0" w:leftChars="0" w:right="0" w:rightChars="0" w:firstLine="0" w:firstLineChars="0"/>
+        <w:ind w:left="0" w:right="0" w:firstLine="0" w:leftChars="0" w:rightChars="0" w:firstLineChars="0"/>
         <w:jc w:val="center"/>
         <w:textAlignment w:val="baseline"/>
       </w:pPr>
@@ -3361,7 +3285,7 @@
                     </pic:cNvPicPr>
                   </pic:nvPicPr>
                   <pic:blipFill>
-                    <a:blip r:embed="rId10"/>
+                    <a:blip xmlns:r="http://schemas.openxmlformats.org/officeDocument/2006/relationships" r:embed="rId7"/>
                     <a:stretch>
                       <a:fillRect/>
                     </a:stretch>
@@ -3388,7 +3312,7 @@
     </w:p>
     <w:p>
       <w:pPr>
-        <w:pStyle w:val="28"/>
+        <w:pStyle w:val="2"/>
         <w:keepNext w:val="0"/>
         <w:keepLines w:val="0"/>
         <w:pageBreakBefore w:val="0"/>
@@ -3409,21 +3333,21 @@
         <w:t>服务台管理流程的步骤</w:t>
       </w:r>
       <w:bookmarkEnd w:id="9"/>
-      <w:bookmarkStart w:id="14" w:name="_GoBack"/>
-      <w:bookmarkEnd w:id="14"/>
+      <w:bookmarkStart w:id="10" w:name="_GoBack"/>
+      <w:bookmarkEnd w:id="10"/>
     </w:p>
     <w:tbl>
       <w:tblPr>
-        <w:tblStyle w:val="24"/>
+        <w:tblStyle w:val="TableNormal0"/>
         <w:tblW w:w="8295" w:type="dxa"/>
         <w:tblInd w:w="5" w:type="dxa"/>
         <w:tblBorders>
-          <w:top w:val="single" w:color="000000" w:sz="4" w:space="0"/>
-          <w:left w:val="single" w:color="000000" w:sz="4" w:space="0"/>
-          <w:bottom w:val="single" w:color="000000" w:sz="4" w:space="0"/>
-          <w:right w:val="single" w:color="000000" w:sz="4" w:space="0"/>
-          <w:insideH w:val="single" w:color="000000" w:sz="4" w:space="0"/>
-          <w:insideV w:val="single" w:color="000000" w:sz="4" w:space="0"/>
+          <w:top w:val="single" w:sz="4" w:space="0" w:color="000000"/>
+          <w:left w:val="single" w:sz="4" w:space="0" w:color="000000"/>
+          <w:bottom w:val="single" w:sz="4" w:space="0" w:color="000000"/>
+          <w:right w:val="single" w:sz="4" w:space="0" w:color="000000"/>
+          <w:insideH w:val="single" w:sz="4" w:space="0" w:color="000000"/>
+          <w:insideV w:val="single" w:sz="4" w:space="0" w:color="000000"/>
         </w:tblBorders>
         <w:tblLayout w:type="fixed"/>
         <w:tblCellMar>
@@ -3439,14 +3363,17 @@
       </w:tblGrid>
       <w:tr>
         <w:tblPrEx>
+          <w:tblW w:w="8295" w:type="dxa"/>
+          <w:tblInd w:w="5" w:type="dxa"/>
           <w:tblBorders>
-            <w:top w:val="single" w:color="000000" w:sz="4" w:space="0"/>
-            <w:left w:val="single" w:color="000000" w:sz="4" w:space="0"/>
-            <w:bottom w:val="single" w:color="000000" w:sz="4" w:space="0"/>
-            <w:right w:val="single" w:color="000000" w:sz="4" w:space="0"/>
-            <w:insideH w:val="single" w:color="000000" w:sz="4" w:space="0"/>
-            <w:insideV w:val="single" w:color="000000" w:sz="4" w:space="0"/>
+            <w:top w:val="single" w:sz="4" w:space="0" w:color="000000"/>
+            <w:left w:val="single" w:sz="4" w:space="0" w:color="000000"/>
+            <w:bottom w:val="single" w:sz="4" w:space="0" w:color="000000"/>
+            <w:right w:val="single" w:sz="4" w:space="0" w:color="000000"/>
+            <w:insideH w:val="single" w:sz="4" w:space="0" w:color="000000"/>
+            <w:insideV w:val="single" w:sz="4" w:space="0" w:color="000000"/>
           </w:tblBorders>
+          <w:tblLayout w:type="fixed"/>
           <w:tblCellMar>
             <w:top w:w="0" w:type="dxa"/>
             <w:left w:w="0" w:type="dxa"/>
@@ -3455,13 +3382,12 @@
           </w:tblCellMar>
         </w:tblPrEx>
         <w:trPr>
-          <w:trHeight w:val="561" w:hRule="atLeast"/>
+          <w:trHeight w:val="561"/>
         </w:trPr>
         <w:tc>
           <w:tcPr>
             <w:tcW w:w="2492" w:type="dxa"/>
             <w:shd w:val="clear" w:color="auto" w:fill="B2B2B2"/>
-            <w:vAlign w:val="top"/>
           </w:tcPr>
           <w:p>
             <w:pPr>
@@ -3482,14 +3408,14 @@
               <w:ind w:left="773"/>
               <w:textAlignment w:val="baseline"/>
               <w:rPr>
-                <w:rFonts w:ascii="宋体" w:hAnsi="宋体" w:eastAsia="宋体" w:cs="宋体"/>
+                <w:rFonts w:ascii="宋体" w:eastAsia="宋体" w:hAnsi="宋体" w:cs="宋体"/>
                 <w:sz w:val="24"/>
                 <w:szCs w:val="24"/>
               </w:rPr>
             </w:pPr>
             <w:r>
               <w:rPr>
-                <w:rFonts w:ascii="宋体" w:hAnsi="宋体" w:eastAsia="宋体" w:cs="宋体"/>
+                <w:rFonts w:ascii="宋体" w:eastAsia="宋体" w:hAnsi="宋体" w:cs="宋体"/>
                 <w:spacing w:val="-3"/>
                 <w:sz w:val="24"/>
                 <w:szCs w:val="24"/>
@@ -3502,7 +3428,6 @@
           <w:tcPr>
             <w:tcW w:w="5803" w:type="dxa"/>
             <w:shd w:val="clear" w:color="auto" w:fill="B2B2B2"/>
-            <w:vAlign w:val="top"/>
           </w:tcPr>
           <w:p>
             <w:pPr>
@@ -3523,14 +3448,14 @@
               <w:ind w:left="2694"/>
               <w:textAlignment w:val="baseline"/>
               <w:rPr>
-                <w:rFonts w:ascii="宋体" w:hAnsi="宋体" w:eastAsia="宋体" w:cs="宋体"/>
+                <w:rFonts w:ascii="宋体" w:eastAsia="宋体" w:hAnsi="宋体" w:cs="宋体"/>
                 <w:sz w:val="24"/>
                 <w:szCs w:val="24"/>
               </w:rPr>
             </w:pPr>
             <w:r>
               <w:rPr>
-                <w:rFonts w:ascii="宋体" w:hAnsi="宋体" w:eastAsia="宋体" w:cs="宋体"/>
+                <w:rFonts w:ascii="宋体" w:eastAsia="宋体" w:hAnsi="宋体" w:cs="宋体"/>
                 <w:spacing w:val="-10"/>
                 <w:sz w:val="24"/>
                 <w:szCs w:val="24"/>
@@ -3542,14 +3467,9 @@
       </w:tr>
       <w:tr>
         <w:tblPrEx>
-          <w:tblBorders>
-            <w:top w:val="single" w:color="000000" w:sz="4" w:space="0"/>
-            <w:left w:val="single" w:color="000000" w:sz="4" w:space="0"/>
-            <w:bottom w:val="single" w:color="000000" w:sz="4" w:space="0"/>
-            <w:right w:val="single" w:color="000000" w:sz="4" w:space="0"/>
-            <w:insideH w:val="single" w:color="000000" w:sz="4" w:space="0"/>
-            <w:insideV w:val="single" w:color="000000" w:sz="4" w:space="0"/>
-          </w:tblBorders>
+          <w:tblW w:w="8295" w:type="dxa"/>
+          <w:tblInd w:w="5" w:type="dxa"/>
+          <w:tblLayout w:type="fixed"/>
           <w:tblCellMar>
             <w:top w:w="0" w:type="dxa"/>
             <w:left w:w="0" w:type="dxa"/>
@@ -3558,16 +3478,15 @@
           </w:tblCellMar>
         </w:tblPrEx>
         <w:trPr>
-          <w:trHeight w:val="934" w:hRule="atLeast"/>
+          <w:trHeight w:val="934"/>
         </w:trPr>
         <w:tc>
           <w:tcPr>
             <w:tcW w:w="2492" w:type="dxa"/>
-            <w:vAlign w:val="top"/>
           </w:tcPr>
           <w:p>
             <w:pPr>
-              <w:pStyle w:val="25"/>
+              <w:pStyle w:val="TableText"/>
               <w:keepNext w:val="0"/>
               <w:keepLines w:val="0"/>
               <w:pageBreakBefore w:val="0"/>
@@ -3604,14 +3523,14 @@
               <w:ind w:left="1009"/>
               <w:textAlignment w:val="baseline"/>
               <w:rPr>
-                <w:rFonts w:ascii="宋体" w:hAnsi="宋体" w:eastAsia="宋体" w:cs="宋体"/>
+                <w:rFonts w:ascii="宋体" w:eastAsia="宋体" w:hAnsi="宋体" w:cs="宋体"/>
                 <w:sz w:val="24"/>
                 <w:szCs w:val="24"/>
               </w:rPr>
             </w:pPr>
             <w:r>
               <w:rPr>
-                <w:rFonts w:ascii="宋体" w:hAnsi="宋体" w:eastAsia="宋体" w:cs="宋体"/>
+                <w:rFonts w:ascii="宋体" w:eastAsia="宋体" w:hAnsi="宋体" w:cs="宋体"/>
                 <w:spacing w:val="-3"/>
                 <w:sz w:val="24"/>
                 <w:szCs w:val="24"/>
@@ -3623,7 +3542,6 @@
         <w:tc>
           <w:tcPr>
             <w:tcW w:w="5803" w:type="dxa"/>
-            <w:vAlign w:val="top"/>
           </w:tcPr>
           <w:p>
             <w:pPr>
@@ -3644,14 +3562,14 @@
               <w:ind w:left="112" w:hanging="1"/>
               <w:textAlignment w:val="baseline"/>
               <w:rPr>
-                <w:rFonts w:ascii="宋体" w:hAnsi="宋体" w:eastAsia="宋体" w:cs="宋体"/>
+                <w:rFonts w:ascii="宋体" w:eastAsia="宋体" w:hAnsi="宋体" w:cs="宋体"/>
                 <w:sz w:val="24"/>
                 <w:szCs w:val="24"/>
               </w:rPr>
             </w:pPr>
             <w:r>
               <w:rPr>
-                <w:rFonts w:ascii="宋体" w:hAnsi="宋体" w:eastAsia="宋体" w:cs="宋体"/>
+                <w:rFonts w:ascii="宋体" w:eastAsia="宋体" w:hAnsi="宋体" w:cs="宋体"/>
                 <w:spacing w:val="-2"/>
                 <w:sz w:val="24"/>
                 <w:szCs w:val="24"/>
@@ -3660,7 +3578,7 @@
             </w:r>
             <w:r>
               <w:rPr>
-                <w:rFonts w:ascii="Calibri" w:hAnsi="Calibri" w:eastAsia="Calibri" w:cs="Calibri"/>
+                <w:rFonts w:ascii="Calibri" w:eastAsia="Calibri" w:hAnsi="Calibri" w:cs="Calibri"/>
                 <w:spacing w:val="-2"/>
                 <w:sz w:val="24"/>
                 <w:szCs w:val="24"/>
@@ -3669,7 +3587,7 @@
             </w:r>
             <w:r>
               <w:rPr>
-                <w:rFonts w:ascii="Calibri" w:hAnsi="Calibri" w:eastAsia="Calibri" w:cs="Calibri"/>
+                <w:rFonts w:ascii="Calibri" w:eastAsia="Calibri" w:hAnsi="Calibri" w:cs="Calibri"/>
                 <w:spacing w:val="18"/>
                 <w:sz w:val="24"/>
                 <w:szCs w:val="24"/>
@@ -3678,7 +3596,7 @@
             </w:r>
             <w:r>
               <w:rPr>
-                <w:rFonts w:ascii="宋体" w:hAnsi="宋体" w:eastAsia="宋体" w:cs="宋体"/>
+                <w:rFonts w:ascii="宋体" w:eastAsia="宋体" w:hAnsi="宋体" w:cs="宋体"/>
                 <w:spacing w:val="-2"/>
                 <w:sz w:val="24"/>
                 <w:szCs w:val="24"/>
@@ -3687,7 +3605,7 @@
             </w:r>
             <w:r>
               <w:rPr>
-                <w:rFonts w:ascii="宋体" w:hAnsi="宋体" w:eastAsia="宋体" w:cs="宋体"/>
+                <w:rFonts w:ascii="宋体" w:eastAsia="宋体" w:hAnsi="宋体" w:cs="宋体"/>
                 <w:spacing w:val="-3"/>
                 <w:sz w:val="24"/>
                 <w:szCs w:val="24"/>
@@ -3696,7 +3614,7 @@
             </w:r>
             <w:r>
               <w:rPr>
-                <w:rFonts w:ascii="宋体" w:hAnsi="宋体" w:eastAsia="宋体" w:cs="宋体"/>
+                <w:rFonts w:ascii="宋体" w:eastAsia="宋体" w:hAnsi="宋体" w:cs="宋体"/>
                 <w:sz w:val="24"/>
                 <w:szCs w:val="24"/>
               </w:rPr>
@@ -3704,7 +3622,7 @@
             </w:r>
             <w:r>
               <w:rPr>
-                <w:rFonts w:ascii="宋体" w:hAnsi="宋体" w:eastAsia="宋体" w:cs="宋体"/>
+                <w:rFonts w:ascii="宋体" w:eastAsia="宋体" w:hAnsi="宋体" w:cs="宋体"/>
                 <w:spacing w:val="-4"/>
                 <w:sz w:val="24"/>
                 <w:szCs w:val="24"/>
@@ -3716,14 +3634,9 @@
       </w:tr>
       <w:tr>
         <w:tblPrEx>
-          <w:tblBorders>
-            <w:top w:val="single" w:color="000000" w:sz="4" w:space="0"/>
-            <w:left w:val="single" w:color="000000" w:sz="4" w:space="0"/>
-            <w:bottom w:val="single" w:color="000000" w:sz="4" w:space="0"/>
-            <w:right w:val="single" w:color="000000" w:sz="4" w:space="0"/>
-            <w:insideH w:val="single" w:color="000000" w:sz="4" w:space="0"/>
-            <w:insideV w:val="single" w:color="000000" w:sz="4" w:space="0"/>
-          </w:tblBorders>
+          <w:tblW w:w="8295" w:type="dxa"/>
+          <w:tblInd w:w="5" w:type="dxa"/>
+          <w:tblLayout w:type="fixed"/>
           <w:tblCellMar>
             <w:top w:w="0" w:type="dxa"/>
             <w:left w:w="0" w:type="dxa"/>
@@ -3732,12 +3645,11 @@
           </w:tblCellMar>
         </w:tblPrEx>
         <w:trPr>
-          <w:trHeight w:val="622" w:hRule="atLeast"/>
+          <w:trHeight w:val="622"/>
         </w:trPr>
         <w:tc>
           <w:tcPr>
             <w:tcW w:w="2492" w:type="dxa"/>
-            <w:vAlign w:val="top"/>
           </w:tcPr>
           <w:p>
             <w:pPr>
@@ -3758,14 +3670,14 @@
               <w:ind w:left="652"/>
               <w:textAlignment w:val="baseline"/>
               <w:rPr>
-                <w:rFonts w:ascii="宋体" w:hAnsi="宋体" w:eastAsia="宋体" w:cs="宋体"/>
+                <w:rFonts w:ascii="宋体" w:eastAsia="宋体" w:hAnsi="宋体" w:cs="宋体"/>
                 <w:sz w:val="24"/>
                 <w:szCs w:val="24"/>
               </w:rPr>
             </w:pPr>
             <w:r>
               <w:rPr>
-                <w:rFonts w:ascii="宋体" w:hAnsi="宋体" w:eastAsia="宋体" w:cs="宋体"/>
+                <w:rFonts w:ascii="宋体" w:eastAsia="宋体" w:hAnsi="宋体" w:cs="宋体"/>
                 <w:spacing w:val="-2"/>
                 <w:sz w:val="24"/>
                 <w:szCs w:val="24"/>
@@ -3777,7 +3689,6 @@
         <w:tc>
           <w:tcPr>
             <w:tcW w:w="5803" w:type="dxa"/>
-            <w:vAlign w:val="top"/>
           </w:tcPr>
           <w:p>
             <w:pPr>
@@ -3798,14 +3709,14 @@
               <w:ind w:left="111" w:right="170" w:hanging="1"/>
               <w:textAlignment w:val="baseline"/>
               <w:rPr>
-                <w:rFonts w:ascii="宋体" w:hAnsi="宋体" w:eastAsia="宋体" w:cs="宋体"/>
+                <w:rFonts w:ascii="宋体" w:eastAsia="宋体" w:hAnsi="宋体" w:cs="宋体"/>
                 <w:sz w:val="24"/>
                 <w:szCs w:val="24"/>
               </w:rPr>
             </w:pPr>
             <w:r>
               <w:rPr>
-                <w:rFonts w:ascii="宋体" w:hAnsi="宋体" w:eastAsia="宋体" w:cs="宋体"/>
+                <w:rFonts w:ascii="宋体" w:eastAsia="宋体" w:hAnsi="宋体" w:cs="宋体"/>
                 <w:spacing w:val="-1"/>
                 <w:sz w:val="24"/>
                 <w:szCs w:val="24"/>
@@ -3814,7 +3725,7 @@
             </w:r>
             <w:r>
               <w:rPr>
-                <w:rFonts w:ascii="宋体" w:hAnsi="宋体" w:eastAsia="宋体" w:cs="宋体"/>
+                <w:rFonts w:ascii="宋体" w:eastAsia="宋体" w:hAnsi="宋体" w:cs="宋体"/>
                 <w:spacing w:val="-10"/>
                 <w:sz w:val="24"/>
                 <w:szCs w:val="24"/>
@@ -3826,14 +3737,9 @@
       </w:tr>
       <w:tr>
         <w:tblPrEx>
-          <w:tblBorders>
-            <w:top w:val="single" w:color="000000" w:sz="4" w:space="0"/>
-            <w:left w:val="single" w:color="000000" w:sz="4" w:space="0"/>
-            <w:bottom w:val="single" w:color="000000" w:sz="4" w:space="0"/>
-            <w:right w:val="single" w:color="000000" w:sz="4" w:space="0"/>
-            <w:insideH w:val="single" w:color="000000" w:sz="4" w:space="0"/>
-            <w:insideV w:val="single" w:color="000000" w:sz="4" w:space="0"/>
-          </w:tblBorders>
+          <w:tblW w:w="8295" w:type="dxa"/>
+          <w:tblInd w:w="5" w:type="dxa"/>
+          <w:tblLayout w:type="fixed"/>
           <w:tblCellMar>
             <w:top w:w="0" w:type="dxa"/>
             <w:left w:w="0" w:type="dxa"/>
@@ -3842,12 +3748,11 @@
           </w:tblCellMar>
         </w:tblPrEx>
         <w:trPr>
-          <w:trHeight w:val="622" w:hRule="atLeast"/>
+          <w:trHeight w:val="622"/>
         </w:trPr>
         <w:tc>
           <w:tcPr>
             <w:tcW w:w="2492" w:type="dxa"/>
-            <w:vAlign w:val="top"/>
           </w:tcPr>
           <w:p>
             <w:pPr>
@@ -3868,14 +3773,14 @@
               <w:ind w:left="409"/>
               <w:textAlignment w:val="baseline"/>
               <w:rPr>
-                <w:rFonts w:ascii="宋体" w:hAnsi="宋体" w:eastAsia="宋体" w:cs="宋体"/>
+                <w:rFonts w:ascii="宋体" w:eastAsia="宋体" w:hAnsi="宋体" w:cs="宋体"/>
                 <w:sz w:val="24"/>
                 <w:szCs w:val="24"/>
               </w:rPr>
             </w:pPr>
             <w:r>
               <w:rPr>
-                <w:rFonts w:ascii="宋体" w:hAnsi="宋体" w:eastAsia="宋体" w:cs="宋体"/>
+                <w:rFonts w:ascii="宋体" w:eastAsia="宋体" w:hAnsi="宋体" w:cs="宋体"/>
                 <w:spacing w:val="-2"/>
                 <w:sz w:val="24"/>
                 <w:szCs w:val="24"/>
@@ -3887,7 +3792,6 @@
         <w:tc>
           <w:tcPr>
             <w:tcW w:w="5803" w:type="dxa"/>
-            <w:vAlign w:val="top"/>
           </w:tcPr>
           <w:p>
             <w:pPr>
@@ -3908,14 +3812,14 @@
               <w:ind w:left="113" w:right="170" w:hanging="4"/>
               <w:textAlignment w:val="baseline"/>
               <w:rPr>
-                <w:rFonts w:ascii="宋体" w:hAnsi="宋体" w:eastAsia="宋体" w:cs="宋体"/>
+                <w:rFonts w:ascii="宋体" w:eastAsia="宋体" w:hAnsi="宋体" w:cs="宋体"/>
                 <w:sz w:val="24"/>
                 <w:szCs w:val="24"/>
               </w:rPr>
             </w:pPr>
             <w:r>
               <w:rPr>
-                <w:rFonts w:ascii="宋体" w:hAnsi="宋体" w:eastAsia="宋体" w:cs="宋体"/>
+                <w:rFonts w:ascii="宋体" w:eastAsia="宋体" w:hAnsi="宋体" w:cs="宋体"/>
                 <w:spacing w:val="-1"/>
                 <w:sz w:val="24"/>
                 <w:szCs w:val="24"/>
@@ -3924,7 +3828,7 @@
             </w:r>
             <w:r>
               <w:rPr>
-                <w:rFonts w:ascii="宋体" w:hAnsi="宋体" w:eastAsia="宋体" w:cs="宋体"/>
+                <w:rFonts w:ascii="宋体" w:eastAsia="宋体" w:hAnsi="宋体" w:cs="宋体"/>
                 <w:spacing w:val="-12"/>
                 <w:sz w:val="24"/>
                 <w:szCs w:val="24"/>
@@ -3936,14 +3840,9 @@
       </w:tr>
       <w:tr>
         <w:tblPrEx>
-          <w:tblBorders>
-            <w:top w:val="single" w:color="000000" w:sz="4" w:space="0"/>
-            <w:left w:val="single" w:color="000000" w:sz="4" w:space="0"/>
-            <w:bottom w:val="single" w:color="000000" w:sz="4" w:space="0"/>
-            <w:right w:val="single" w:color="000000" w:sz="4" w:space="0"/>
-            <w:insideH w:val="single" w:color="000000" w:sz="4" w:space="0"/>
-            <w:insideV w:val="single" w:color="000000" w:sz="4" w:space="0"/>
-          </w:tblBorders>
+          <w:tblW w:w="8295" w:type="dxa"/>
+          <w:tblInd w:w="5" w:type="dxa"/>
+          <w:tblLayout w:type="fixed"/>
           <w:tblCellMar>
             <w:top w:w="0" w:type="dxa"/>
             <w:left w:w="0" w:type="dxa"/>
@@ -3952,12 +3851,11 @@
           </w:tblCellMar>
         </w:tblPrEx>
         <w:trPr>
-          <w:trHeight w:val="623" w:hRule="atLeast"/>
+          <w:trHeight w:val="623"/>
         </w:trPr>
         <w:tc>
           <w:tcPr>
             <w:tcW w:w="2492" w:type="dxa"/>
-            <w:vAlign w:val="top"/>
           </w:tcPr>
           <w:p>
             <w:pPr>
@@ -3978,14 +3876,14 @@
               <w:ind w:left="174"/>
               <w:textAlignment w:val="baseline"/>
               <w:rPr>
-                <w:rFonts w:ascii="宋体" w:hAnsi="宋体" w:eastAsia="宋体" w:cs="宋体"/>
+                <w:rFonts w:ascii="宋体" w:eastAsia="宋体" w:hAnsi="宋体" w:cs="宋体"/>
                 <w:sz w:val="24"/>
                 <w:szCs w:val="24"/>
               </w:rPr>
             </w:pPr>
             <w:r>
               <w:rPr>
-                <w:rFonts w:ascii="宋体" w:hAnsi="宋体" w:eastAsia="宋体" w:cs="宋体"/>
+                <w:rFonts w:ascii="宋体" w:eastAsia="宋体" w:hAnsi="宋体" w:cs="宋体"/>
                 <w:spacing w:val="-2"/>
                 <w:sz w:val="24"/>
                 <w:szCs w:val="24"/>
@@ -3997,7 +3895,6 @@
         <w:tc>
           <w:tcPr>
             <w:tcW w:w="5803" w:type="dxa"/>
-            <w:vAlign w:val="top"/>
           </w:tcPr>
           <w:p>
             <w:pPr>
@@ -4018,14 +3915,14 @@
               <w:ind w:left="111"/>
               <w:textAlignment w:val="baseline"/>
               <w:rPr>
-                <w:rFonts w:ascii="宋体" w:hAnsi="宋体" w:eastAsia="宋体" w:cs="宋体"/>
+                <w:rFonts w:ascii="宋体" w:eastAsia="宋体" w:hAnsi="宋体" w:cs="宋体"/>
                 <w:sz w:val="24"/>
                 <w:szCs w:val="24"/>
               </w:rPr>
             </w:pPr>
             <w:r>
               <w:rPr>
-                <w:rFonts w:ascii="宋体" w:hAnsi="宋体" w:eastAsia="宋体" w:cs="宋体"/>
+                <w:rFonts w:ascii="宋体" w:eastAsia="宋体" w:hAnsi="宋体" w:cs="宋体"/>
                 <w:spacing w:val="-1"/>
                 <w:sz w:val="24"/>
                 <w:szCs w:val="24"/>
@@ -4037,14 +3934,9 @@
       </w:tr>
       <w:tr>
         <w:tblPrEx>
-          <w:tblBorders>
-            <w:top w:val="single" w:color="000000" w:sz="4" w:space="0"/>
-            <w:left w:val="single" w:color="000000" w:sz="4" w:space="0"/>
-            <w:bottom w:val="single" w:color="000000" w:sz="4" w:space="0"/>
-            <w:right w:val="single" w:color="000000" w:sz="4" w:space="0"/>
-            <w:insideH w:val="single" w:color="000000" w:sz="4" w:space="0"/>
-            <w:insideV w:val="single" w:color="000000" w:sz="4" w:space="0"/>
-          </w:tblBorders>
+          <w:tblW w:w="8295" w:type="dxa"/>
+          <w:tblInd w:w="5" w:type="dxa"/>
+          <w:tblLayout w:type="fixed"/>
           <w:tblCellMar>
             <w:top w:w="0" w:type="dxa"/>
             <w:left w:w="0" w:type="dxa"/>
@@ -4053,12 +3945,11 @@
           </w:tblCellMar>
         </w:tblPrEx>
         <w:trPr>
-          <w:trHeight w:val="623" w:hRule="atLeast"/>
+          <w:trHeight w:val="623"/>
         </w:trPr>
         <w:tc>
           <w:tcPr>
             <w:tcW w:w="2492" w:type="dxa"/>
-            <w:vAlign w:val="top"/>
           </w:tcPr>
           <w:p>
             <w:pPr>
@@ -4079,14 +3970,14 @@
               <w:ind w:left="296"/>
               <w:textAlignment w:val="baseline"/>
               <w:rPr>
-                <w:rFonts w:ascii="宋体" w:hAnsi="宋体" w:eastAsia="宋体" w:cs="宋体"/>
+                <w:rFonts w:ascii="宋体" w:eastAsia="宋体" w:hAnsi="宋体" w:cs="宋体"/>
                 <w:sz w:val="24"/>
                 <w:szCs w:val="24"/>
               </w:rPr>
             </w:pPr>
             <w:r>
               <w:rPr>
-                <w:rFonts w:ascii="宋体" w:hAnsi="宋体" w:eastAsia="宋体" w:cs="宋体"/>
+                <w:rFonts w:ascii="宋体" w:eastAsia="宋体" w:hAnsi="宋体" w:cs="宋体"/>
                 <w:spacing w:val="-2"/>
                 <w:sz w:val="24"/>
                 <w:szCs w:val="24"/>
@@ -4098,7 +3989,6 @@
         <w:tc>
           <w:tcPr>
             <w:tcW w:w="5803" w:type="dxa"/>
-            <w:vAlign w:val="top"/>
           </w:tcPr>
           <w:p>
             <w:pPr>
@@ -4119,14 +4009,14 @@
               <w:ind w:left="109"/>
               <w:textAlignment w:val="baseline"/>
               <w:rPr>
-                <w:rFonts w:ascii="宋体" w:hAnsi="宋体" w:eastAsia="宋体" w:cs="宋体"/>
+                <w:rFonts w:ascii="宋体" w:eastAsia="宋体" w:hAnsi="宋体" w:cs="宋体"/>
                 <w:sz w:val="24"/>
                 <w:szCs w:val="24"/>
               </w:rPr>
             </w:pPr>
             <w:r>
               <w:rPr>
-                <w:rFonts w:ascii="宋体" w:hAnsi="宋体" w:eastAsia="宋体" w:cs="宋体"/>
+                <w:rFonts w:ascii="宋体" w:eastAsia="宋体" w:hAnsi="宋体" w:cs="宋体"/>
                 <w:spacing w:val="-1"/>
                 <w:sz w:val="24"/>
                 <w:szCs w:val="24"/>
@@ -4138,14 +4028,9 @@
       </w:tr>
       <w:tr>
         <w:tblPrEx>
-          <w:tblBorders>
-            <w:top w:val="single" w:color="000000" w:sz="4" w:space="0"/>
-            <w:left w:val="single" w:color="000000" w:sz="4" w:space="0"/>
-            <w:bottom w:val="single" w:color="000000" w:sz="4" w:space="0"/>
-            <w:right w:val="single" w:color="000000" w:sz="4" w:space="0"/>
-            <w:insideH w:val="single" w:color="000000" w:sz="4" w:space="0"/>
-            <w:insideV w:val="single" w:color="000000" w:sz="4" w:space="0"/>
-          </w:tblBorders>
+          <w:tblW w:w="8295" w:type="dxa"/>
+          <w:tblInd w:w="5" w:type="dxa"/>
+          <w:tblLayout w:type="fixed"/>
           <w:tblCellMar>
             <w:top w:w="0" w:type="dxa"/>
             <w:left w:w="0" w:type="dxa"/>
@@ -4154,12 +4039,11 @@
           </w:tblCellMar>
         </w:tblPrEx>
         <w:trPr>
-          <w:trHeight w:val="627" w:hRule="atLeast"/>
+          <w:trHeight w:val="627"/>
         </w:trPr>
         <w:tc>
           <w:tcPr>
             <w:tcW w:w="2492" w:type="dxa"/>
-            <w:vAlign w:val="top"/>
           </w:tcPr>
           <w:p>
             <w:pPr>
@@ -4180,14 +4064,14 @@
               <w:ind w:left="1013"/>
               <w:textAlignment w:val="baseline"/>
               <w:rPr>
-                <w:rFonts w:ascii="宋体" w:hAnsi="宋体" w:eastAsia="宋体" w:cs="宋体"/>
+                <w:rFonts w:ascii="宋体" w:eastAsia="宋体" w:hAnsi="宋体" w:cs="宋体"/>
                 <w:sz w:val="24"/>
                 <w:szCs w:val="24"/>
               </w:rPr>
             </w:pPr>
             <w:r>
               <w:rPr>
-                <w:rFonts w:ascii="宋体" w:hAnsi="宋体" w:eastAsia="宋体" w:cs="宋体"/>
+                <w:rFonts w:ascii="宋体" w:eastAsia="宋体" w:hAnsi="宋体" w:cs="宋体"/>
                 <w:spacing w:val="-4"/>
                 <w:sz w:val="24"/>
                 <w:szCs w:val="24"/>
@@ -4199,7 +4083,6 @@
         <w:tc>
           <w:tcPr>
             <w:tcW w:w="5803" w:type="dxa"/>
-            <w:vAlign w:val="top"/>
           </w:tcPr>
           <w:p>
             <w:pPr>
@@ -4220,14 +4103,14 @@
               <w:ind w:left="113"/>
               <w:textAlignment w:val="baseline"/>
               <w:rPr>
-                <w:rFonts w:ascii="宋体" w:hAnsi="宋体" w:eastAsia="宋体" w:cs="宋体"/>
+                <w:rFonts w:ascii="宋体" w:eastAsia="宋体" w:hAnsi="宋体" w:cs="宋体"/>
                 <w:sz w:val="24"/>
                 <w:szCs w:val="24"/>
               </w:rPr>
             </w:pPr>
             <w:r>
               <w:rPr>
-                <w:rFonts w:ascii="宋体" w:hAnsi="宋体" w:eastAsia="宋体" w:cs="宋体"/>
+                <w:rFonts w:ascii="宋体" w:eastAsia="宋体" w:hAnsi="宋体" w:cs="宋体"/>
                 <w:spacing w:val="-2"/>
                 <w:sz w:val="24"/>
                 <w:szCs w:val="24"/>
@@ -4240,7 +4123,7 @@
     </w:tbl>
     <w:p>
       <w:pPr>
-        <w:pStyle w:val="28"/>
+        <w:pStyle w:val="2"/>
         <w:keepNext w:val="0"/>
         <w:keepLines w:val="0"/>
         <w:pageBreakBefore w:val="0"/>
@@ -4256,15 +4139,15 @@
         <w:snapToGrid w:val="0"/>
         <w:textAlignment w:val="baseline"/>
       </w:pPr>
-      <w:bookmarkStart w:id="10" w:name="_Toc4133"/>
+      <w:bookmarkStart w:id="11" w:name="_Toc4133"/>
       <w:r>
         <w:t>服务台沟通渠道</w:t>
       </w:r>
-      <w:bookmarkEnd w:id="10"/>
+      <w:bookmarkEnd w:id="11"/>
     </w:p>
     <w:p>
       <w:pPr>
-        <w:pStyle w:val="27"/>
+        <w:pStyle w:val="a"/>
         <w:keepNext w:val="0"/>
         <w:keepLines w:val="0"/>
         <w:pageBreakBefore w:val="0"/>
@@ -4286,7 +4169,7 @@
     </w:p>
     <w:p>
       <w:pPr>
-        <w:pStyle w:val="27"/>
+        <w:pStyle w:val="a"/>
         <w:keepNext w:val="0"/>
         <w:keepLines w:val="0"/>
         <w:pageBreakBefore w:val="0"/>
@@ -4304,7 +4187,7 @@
         <w:bidi w:val="0"/>
         <w:adjustRightInd w:val="0"/>
         <w:snapToGrid w:val="0"/>
-        <w:ind w:left="425" w:leftChars="0" w:hanging="425" w:firstLineChars="0"/>
+        <w:ind w:left="425" w:hanging="425" w:leftChars="0" w:firstLineChars="0"/>
         <w:textAlignment w:val="baseline"/>
       </w:pPr>
       <w:r>
@@ -4323,7 +4206,7 @@
     </w:p>
     <w:p>
       <w:pPr>
-        <w:pStyle w:val="27"/>
+        <w:pStyle w:val="a"/>
         <w:keepNext w:val="0"/>
         <w:keepLines w:val="0"/>
         <w:pageBreakBefore w:val="0"/>
@@ -4341,7 +4224,7 @@
         <w:bidi w:val="0"/>
         <w:adjustRightInd w:val="0"/>
         <w:snapToGrid w:val="0"/>
-        <w:ind w:left="425" w:leftChars="0" w:hanging="425" w:firstLineChars="0"/>
+        <w:ind w:left="425" w:hanging="425" w:leftChars="0" w:firstLineChars="0"/>
         <w:textAlignment w:val="baseline"/>
         <w:rPr>
           <w:rFonts w:hint="default"/>
@@ -4361,7 +4244,7 @@
     </w:p>
     <w:p>
       <w:pPr>
-        <w:pStyle w:val="27"/>
+        <w:pStyle w:val="a"/>
         <w:keepNext w:val="0"/>
         <w:keepLines w:val="0"/>
         <w:pageBreakBefore w:val="0"/>
@@ -4379,7 +4262,7 @@
         <w:bidi w:val="0"/>
         <w:adjustRightInd w:val="0"/>
         <w:snapToGrid w:val="0"/>
-        <w:ind w:left="425" w:leftChars="0" w:hanging="425" w:firstLineChars="0"/>
+        <w:ind w:left="425" w:hanging="425" w:leftChars="0" w:firstLineChars="0"/>
         <w:textAlignment w:val="baseline"/>
       </w:pPr>
       <w:r>
@@ -4388,7 +4271,7 @@
     </w:p>
     <w:p>
       <w:pPr>
-        <w:pStyle w:val="28"/>
+        <w:pStyle w:val="2"/>
         <w:keepNext w:val="0"/>
         <w:keepLines w:val="0"/>
         <w:pageBreakBefore w:val="0"/>
@@ -4404,11 +4287,11 @@
         <w:snapToGrid w:val="0"/>
         <w:textAlignment w:val="baseline"/>
       </w:pPr>
-      <w:bookmarkStart w:id="11" w:name="_Toc22126"/>
+      <w:bookmarkStart w:id="12" w:name="_Toc22126"/>
       <w:r>
         <w:t>服务台职责</w:t>
       </w:r>
-      <w:bookmarkEnd w:id="11"/>
+      <w:bookmarkEnd w:id="12"/>
     </w:p>
     <w:p>
       <w:pPr>
@@ -4430,17 +4313,17 @@
         <w:adjustRightInd w:val="0"/>
         <w:snapToGrid w:val="0"/>
         <w:spacing w:before="79" w:line="220" w:lineRule="auto"/>
-        <w:ind w:left="425" w:leftChars="0" w:hanging="425" w:firstLineChars="0"/>
+        <w:ind w:left="425" w:hanging="425" w:leftChars="0" w:firstLineChars="0"/>
         <w:textAlignment w:val="baseline"/>
         <w:rPr>
-          <w:rFonts w:ascii="宋体" w:hAnsi="宋体" w:eastAsia="宋体" w:cs="宋体"/>
+          <w:rFonts w:ascii="宋体" w:eastAsia="宋体" w:hAnsi="宋体" w:cs="宋体"/>
           <w:sz w:val="24"/>
           <w:szCs w:val="24"/>
         </w:rPr>
       </w:pPr>
       <w:r>
         <w:rPr>
-          <w:rFonts w:ascii="宋体" w:hAnsi="宋体" w:eastAsia="宋体" w:cs="宋体"/>
+          <w:rFonts w:ascii="宋体" w:eastAsia="宋体" w:hAnsi="宋体" w:cs="宋体"/>
           <w:spacing w:val="-6"/>
           <w:sz w:val="24"/>
           <w:szCs w:val="24"/>
@@ -4449,7 +4332,7 @@
       </w:r>
       <w:r>
         <w:rPr>
-          <w:rFonts w:ascii="宋体" w:hAnsi="宋体" w:eastAsia="宋体" w:cs="宋体"/>
+          <w:rFonts w:ascii="宋体" w:eastAsia="宋体" w:hAnsi="宋体" w:cs="宋体"/>
           <w:spacing w:val="-44"/>
           <w:sz w:val="24"/>
           <w:szCs w:val="24"/>
@@ -4458,7 +4341,7 @@
       </w:r>
       <w:r>
         <w:rPr>
-          <w:rFonts w:ascii="宋体" w:hAnsi="宋体" w:eastAsia="宋体" w:cs="宋体"/>
+          <w:rFonts w:ascii="宋体" w:eastAsia="宋体" w:hAnsi="宋体" w:cs="宋体"/>
           <w:spacing w:val="-6"/>
           <w:sz w:val="24"/>
           <w:szCs w:val="24"/>
@@ -4467,7 +4350,7 @@
       </w:r>
       <w:r>
         <w:rPr>
-          <w:rFonts w:ascii="宋体" w:hAnsi="宋体" w:eastAsia="宋体" w:cs="宋体"/>
+          <w:rFonts w:ascii="宋体" w:eastAsia="宋体" w:hAnsi="宋体" w:cs="宋体"/>
           <w:spacing w:val="-44"/>
           <w:sz w:val="24"/>
           <w:szCs w:val="24"/>
@@ -4476,7 +4359,7 @@
       </w:r>
       <w:r>
         <w:rPr>
-          <w:rFonts w:ascii="宋体" w:hAnsi="宋体" w:eastAsia="宋体" w:cs="宋体"/>
+          <w:rFonts w:ascii="宋体" w:eastAsia="宋体" w:hAnsi="宋体" w:cs="宋体"/>
           <w:spacing w:val="-6"/>
           <w:sz w:val="24"/>
           <w:szCs w:val="24"/>
@@ -4504,17 +4387,17 @@
         <w:adjustRightInd w:val="0"/>
         <w:snapToGrid w:val="0"/>
         <w:spacing w:before="182" w:line="220" w:lineRule="auto"/>
-        <w:ind w:left="425" w:leftChars="0" w:hanging="425" w:firstLineChars="0"/>
+        <w:ind w:left="425" w:hanging="425" w:leftChars="0" w:firstLineChars="0"/>
         <w:textAlignment w:val="baseline"/>
         <w:rPr>
-          <w:rFonts w:ascii="宋体" w:hAnsi="宋体" w:eastAsia="宋体" w:cs="宋体"/>
+          <w:rFonts w:ascii="宋体" w:eastAsia="宋体" w:hAnsi="宋体" w:cs="宋体"/>
           <w:sz w:val="24"/>
           <w:szCs w:val="24"/>
         </w:rPr>
       </w:pPr>
       <w:r>
         <w:rPr>
-          <w:rFonts w:ascii="宋体" w:hAnsi="宋体" w:eastAsia="宋体" w:cs="宋体"/>
+          <w:rFonts w:ascii="宋体" w:eastAsia="宋体" w:hAnsi="宋体" w:cs="宋体"/>
           <w:spacing w:val="-5"/>
           <w:sz w:val="24"/>
           <w:szCs w:val="24"/>
@@ -4523,7 +4406,7 @@
       </w:r>
       <w:r>
         <w:rPr>
-          <w:rFonts w:ascii="宋体" w:hAnsi="宋体" w:eastAsia="宋体" w:cs="宋体"/>
+          <w:rFonts w:ascii="宋体" w:eastAsia="宋体" w:hAnsi="宋体" w:cs="宋体"/>
           <w:spacing w:val="5"/>
           <w:sz w:val="24"/>
           <w:szCs w:val="24"/>
@@ -4551,17 +4434,17 @@
         <w:adjustRightInd w:val="0"/>
         <w:snapToGrid w:val="0"/>
         <w:spacing w:before="182" w:line="220" w:lineRule="auto"/>
-        <w:ind w:left="425" w:leftChars="0" w:hanging="425" w:firstLineChars="0"/>
+        <w:ind w:left="425" w:hanging="425" w:leftChars="0" w:firstLineChars="0"/>
         <w:textAlignment w:val="baseline"/>
         <w:rPr>
-          <w:rFonts w:ascii="宋体" w:hAnsi="宋体" w:eastAsia="宋体" w:cs="宋体"/>
+          <w:rFonts w:ascii="宋体" w:eastAsia="宋体" w:hAnsi="宋体" w:cs="宋体"/>
           <w:sz w:val="24"/>
           <w:szCs w:val="24"/>
         </w:rPr>
       </w:pPr>
       <w:r>
         <w:rPr>
-          <w:rFonts w:ascii="宋体" w:hAnsi="宋体" w:eastAsia="宋体" w:cs="宋体"/>
+          <w:rFonts w:ascii="宋体" w:eastAsia="宋体" w:hAnsi="宋体" w:cs="宋体"/>
           <w:spacing w:val="-6"/>
           <w:sz w:val="24"/>
           <w:szCs w:val="24"/>
@@ -4570,7 +4453,7 @@
       </w:r>
       <w:r>
         <w:rPr>
-          <w:rFonts w:ascii="宋体" w:hAnsi="宋体" w:eastAsia="宋体" w:cs="宋体"/>
+          <w:rFonts w:ascii="宋体" w:eastAsia="宋体" w:hAnsi="宋体" w:cs="宋体"/>
           <w:spacing w:val="-4"/>
           <w:sz w:val="24"/>
           <w:szCs w:val="24"/>
@@ -4579,7 +4462,7 @@
       </w:r>
       <w:r>
         <w:rPr>
-          <w:rFonts w:ascii="宋体" w:hAnsi="宋体" w:eastAsia="宋体" w:cs="宋体"/>
+          <w:rFonts w:ascii="宋体" w:eastAsia="宋体" w:hAnsi="宋体" w:cs="宋体"/>
           <w:spacing w:val="-6"/>
           <w:sz w:val="24"/>
           <w:szCs w:val="24"/>
@@ -4607,17 +4490,17 @@
         <w:adjustRightInd w:val="0"/>
         <w:snapToGrid w:val="0"/>
         <w:spacing w:before="192" w:line="289" w:lineRule="auto"/>
-        <w:ind w:left="425" w:leftChars="0" w:right="40" w:hanging="425" w:firstLineChars="0"/>
+        <w:ind w:left="425" w:right="40" w:hanging="425" w:leftChars="0" w:firstLineChars="0"/>
         <w:textAlignment w:val="baseline"/>
         <w:rPr>
-          <w:rFonts w:ascii="宋体" w:hAnsi="宋体" w:eastAsia="宋体" w:cs="宋体"/>
+          <w:rFonts w:ascii="宋体" w:eastAsia="宋体" w:hAnsi="宋体" w:cs="宋体"/>
           <w:sz w:val="24"/>
           <w:szCs w:val="24"/>
         </w:rPr>
       </w:pPr>
       <w:r>
         <w:rPr>
-          <w:rFonts w:ascii="宋体" w:hAnsi="宋体" w:eastAsia="宋体" w:cs="宋体"/>
+          <w:rFonts w:ascii="宋体" w:eastAsia="宋体" w:hAnsi="宋体" w:cs="宋体"/>
           <w:spacing w:val="-1"/>
           <w:sz w:val="24"/>
           <w:szCs w:val="24"/>
@@ -4626,7 +4509,7 @@
       </w:r>
       <w:r>
         <w:rPr>
-          <w:rFonts w:ascii="宋体" w:hAnsi="宋体" w:eastAsia="宋体" w:cs="宋体"/>
+          <w:rFonts w:ascii="宋体" w:eastAsia="宋体" w:hAnsi="宋体" w:cs="宋体"/>
           <w:spacing w:val="-2"/>
           <w:sz w:val="24"/>
           <w:szCs w:val="24"/>
@@ -4654,17 +4537,17 @@
         <w:adjustRightInd w:val="0"/>
         <w:snapToGrid w:val="0"/>
         <w:spacing w:before="174" w:line="220" w:lineRule="auto"/>
-        <w:ind w:left="425" w:leftChars="0" w:hanging="425" w:firstLineChars="0"/>
+        <w:ind w:left="425" w:hanging="425" w:leftChars="0" w:firstLineChars="0"/>
         <w:textAlignment w:val="baseline"/>
         <w:rPr>
-          <w:rFonts w:ascii="宋体" w:hAnsi="宋体" w:eastAsia="宋体" w:cs="宋体"/>
+          <w:rFonts w:ascii="宋体" w:eastAsia="宋体" w:hAnsi="宋体" w:cs="宋体"/>
           <w:sz w:val="24"/>
           <w:szCs w:val="24"/>
         </w:rPr>
       </w:pPr>
       <w:r>
         <w:rPr>
-          <w:rFonts w:ascii="宋体" w:hAnsi="宋体" w:eastAsia="宋体" w:cs="宋体"/>
+          <w:rFonts w:ascii="宋体" w:eastAsia="宋体" w:hAnsi="宋体" w:cs="宋体"/>
           <w:spacing w:val="-4"/>
           <w:sz w:val="24"/>
           <w:szCs w:val="24"/>
@@ -4691,14 +4574,14 @@
         <w:ind w:left="867" w:right="40" w:hanging="413"/>
         <w:textAlignment w:val="baseline"/>
         <w:rPr>
-          <w:rFonts w:ascii="宋体" w:hAnsi="宋体" w:eastAsia="宋体" w:cs="宋体"/>
+          <w:rFonts w:ascii="宋体" w:eastAsia="宋体" w:hAnsi="宋体" w:cs="宋体"/>
           <w:sz w:val="24"/>
           <w:szCs w:val="24"/>
         </w:rPr>
       </w:pPr>
       <w:r>
         <w:rPr>
-          <w:rFonts w:ascii="宋体" w:hAnsi="宋体" w:eastAsia="宋体" w:cs="宋体"/>
+          <w:rFonts w:ascii="宋体" w:eastAsia="宋体" w:hAnsi="宋体" w:cs="宋体"/>
           <w:sz w:val="24"/>
           <w:szCs w:val="24"/>
         </w:rPr>
@@ -4706,7 +4589,7 @@
       </w:r>
       <w:r>
         <w:rPr>
-          <w:rFonts w:ascii="宋体" w:hAnsi="宋体" w:eastAsia="宋体" w:cs="宋体"/>
+          <w:rFonts w:ascii="宋体" w:eastAsia="宋体" w:hAnsi="宋体" w:cs="宋体"/>
           <w:spacing w:val="-1"/>
           <w:sz w:val="24"/>
           <w:szCs w:val="24"/>
@@ -4715,7 +4598,7 @@
       </w:r>
       <w:r>
         <w:rPr>
-          <w:rFonts w:ascii="宋体" w:hAnsi="宋体" w:eastAsia="宋体" w:cs="宋体"/>
+          <w:rFonts w:ascii="宋体" w:eastAsia="宋体" w:hAnsi="宋体" w:cs="宋体"/>
           <w:spacing w:val="-10"/>
           <w:sz w:val="24"/>
           <w:szCs w:val="24"/>
@@ -4743,17 +4626,17 @@
         <w:adjustRightInd w:val="0"/>
         <w:snapToGrid w:val="0"/>
         <w:spacing w:before="174" w:line="293" w:lineRule="auto"/>
-        <w:ind w:left="425" w:leftChars="0" w:right="40" w:hanging="425" w:firstLineChars="0"/>
+        <w:ind w:left="425" w:right="40" w:hanging="425" w:leftChars="0" w:firstLineChars="0"/>
         <w:textAlignment w:val="baseline"/>
         <w:rPr>
-          <w:rFonts w:ascii="宋体" w:hAnsi="宋体" w:eastAsia="宋体" w:cs="宋体"/>
+          <w:rFonts w:ascii="宋体" w:eastAsia="宋体" w:hAnsi="宋体" w:cs="宋体"/>
           <w:sz w:val="24"/>
           <w:szCs w:val="24"/>
         </w:rPr>
       </w:pPr>
       <w:r>
         <w:rPr>
-          <w:rFonts w:ascii="宋体" w:hAnsi="宋体" w:eastAsia="宋体" w:cs="宋体"/>
+          <w:rFonts w:ascii="宋体" w:eastAsia="宋体" w:hAnsi="宋体" w:cs="宋体"/>
           <w:sz w:val="24"/>
           <w:szCs w:val="24"/>
         </w:rPr>
@@ -4761,7 +4644,7 @@
       </w:r>
       <w:r>
         <w:rPr>
-          <w:rFonts w:ascii="宋体" w:hAnsi="宋体" w:eastAsia="宋体" w:cs="宋体"/>
+          <w:rFonts w:ascii="宋体" w:eastAsia="宋体" w:hAnsi="宋体" w:cs="宋体"/>
           <w:spacing w:val="-1"/>
           <w:sz w:val="24"/>
           <w:szCs w:val="24"/>
@@ -4770,7 +4653,7 @@
       </w:r>
       <w:r>
         <w:rPr>
-          <w:rFonts w:ascii="宋体" w:hAnsi="宋体" w:eastAsia="宋体" w:cs="宋体"/>
+          <w:rFonts w:ascii="宋体" w:eastAsia="宋体" w:hAnsi="宋体" w:cs="宋体"/>
           <w:spacing w:val="-14"/>
           <w:sz w:val="24"/>
           <w:szCs w:val="24"/>
@@ -4798,17 +4681,17 @@
         <w:adjustRightInd w:val="0"/>
         <w:snapToGrid w:val="0"/>
         <w:spacing w:before="173" w:line="220" w:lineRule="auto"/>
-        <w:ind w:left="425" w:leftChars="0" w:hanging="425" w:firstLineChars="0"/>
+        <w:ind w:left="425" w:hanging="425" w:leftChars="0" w:firstLineChars="0"/>
         <w:textAlignment w:val="baseline"/>
         <w:rPr>
-          <w:rFonts w:ascii="宋体" w:hAnsi="宋体" w:eastAsia="宋体" w:cs="宋体"/>
+          <w:rFonts w:ascii="宋体" w:eastAsia="宋体" w:hAnsi="宋体" w:cs="宋体"/>
           <w:sz w:val="24"/>
           <w:szCs w:val="24"/>
         </w:rPr>
       </w:pPr>
       <w:r>
         <w:rPr>
-          <w:rFonts w:ascii="宋体" w:hAnsi="宋体" w:eastAsia="宋体" w:cs="宋体"/>
+          <w:rFonts w:ascii="宋体" w:eastAsia="宋体" w:hAnsi="宋体" w:cs="宋体"/>
           <w:spacing w:val="-3"/>
           <w:sz w:val="24"/>
           <w:szCs w:val="24"/>
@@ -4836,17 +4719,17 @@
         <w:adjustRightInd w:val="0"/>
         <w:snapToGrid w:val="0"/>
         <w:spacing w:before="182" w:line="220" w:lineRule="auto"/>
-        <w:ind w:left="425" w:leftChars="0" w:hanging="425" w:firstLineChars="0"/>
+        <w:ind w:left="425" w:hanging="425" w:leftChars="0" w:firstLineChars="0"/>
         <w:textAlignment w:val="baseline"/>
         <w:rPr>
-          <w:rFonts w:ascii="宋体" w:hAnsi="宋体" w:eastAsia="宋体" w:cs="宋体"/>
+          <w:rFonts w:ascii="宋体" w:eastAsia="宋体" w:hAnsi="宋体" w:cs="宋体"/>
           <w:sz w:val="24"/>
           <w:szCs w:val="24"/>
         </w:rPr>
       </w:pPr>
       <w:r>
         <w:rPr>
-          <w:rFonts w:ascii="宋体" w:hAnsi="宋体" w:eastAsia="宋体" w:cs="宋体"/>
+          <w:rFonts w:ascii="宋体" w:eastAsia="宋体" w:hAnsi="宋体" w:cs="宋体"/>
           <w:spacing w:val="-3"/>
           <w:sz w:val="24"/>
           <w:szCs w:val="24"/>
@@ -4874,17 +4757,17 @@
         <w:adjustRightInd w:val="0"/>
         <w:snapToGrid w:val="0"/>
         <w:spacing w:before="182" w:line="220" w:lineRule="auto"/>
-        <w:ind w:left="425" w:leftChars="0" w:hanging="425" w:firstLineChars="0"/>
+        <w:ind w:left="425" w:hanging="425" w:leftChars="0" w:firstLineChars="0"/>
         <w:textAlignment w:val="baseline"/>
         <w:rPr>
-          <w:rFonts w:ascii="宋体" w:hAnsi="宋体" w:eastAsia="宋体" w:cs="宋体"/>
+          <w:rFonts w:ascii="宋体" w:eastAsia="宋体" w:hAnsi="宋体" w:cs="宋体"/>
           <w:sz w:val="24"/>
           <w:szCs w:val="24"/>
         </w:rPr>
       </w:pPr>
       <w:r>
         <w:rPr>
-          <w:rFonts w:ascii="宋体" w:hAnsi="宋体" w:eastAsia="宋体" w:cs="宋体"/>
+          <w:rFonts w:ascii="宋体" w:eastAsia="宋体" w:hAnsi="宋体" w:cs="宋体"/>
           <w:spacing w:val="-4"/>
           <w:sz w:val="24"/>
           <w:szCs w:val="24"/>
@@ -4912,17 +4795,17 @@
         <w:adjustRightInd w:val="0"/>
         <w:snapToGrid w:val="0"/>
         <w:spacing w:before="181" w:line="220" w:lineRule="auto"/>
-        <w:ind w:left="425" w:leftChars="0" w:hanging="425" w:firstLineChars="0"/>
+        <w:ind w:left="425" w:hanging="425" w:leftChars="0" w:firstLineChars="0"/>
         <w:textAlignment w:val="baseline"/>
         <w:rPr>
-          <w:rFonts w:ascii="宋体" w:hAnsi="宋体" w:eastAsia="宋体" w:cs="宋体"/>
+          <w:rFonts w:ascii="宋体" w:eastAsia="宋体" w:hAnsi="宋体" w:cs="宋体"/>
           <w:sz w:val="24"/>
           <w:szCs w:val="24"/>
         </w:rPr>
       </w:pPr>
       <w:r>
         <w:rPr>
-          <w:rFonts w:ascii="宋体" w:hAnsi="宋体" w:eastAsia="宋体" w:cs="宋体"/>
+          <w:rFonts w:ascii="宋体" w:eastAsia="宋体" w:hAnsi="宋体" w:cs="宋体"/>
           <w:spacing w:val="-5"/>
           <w:sz w:val="24"/>
           <w:szCs w:val="24"/>
@@ -4931,7 +4814,7 @@
       </w:r>
       <w:r>
         <w:rPr>
-          <w:rFonts w:ascii="宋体" w:hAnsi="宋体" w:eastAsia="宋体" w:cs="宋体"/>
+          <w:rFonts w:ascii="宋体" w:eastAsia="宋体" w:hAnsi="宋体" w:cs="宋体"/>
           <w:spacing w:val="-38"/>
           <w:sz w:val="24"/>
           <w:szCs w:val="24"/>
@@ -4940,7 +4823,7 @@
       </w:r>
       <w:r>
         <w:rPr>
-          <w:rFonts w:ascii="宋体" w:hAnsi="宋体" w:eastAsia="宋体" w:cs="宋体"/>
+          <w:rFonts w:ascii="宋体" w:eastAsia="宋体" w:hAnsi="宋体" w:cs="宋体"/>
           <w:spacing w:val="-5"/>
           <w:sz w:val="24"/>
           <w:szCs w:val="24"/>
@@ -4949,7 +4832,7 @@
       </w:r>
       <w:r>
         <w:rPr>
-          <w:rFonts w:ascii="宋体" w:hAnsi="宋体" w:eastAsia="宋体" w:cs="宋体"/>
+          <w:rFonts w:ascii="宋体" w:eastAsia="宋体" w:hAnsi="宋体" w:cs="宋体"/>
           <w:spacing w:val="-50"/>
           <w:sz w:val="24"/>
           <w:szCs w:val="24"/>
@@ -4958,7 +4841,7 @@
       </w:r>
       <w:r>
         <w:rPr>
-          <w:rFonts w:ascii="宋体" w:hAnsi="宋体" w:eastAsia="宋体" w:cs="宋体"/>
+          <w:rFonts w:ascii="宋体" w:eastAsia="宋体" w:hAnsi="宋体" w:cs="宋体"/>
           <w:spacing w:val="-5"/>
           <w:sz w:val="24"/>
           <w:szCs w:val="24"/>
@@ -4986,17 +4869,17 @@
         <w:adjustRightInd w:val="0"/>
         <w:snapToGrid w:val="0"/>
         <w:spacing w:before="182" w:line="220" w:lineRule="auto"/>
-        <w:ind w:left="425" w:leftChars="0" w:hanging="425" w:firstLineChars="0"/>
+        <w:ind w:left="425" w:hanging="425" w:leftChars="0" w:firstLineChars="0"/>
         <w:textAlignment w:val="baseline"/>
         <w:rPr>
-          <w:rFonts w:ascii="宋体" w:hAnsi="宋体" w:eastAsia="宋体" w:cs="宋体"/>
+          <w:rFonts w:ascii="宋体" w:eastAsia="宋体" w:hAnsi="宋体" w:cs="宋体"/>
           <w:sz w:val="24"/>
           <w:szCs w:val="24"/>
         </w:rPr>
       </w:pPr>
       <w:r>
         <w:rPr>
-          <w:rFonts w:ascii="宋体" w:hAnsi="宋体" w:eastAsia="宋体" w:cs="宋体"/>
+          <w:rFonts w:ascii="宋体" w:eastAsia="宋体" w:hAnsi="宋体" w:cs="宋体"/>
           <w:spacing w:val="-4"/>
           <w:sz w:val="24"/>
           <w:szCs w:val="24"/>
@@ -5024,17 +4907,17 @@
         <w:adjustRightInd w:val="0"/>
         <w:snapToGrid w:val="0"/>
         <w:spacing w:before="181" w:line="220" w:lineRule="auto"/>
-        <w:ind w:left="425" w:leftChars="0" w:hanging="425" w:firstLineChars="0"/>
+        <w:ind w:left="425" w:hanging="425" w:leftChars="0" w:firstLineChars="0"/>
         <w:textAlignment w:val="baseline"/>
         <w:rPr>
-          <w:rFonts w:ascii="宋体" w:hAnsi="宋体" w:eastAsia="宋体" w:cs="宋体"/>
+          <w:rFonts w:ascii="宋体" w:eastAsia="宋体" w:hAnsi="宋体" w:cs="宋体"/>
           <w:sz w:val="24"/>
           <w:szCs w:val="24"/>
         </w:rPr>
       </w:pPr>
       <w:r>
         <w:rPr>
-          <w:rFonts w:ascii="宋体" w:hAnsi="宋体" w:eastAsia="宋体" w:cs="宋体"/>
+          <w:rFonts w:ascii="宋体" w:eastAsia="宋体" w:hAnsi="宋体" w:cs="宋体"/>
           <w:spacing w:val="-5"/>
           <w:sz w:val="24"/>
           <w:szCs w:val="24"/>
@@ -5062,17 +4945,17 @@
         <w:adjustRightInd w:val="0"/>
         <w:snapToGrid w:val="0"/>
         <w:spacing w:before="182" w:line="220" w:lineRule="auto"/>
-        <w:ind w:left="425" w:leftChars="0" w:hanging="425" w:firstLineChars="0"/>
+        <w:ind w:left="425" w:hanging="425" w:leftChars="0" w:firstLineChars="0"/>
         <w:textAlignment w:val="baseline"/>
         <w:rPr>
-          <w:rFonts w:ascii="宋体" w:hAnsi="宋体" w:eastAsia="宋体" w:cs="宋体"/>
+          <w:rFonts w:ascii="宋体" w:eastAsia="宋体" w:hAnsi="宋体" w:cs="宋体"/>
           <w:sz w:val="24"/>
           <w:szCs w:val="24"/>
         </w:rPr>
       </w:pPr>
       <w:r>
         <w:rPr>
-          <w:rFonts w:ascii="宋体" w:hAnsi="宋体" w:eastAsia="宋体" w:cs="宋体"/>
+          <w:rFonts w:ascii="宋体" w:eastAsia="宋体" w:hAnsi="宋体" w:cs="宋体"/>
           <w:spacing w:val="-4"/>
           <w:sz w:val="24"/>
           <w:szCs w:val="24"/>
@@ -5082,7 +4965,7 @@
     </w:p>
     <w:p>
       <w:pPr>
-        <w:pStyle w:val="28"/>
+        <w:pStyle w:val="2"/>
         <w:keepNext w:val="0"/>
         <w:keepLines w:val="0"/>
         <w:pageBreakBefore w:val="0"/>
@@ -5098,15 +4981,15 @@
         <w:snapToGrid w:val="0"/>
         <w:textAlignment w:val="baseline"/>
       </w:pPr>
-      <w:bookmarkStart w:id="12" w:name="_Toc30410"/>
+      <w:bookmarkStart w:id="13" w:name="_Toc30410"/>
       <w:r>
         <w:t>服务台操作规程</w:t>
       </w:r>
-      <w:bookmarkEnd w:id="12"/>
+      <w:bookmarkEnd w:id="13"/>
     </w:p>
     <w:p>
       <w:pPr>
-        <w:pStyle w:val="41"/>
+        <w:pStyle w:val="a3"/>
         <w:keepNext w:val="0"/>
         <w:keepLines w:val="0"/>
         <w:pageBreakBefore w:val="0"/>
@@ -5124,7 +5007,7 @@
         <w:bidi w:val="0"/>
         <w:adjustRightInd w:val="0"/>
         <w:snapToGrid w:val="0"/>
-        <w:ind w:left="425" w:leftChars="0" w:hanging="425" w:firstLineChars="0"/>
+        <w:ind w:left="425" w:hanging="425" w:leftChars="0" w:firstLineChars="0"/>
         <w:textAlignment w:val="baseline"/>
       </w:pPr>
       <w:r>
@@ -5133,7 +5016,7 @@
     </w:p>
     <w:p>
       <w:pPr>
-        <w:pStyle w:val="27"/>
+        <w:pStyle w:val="a"/>
         <w:keepNext w:val="0"/>
         <w:keepLines w:val="0"/>
         <w:pageBreakBefore w:val="0"/>
@@ -5155,7 +5038,7 @@
     </w:p>
     <w:p>
       <w:pPr>
-        <w:pStyle w:val="41"/>
+        <w:pStyle w:val="a3"/>
         <w:keepNext w:val="0"/>
         <w:keepLines w:val="0"/>
         <w:pageBreakBefore w:val="0"/>
@@ -5173,7 +5056,7 @@
         <w:bidi w:val="0"/>
         <w:adjustRightInd w:val="0"/>
         <w:snapToGrid w:val="0"/>
-        <w:ind w:left="425" w:leftChars="0" w:hanging="425" w:firstLineChars="0"/>
+        <w:ind w:left="425" w:hanging="425" w:leftChars="0" w:firstLineChars="0"/>
         <w:textAlignment w:val="baseline"/>
       </w:pPr>
       <w:r>
@@ -5182,7 +5065,7 @@
     </w:p>
     <w:p>
       <w:pPr>
-        <w:pStyle w:val="27"/>
+        <w:pStyle w:val="a"/>
         <w:keepNext w:val="0"/>
         <w:keepLines w:val="0"/>
         <w:pageBreakBefore w:val="0"/>
@@ -5204,7 +5087,7 @@
     </w:p>
     <w:p>
       <w:pPr>
-        <w:pStyle w:val="27"/>
+        <w:pStyle w:val="a"/>
         <w:keepNext w:val="0"/>
         <w:keepLines w:val="0"/>
         <w:pageBreakBefore w:val="0"/>
@@ -5226,7 +5109,7 @@
     </w:p>
     <w:p>
       <w:pPr>
-        <w:pStyle w:val="41"/>
+        <w:pStyle w:val="a3"/>
         <w:keepNext w:val="0"/>
         <w:keepLines w:val="0"/>
         <w:pageBreakBefore w:val="0"/>
@@ -5244,7 +5127,7 @@
         <w:bidi w:val="0"/>
         <w:adjustRightInd w:val="0"/>
         <w:snapToGrid w:val="0"/>
-        <w:ind w:left="425" w:leftChars="0" w:hanging="425" w:firstLineChars="0"/>
+        <w:ind w:left="425" w:hanging="425" w:leftChars="0" w:firstLineChars="0"/>
         <w:textAlignment w:val="baseline"/>
       </w:pPr>
       <w:r>
@@ -5253,7 +5136,7 @@
     </w:p>
     <w:p>
       <w:pPr>
-        <w:pStyle w:val="27"/>
+        <w:pStyle w:val="a"/>
         <w:keepNext w:val="0"/>
         <w:keepLines w:val="0"/>
         <w:pageBreakBefore w:val="0"/>
@@ -5275,7 +5158,7 @@
     </w:p>
     <w:p>
       <w:pPr>
-        <w:pStyle w:val="41"/>
+        <w:pStyle w:val="a3"/>
         <w:keepNext w:val="0"/>
         <w:keepLines w:val="0"/>
         <w:pageBreakBefore w:val="0"/>
@@ -5293,7 +5176,7 @@
         <w:bidi w:val="0"/>
         <w:adjustRightInd w:val="0"/>
         <w:snapToGrid w:val="0"/>
-        <w:ind w:left="425" w:leftChars="0" w:hanging="425" w:firstLineChars="0"/>
+        <w:ind w:left="425" w:hanging="425" w:leftChars="0" w:firstLineChars="0"/>
         <w:textAlignment w:val="baseline"/>
       </w:pPr>
       <w:r>
@@ -5302,7 +5185,7 @@
     </w:p>
     <w:p>
       <w:pPr>
-        <w:pStyle w:val="27"/>
+        <w:pStyle w:val="a"/>
         <w:keepNext w:val="0"/>
         <w:keepLines w:val="0"/>
         <w:pageBreakBefore w:val="0"/>
@@ -5324,7 +5207,7 @@
     </w:p>
     <w:p>
       <w:pPr>
-        <w:pStyle w:val="41"/>
+        <w:pStyle w:val="a3"/>
         <w:keepNext w:val="0"/>
         <w:keepLines w:val="0"/>
         <w:pageBreakBefore w:val="0"/>
@@ -5342,7 +5225,7 @@
         <w:bidi w:val="0"/>
         <w:adjustRightInd w:val="0"/>
         <w:snapToGrid w:val="0"/>
-        <w:ind w:left="425" w:leftChars="0" w:hanging="425" w:firstLineChars="0"/>
+        <w:ind w:left="425" w:hanging="425" w:leftChars="0" w:firstLineChars="0"/>
         <w:textAlignment w:val="baseline"/>
       </w:pPr>
       <w:r>
@@ -5351,7 +5234,7 @@
     </w:p>
     <w:p>
       <w:pPr>
-        <w:pStyle w:val="27"/>
+        <w:pStyle w:val="a"/>
         <w:keepNext w:val="0"/>
         <w:keepLines w:val="0"/>
         <w:pageBreakBefore w:val="0"/>
@@ -5373,7 +5256,7 @@
     </w:p>
     <w:p>
       <w:pPr>
-        <w:pStyle w:val="41"/>
+        <w:pStyle w:val="a3"/>
         <w:keepNext w:val="0"/>
         <w:keepLines w:val="0"/>
         <w:pageBreakBefore w:val="0"/>
@@ -5391,7 +5274,7 @@
         <w:bidi w:val="0"/>
         <w:adjustRightInd w:val="0"/>
         <w:snapToGrid w:val="0"/>
-        <w:ind w:left="425" w:leftChars="0" w:hanging="425" w:firstLineChars="0"/>
+        <w:ind w:left="425" w:hanging="425" w:leftChars="0" w:firstLineChars="0"/>
         <w:textAlignment w:val="baseline"/>
       </w:pPr>
       <w:r>
@@ -5400,7 +5283,7 @@
     </w:p>
     <w:p>
       <w:pPr>
-        <w:pStyle w:val="27"/>
+        <w:pStyle w:val="a"/>
         <w:keepNext w:val="0"/>
         <w:keepLines w:val="0"/>
         <w:pageBreakBefore w:val="0"/>
@@ -5422,7 +5305,7 @@
     </w:p>
     <w:p>
       <w:pPr>
-        <w:pStyle w:val="41"/>
+        <w:pStyle w:val="a3"/>
         <w:keepNext w:val="0"/>
         <w:keepLines w:val="0"/>
         <w:pageBreakBefore w:val="0"/>
@@ -5440,7 +5323,7 @@
         <w:bidi w:val="0"/>
         <w:adjustRightInd w:val="0"/>
         <w:snapToGrid w:val="0"/>
-        <w:ind w:left="425" w:leftChars="0" w:hanging="425" w:firstLineChars="0"/>
+        <w:ind w:left="425" w:hanging="425" w:leftChars="0" w:firstLineChars="0"/>
         <w:textAlignment w:val="baseline"/>
       </w:pPr>
       <w:r>
@@ -5449,7 +5332,7 @@
     </w:p>
     <w:p>
       <w:pPr>
-        <w:pStyle w:val="27"/>
+        <w:pStyle w:val="a"/>
         <w:keepNext w:val="0"/>
         <w:keepLines w:val="0"/>
         <w:pageBreakBefore w:val="0"/>
@@ -5471,7 +5354,7 @@
     </w:p>
     <w:p>
       <w:pPr>
-        <w:pStyle w:val="41"/>
+        <w:pStyle w:val="a3"/>
         <w:keepNext w:val="0"/>
         <w:keepLines w:val="0"/>
         <w:pageBreakBefore w:val="0"/>
@@ -5489,7 +5372,7 @@
         <w:bidi w:val="0"/>
         <w:adjustRightInd w:val="0"/>
         <w:snapToGrid w:val="0"/>
-        <w:ind w:left="425" w:leftChars="0" w:hanging="425" w:firstLineChars="0"/>
+        <w:ind w:left="425" w:hanging="425" w:leftChars="0" w:firstLineChars="0"/>
         <w:textAlignment w:val="baseline"/>
       </w:pPr>
       <w:r>
@@ -5498,7 +5381,7 @@
     </w:p>
     <w:p>
       <w:pPr>
-        <w:pStyle w:val="27"/>
+        <w:pStyle w:val="a"/>
         <w:keepNext w:val="0"/>
         <w:keepLines w:val="0"/>
         <w:pageBreakBefore w:val="0"/>
@@ -5520,7 +5403,7 @@
     </w:p>
     <w:p>
       <w:pPr>
-        <w:pStyle w:val="28"/>
+        <w:pStyle w:val="2"/>
         <w:keepNext w:val="0"/>
         <w:keepLines w:val="0"/>
         <w:pageBreakBefore w:val="0"/>
@@ -5536,24 +5419,24 @@
         <w:snapToGrid w:val="0"/>
         <w:textAlignment w:val="baseline"/>
       </w:pPr>
-      <w:bookmarkStart w:id="13" w:name="_Toc26561"/>
+      <w:bookmarkStart w:id="14" w:name="_Toc26561"/>
       <w:r>
         <w:t>服务台绩效考核</w:t>
       </w:r>
-      <w:bookmarkEnd w:id="13"/>
+      <w:bookmarkEnd w:id="14"/>
     </w:p>
     <w:tbl>
       <w:tblPr>
-        <w:tblStyle w:val="24"/>
+        <w:tblStyle w:val="TableNormal0"/>
         <w:tblW w:w="9797" w:type="dxa"/>
         <w:jc w:val="center"/>
         <w:tblBorders>
-          <w:top w:val="single" w:color="000000" w:sz="4" w:space="0"/>
-          <w:left w:val="single" w:color="000000" w:sz="4" w:space="0"/>
-          <w:bottom w:val="single" w:color="000000" w:sz="4" w:space="0"/>
-          <w:right w:val="single" w:color="000000" w:sz="4" w:space="0"/>
-          <w:insideH w:val="single" w:color="000000" w:sz="4" w:space="0"/>
-          <w:insideV w:val="single" w:color="000000" w:sz="4" w:space="0"/>
+          <w:top w:val="single" w:sz="4" w:space="0" w:color="000000"/>
+          <w:left w:val="single" w:sz="4" w:space="0" w:color="000000"/>
+          <w:bottom w:val="single" w:sz="4" w:space="0" w:color="000000"/>
+          <w:right w:val="single" w:sz="4" w:space="0" w:color="000000"/>
+          <w:insideH w:val="single" w:sz="4" w:space="0" w:color="000000"/>
+          <w:insideV w:val="single" w:sz="4" w:space="0" w:color="000000"/>
         </w:tblBorders>
         <w:tblLayout w:type="fixed"/>
         <w:tblCellMar>
@@ -5572,14 +5455,17 @@
       </w:tblGrid>
       <w:tr>
         <w:tblPrEx>
+          <w:tblW w:w="9797" w:type="dxa"/>
+          <w:jc w:val="center"/>
           <w:tblBorders>
-            <w:top w:val="single" w:color="000000" w:sz="4" w:space="0"/>
-            <w:left w:val="single" w:color="000000" w:sz="4" w:space="0"/>
-            <w:bottom w:val="single" w:color="000000" w:sz="4" w:space="0"/>
-            <w:right w:val="single" w:color="000000" w:sz="4" w:space="0"/>
-            <w:insideH w:val="single" w:color="000000" w:sz="4" w:space="0"/>
-            <w:insideV w:val="single" w:color="000000" w:sz="4" w:space="0"/>
+            <w:top w:val="single" w:sz="4" w:space="0" w:color="000000"/>
+            <w:left w:val="single" w:sz="4" w:space="0" w:color="000000"/>
+            <w:bottom w:val="single" w:sz="4" w:space="0" w:color="000000"/>
+            <w:right w:val="single" w:sz="4" w:space="0" w:color="000000"/>
+            <w:insideH w:val="single" w:sz="4" w:space="0" w:color="000000"/>
+            <w:insideV w:val="single" w:sz="4" w:space="0" w:color="000000"/>
           </w:tblBorders>
+          <w:tblLayout w:type="fixed"/>
           <w:tblCellMar>
             <w:top w:w="0" w:type="dxa"/>
             <w:left w:w="0" w:type="dxa"/>
@@ -5588,7 +5474,7 @@
           </w:tblCellMar>
         </w:tblPrEx>
         <w:trPr>
-          <w:trHeight w:val="651" w:hRule="atLeast"/>
+          <w:trHeight w:val="651"/>
           <w:jc w:val="center"/>
         </w:trPr>
         <w:tc>
@@ -5616,7 +5502,7 @@
               <w:ind w:left="195" w:leftChars="0"/>
               <w:textAlignment w:val="baseline"/>
               <w:rPr>
-                <w:rFonts w:hint="eastAsia" w:ascii="宋体" w:hAnsi="宋体" w:eastAsia="宋体" w:cs="宋体"/>
+                <w:rFonts w:ascii="宋体" w:eastAsia="宋体" w:hAnsi="宋体" w:cs="宋体" w:hint="eastAsia"/>
                 <w:b/>
                 <w:bCs/>
                 <w:snapToGrid w:val="0"/>
@@ -5630,7 +5516,7 @@
             </w:pPr>
             <w:r>
               <w:rPr>
-                <w:rFonts w:ascii="宋体" w:hAnsi="宋体" w:eastAsia="宋体" w:cs="宋体"/>
+                <w:rFonts w:ascii="宋体" w:eastAsia="宋体" w:hAnsi="宋体" w:cs="宋体"/>
                 <w:b/>
                 <w:bCs/>
                 <w:spacing w:val="-7"/>
@@ -5666,7 +5552,7 @@
               <w:ind w:left="195" w:leftChars="0"/>
               <w:textAlignment w:val="baseline"/>
               <w:rPr>
-                <w:rFonts w:hint="default" w:ascii="宋体" w:hAnsi="宋体" w:eastAsia="宋体" w:cs="宋体"/>
+                <w:rFonts w:ascii="宋体" w:eastAsia="宋体" w:hAnsi="宋体" w:cs="宋体" w:hint="default"/>
                 <w:b/>
                 <w:bCs/>
                 <w:snapToGrid w:val="0"/>
@@ -5680,7 +5566,7 @@
             </w:pPr>
             <w:r>
               <w:rPr>
-                <w:rFonts w:ascii="宋体" w:hAnsi="宋体" w:eastAsia="宋体" w:cs="宋体"/>
+                <w:rFonts w:ascii="宋体" w:eastAsia="宋体" w:hAnsi="宋体" w:cs="宋体"/>
                 <w:b/>
                 <w:bCs/>
                 <w:spacing w:val="-7"/>
@@ -5716,7 +5602,7 @@
               <w:ind w:left="195" w:leftChars="0"/>
               <w:textAlignment w:val="baseline"/>
               <w:rPr>
-                <w:rFonts w:hint="eastAsia" w:ascii="宋体" w:hAnsi="宋体" w:eastAsia="宋体" w:cs="宋体"/>
+                <w:rFonts w:ascii="宋体" w:eastAsia="宋体" w:hAnsi="宋体" w:cs="宋体" w:hint="eastAsia"/>
                 <w:b/>
                 <w:bCs/>
                 <w:snapToGrid w:val="0"/>
@@ -5730,7 +5616,7 @@
             </w:pPr>
             <w:r>
               <w:rPr>
-                <w:rFonts w:ascii="宋体" w:hAnsi="宋体" w:eastAsia="宋体" w:cs="宋体"/>
+                <w:rFonts w:ascii="宋体" w:eastAsia="宋体" w:hAnsi="宋体" w:cs="宋体"/>
                 <w:b/>
                 <w:bCs/>
                 <w:spacing w:val="-7"/>
@@ -5766,7 +5652,7 @@
               <w:ind w:left="195" w:leftChars="0"/>
               <w:textAlignment w:val="baseline"/>
               <w:rPr>
-                <w:rFonts w:hint="eastAsia" w:ascii="宋体" w:hAnsi="宋体" w:eastAsia="宋体" w:cs="宋体"/>
+                <w:rFonts w:ascii="宋体" w:eastAsia="宋体" w:hAnsi="宋体" w:cs="宋体" w:hint="eastAsia"/>
                 <w:b/>
                 <w:bCs/>
                 <w:snapToGrid w:val="0"/>
@@ -5780,7 +5666,7 @@
             </w:pPr>
             <w:r>
               <w:rPr>
-                <w:rFonts w:hint="eastAsia" w:ascii="宋体" w:hAnsi="宋体" w:eastAsia="宋体" w:cs="宋体"/>
+                <w:rFonts w:ascii="宋体" w:eastAsia="宋体" w:hAnsi="宋体" w:cs="宋体" w:hint="eastAsia"/>
                 <w:b/>
                 <w:bCs/>
                 <w:spacing w:val="-7"/>
@@ -5817,7 +5703,7 @@
               <w:ind w:left="195" w:leftChars="0"/>
               <w:textAlignment w:val="baseline"/>
               <w:rPr>
-                <w:rFonts w:hint="default" w:ascii="宋体" w:hAnsi="宋体" w:eastAsia="宋体" w:cs="宋体"/>
+                <w:rFonts w:ascii="宋体" w:eastAsia="宋体" w:hAnsi="宋体" w:cs="宋体" w:hint="default"/>
                 <w:b/>
                 <w:bCs/>
                 <w:snapToGrid w:val="0"/>
@@ -5831,7 +5717,7 @@
             </w:pPr>
             <w:r>
               <w:rPr>
-                <w:rFonts w:hint="eastAsia" w:ascii="宋体" w:hAnsi="宋体" w:cs="宋体"/>
+                <w:rFonts w:ascii="宋体" w:hAnsi="宋体" w:cs="宋体" w:hint="eastAsia"/>
                 <w:b/>
                 <w:bCs/>
                 <w:spacing w:val="-7"/>
@@ -5846,14 +5732,9 @@
       </w:tr>
       <w:tr>
         <w:tblPrEx>
-          <w:tblBorders>
-            <w:top w:val="single" w:color="000000" w:sz="4" w:space="0"/>
-            <w:left w:val="single" w:color="000000" w:sz="4" w:space="0"/>
-            <w:bottom w:val="single" w:color="000000" w:sz="4" w:space="0"/>
-            <w:right w:val="single" w:color="000000" w:sz="4" w:space="0"/>
-            <w:insideH w:val="single" w:color="000000" w:sz="4" w:space="0"/>
-            <w:insideV w:val="single" w:color="000000" w:sz="4" w:space="0"/>
-          </w:tblBorders>
+          <w:tblW w:w="9797" w:type="dxa"/>
+          <w:jc w:val="center"/>
+          <w:tblLayout w:type="fixed"/>
           <w:tblCellMar>
             <w:top w:w="0" w:type="dxa"/>
             <w:left w:w="0" w:type="dxa"/>
@@ -5862,7 +5743,7 @@
           </w:tblCellMar>
         </w:tblPrEx>
         <w:trPr>
-          <w:trHeight w:val="651" w:hRule="atLeast"/>
+          <w:trHeight w:val="651"/>
           <w:jc w:val="center"/>
         </w:trPr>
         <w:tc>
@@ -5872,7 +5753,7 @@
           </w:tcPr>
           <w:p>
             <w:pPr>
-              <w:pStyle w:val="41"/>
+              <w:pStyle w:val="a3"/>
               <w:keepNext w:val="0"/>
               <w:keepLines w:val="0"/>
               <w:pageBreakBefore w:val="0"/>
@@ -5886,11 +5767,11 @@
               <w:bidi w:val="0"/>
               <w:adjustRightInd w:val="0"/>
               <w:snapToGrid w:val="0"/>
-              <w:ind w:left="0" w:leftChars="0" w:right="0" w:rightChars="0" w:firstLine="0" w:firstLineChars="0"/>
+              <w:ind w:left="0" w:right="0" w:firstLine="0" w:leftChars="0" w:rightChars="0" w:firstLineChars="0"/>
               <w:jc w:val="center"/>
               <w:textAlignment w:val="baseline"/>
               <w:rPr>
-                <w:rFonts w:hint="eastAsia" w:eastAsia="宋体"/>
+                <w:rFonts w:eastAsia="宋体" w:hint="eastAsia"/>
                 <w:lang w:val="en-US" w:eastAsia="zh-CN"/>
               </w:rPr>
             </w:pPr>
@@ -5910,7 +5791,7 @@
           </w:tcPr>
           <w:p>
             <w:pPr>
-              <w:pStyle w:val="41"/>
+              <w:pStyle w:val="a3"/>
               <w:keepNext w:val="0"/>
               <w:keepLines w:val="0"/>
               <w:pageBreakBefore w:val="0"/>
@@ -5941,7 +5822,7 @@
           </w:tcPr>
           <w:p>
             <w:pPr>
-              <w:pStyle w:val="25"/>
+              <w:pStyle w:val="TableText"/>
               <w:keepNext w:val="0"/>
               <w:keepLines w:val="0"/>
               <w:pageBreakBefore w:val="0"/>
@@ -5988,7 +5869,7 @@
           </w:tcPr>
           <w:p>
             <w:pPr>
-              <w:pStyle w:val="25"/>
+              <w:pStyle w:val="TableText"/>
               <w:keepNext w:val="0"/>
               <w:keepLines w:val="0"/>
               <w:pageBreakBefore w:val="0"/>
@@ -6027,7 +5908,7 @@
           </w:tcPr>
           <w:p>
             <w:pPr>
-              <w:pStyle w:val="25"/>
+              <w:pStyle w:val="TableText"/>
               <w:keepNext w:val="0"/>
               <w:keepLines w:val="0"/>
               <w:pageBreakBefore w:val="0"/>
@@ -6045,7 +5926,7 @@
               <w:ind w:left="231" w:leftChars="0"/>
               <w:textAlignment w:val="baseline"/>
               <w:rPr>
-                <w:rFonts w:hint="default" w:eastAsia="宋体"/>
+                <w:rFonts w:eastAsia="宋体" w:hint="default"/>
                 <w:spacing w:val="-2"/>
                 <w:sz w:val="24"/>
                 <w:szCs w:val="24"/>
@@ -6085,62 +5966,37 @@
         <w:ind w:left="668" w:right="237" w:firstLine="478"/>
         <w:textAlignment w:val="baseline"/>
         <w:rPr>
-          <w:rFonts w:ascii="宋体" w:hAnsi="宋体" w:eastAsia="宋体" w:cs="宋体"/>
+          <w:rFonts w:ascii="宋体" w:eastAsia="宋体" w:hAnsi="宋体" w:cs="宋体"/>
           <w:sz w:val="24"/>
           <w:szCs w:val="24"/>
         </w:rPr>
       </w:pPr>
     </w:p>
     <w:sectPr>
-      <w:footerReference r:id="rId8" w:type="default"/>
+      <w:footerReference w:type="default" r:id="rId8"/>
       <w:pgSz w:w="11906" w:h="16839"/>
       <w:pgMar w:top="1431" w:right="1785" w:bottom="1373" w:left="1785" w:header="0" w:footer="1211" w:gutter="0"/>
-      <w:cols w:space="720" w:num="1"/>
+      <w:cols w:num="1" w:space="720"/>
     </w:sectPr>
   </w:body>
 </w:document>
 </file>
 
-<file path=word/endnotes.xml><?xml version="1.0" encoding="utf-8"?>
-<w:endnotes xmlns:wpc="http://schemas.microsoft.com/office/word/2010/wordprocessingCanvas" xmlns:mc="http://schemas.openxmlformats.org/markup-compatibility/2006" xmlns:o="urn:schemas-microsoft-com:office:office" xmlns:r="http://schemas.openxmlformats.org/officeDocument/2006/relationships" xmlns:m="http://schemas.openxmlformats.org/officeDocument/2006/math" xmlns:v="urn:schemas-microsoft-com:vml" xmlns:wp14="http://schemas.microsoft.com/office/word/2010/wordprocessingDrawing" xmlns:wp="http://schemas.openxmlformats.org/drawingml/2006/wordprocessingDrawing" xmlns:w="http://schemas.openxmlformats.org/wordprocessingml/2006/main" xmlns:w14="http://schemas.microsoft.com/office/word/2010/wordml" xmlns:w15="http://schemas.microsoft.com/office/word/2012/wordml" xmlns:w10="urn:schemas-microsoft-com:office:word" xmlns:wpg="http://schemas.microsoft.com/office/word/2010/wordprocessingGroup" xmlns:wpi="http://schemas.microsoft.com/office/word/2010/wordprocessingInk" xmlns:wne="http://schemas.microsoft.com/office/word/2006/wordml" xmlns:wps="http://schemas.microsoft.com/office/word/2010/wordprocessingShape" xmlns:wpsCustomData="http://www.wps.cn/officeDocument/2013/wpsCustomData" mc:Ignorable="w14 w15 wp14">
-  <w:endnote w:type="separator" w:id="0">
-    <w:p>
-      <w:pPr>
-        <w:spacing w:line="240" w:lineRule="auto"/>
-      </w:pPr>
-      <w:r>
-        <w:separator/>
-      </w:r>
-    </w:p>
-  </w:endnote>
-  <w:endnote w:type="continuationSeparator" w:id="1">
-    <w:p>
-      <w:pPr>
-        <w:spacing w:line="240" w:lineRule="auto"/>
-      </w:pPr>
-      <w:r>
-        <w:continuationSeparator/>
-      </w:r>
-    </w:p>
-  </w:endnote>
-</w:endnotes>
-</file>
-
 <file path=word/footer1.xml><?xml version="1.0" encoding="utf-8"?>
-<w:ftr xmlns:wpc="http://schemas.microsoft.com/office/word/2010/wordprocessingCanvas" xmlns:mc="http://schemas.openxmlformats.org/markup-compatibility/2006" xmlns:o="urn:schemas-microsoft-com:office:office" xmlns:r="http://schemas.openxmlformats.org/officeDocument/2006/relationships" xmlns:m="http://schemas.openxmlformats.org/officeDocument/2006/math" xmlns:v="urn:schemas-microsoft-com:vml" xmlns:wp14="http://schemas.microsoft.com/office/word/2010/wordprocessingDrawing" xmlns:wp="http://schemas.openxmlformats.org/drawingml/2006/wordprocessingDrawing" xmlns:w10="urn:schemas-microsoft-com:office:word" xmlns:w="http://schemas.openxmlformats.org/wordprocessingml/2006/main" xmlns:w14="http://schemas.microsoft.com/office/word/2010/wordml" xmlns:w15="http://schemas.microsoft.com/office/word/2012/wordml" xmlns:wpg="http://schemas.microsoft.com/office/word/2010/wordprocessingGroup" xmlns:wpi="http://schemas.microsoft.com/office/word/2010/wordprocessingInk" xmlns:wne="http://schemas.microsoft.com/office/word/2006/wordml" xmlns:wps="http://schemas.microsoft.com/office/word/2010/wordprocessingShape" xmlns:wpsCustomData="http://www.wps.cn/officeDocument/2013/wpsCustomData" mc:Ignorable="w14 w15 wp14">
+<w:ftr xmlns:wpc="http://schemas.microsoft.com/office/word/2010/wordprocessingCanvas" xmlns:mc="http://schemas.openxmlformats.org/markup-compatibility/2006" xmlns:o="urn:schemas-microsoft-com:office:office" xmlns:r="http://schemas.openxmlformats.org/officeDocument/2006/relationships" xmlns:m="http://schemas.openxmlformats.org/officeDocument/2006/math" xmlns:v="urn:schemas-microsoft-com:vml" xmlns:wp14="http://schemas.microsoft.com/office/word/2010/wordprocessingDrawing" xmlns:wp="http://schemas.openxmlformats.org/drawingml/2006/wordprocessingDrawing" xmlns:w10="urn:schemas-microsoft-com:office:word" xmlns:w="http://schemas.openxmlformats.org/wordprocessingml/2006/main" xmlns:w14="http://schemas.microsoft.com/office/word/2010/wordml" xmlns:w15="http://schemas.microsoft.com/office/word/2012/wordml" xmlns:wne="http://schemas.microsoft.com/office/word/2006/wordml" xmlns:wpg="http://schemas.microsoft.com/office/word/2010/wordprocessingGroup" xmlns:wpi="http://schemas.microsoft.com/office/word/2010/wordprocessingInk" xmlns:wps="http://schemas.microsoft.com/office/word/2010/wordprocessingShape" mc:Ignorable="w14 w15 wp14">
   <w:p>
     <w:pPr>
       <w:spacing w:line="167" w:lineRule="auto"/>
       <w:ind w:left="4127"/>
       <w:rPr>
-        <w:rFonts w:ascii="Calibri" w:hAnsi="Calibri" w:eastAsia="Calibri" w:cs="Calibri"/>
+        <w:rFonts w:ascii="Calibri" w:eastAsia="Calibri" w:hAnsi="Calibri" w:cs="Calibri"/>
         <w:sz w:val="18"/>
         <w:szCs w:val="18"/>
       </w:rPr>
     </w:pPr>
     <w:r>
       <w:rPr>
-        <w:rFonts w:ascii="Calibri" w:hAnsi="Calibri" w:eastAsia="Calibri" w:cs="Calibri"/>
+        <w:rFonts w:ascii="Calibri" w:eastAsia="Calibri" w:hAnsi="Calibri" w:cs="Calibri"/>
         <w:sz w:val="18"/>
         <w:szCs w:val="18"/>
       </w:rPr>
@@ -6151,20 +6007,20 @@
 </file>
 
 <file path=word/footer2.xml><?xml version="1.0" encoding="utf-8"?>
-<w:ftr xmlns:wpc="http://schemas.microsoft.com/office/word/2010/wordprocessingCanvas" xmlns:mc="http://schemas.openxmlformats.org/markup-compatibility/2006" xmlns:o="urn:schemas-microsoft-com:office:office" xmlns:r="http://schemas.openxmlformats.org/officeDocument/2006/relationships" xmlns:m="http://schemas.openxmlformats.org/officeDocument/2006/math" xmlns:v="urn:schemas-microsoft-com:vml" xmlns:wp14="http://schemas.microsoft.com/office/word/2010/wordprocessingDrawing" xmlns:wp="http://schemas.openxmlformats.org/drawingml/2006/wordprocessingDrawing" xmlns:w10="urn:schemas-microsoft-com:office:word" xmlns:w="http://schemas.openxmlformats.org/wordprocessingml/2006/main" xmlns:w14="http://schemas.microsoft.com/office/word/2010/wordml" xmlns:w15="http://schemas.microsoft.com/office/word/2012/wordml" xmlns:wpg="http://schemas.microsoft.com/office/word/2010/wordprocessingGroup" xmlns:wpi="http://schemas.microsoft.com/office/word/2010/wordprocessingInk" xmlns:wne="http://schemas.microsoft.com/office/word/2006/wordml" xmlns:wps="http://schemas.microsoft.com/office/word/2010/wordprocessingShape" xmlns:wpsCustomData="http://www.wps.cn/officeDocument/2013/wpsCustomData" mc:Ignorable="w14 w15 wp14">
+<w:ftr xmlns:wpc="http://schemas.microsoft.com/office/word/2010/wordprocessingCanvas" xmlns:mc="http://schemas.openxmlformats.org/markup-compatibility/2006" xmlns:o="urn:schemas-microsoft-com:office:office" xmlns:r="http://schemas.openxmlformats.org/officeDocument/2006/relationships" xmlns:m="http://schemas.openxmlformats.org/officeDocument/2006/math" xmlns:v="urn:schemas-microsoft-com:vml" xmlns:wp14="http://schemas.microsoft.com/office/word/2010/wordprocessingDrawing" xmlns:wp="http://schemas.openxmlformats.org/drawingml/2006/wordprocessingDrawing" xmlns:w10="urn:schemas-microsoft-com:office:word" xmlns:w="http://schemas.openxmlformats.org/wordprocessingml/2006/main" xmlns:w14="http://schemas.microsoft.com/office/word/2010/wordml" xmlns:w15="http://schemas.microsoft.com/office/word/2012/wordml" xmlns:wne="http://schemas.microsoft.com/office/word/2006/wordml" xmlns:wpg="http://schemas.microsoft.com/office/word/2010/wordprocessingGroup" xmlns:wpi="http://schemas.microsoft.com/office/word/2010/wordprocessingInk" xmlns:wps="http://schemas.microsoft.com/office/word/2010/wordprocessingShape" mc:Ignorable="w14 w15 wp14">
   <w:p>
     <w:pPr>
       <w:spacing w:line="166" w:lineRule="auto"/>
       <w:ind w:left="4226"/>
       <w:rPr>
-        <w:rFonts w:ascii="Calibri" w:hAnsi="Calibri" w:eastAsia="Calibri" w:cs="Calibri"/>
+        <w:rFonts w:ascii="Calibri" w:eastAsia="Calibri" w:hAnsi="Calibri" w:cs="Calibri"/>
         <w:sz w:val="18"/>
         <w:szCs w:val="18"/>
       </w:rPr>
     </w:pPr>
     <w:r>
       <w:rPr>
-        <w:rFonts w:ascii="Calibri" w:hAnsi="Calibri" w:eastAsia="Calibri" w:cs="Calibri"/>
+        <w:rFonts w:ascii="Calibri" w:eastAsia="Calibri" w:hAnsi="Calibri" w:cs="Calibri"/>
         <w:sz w:val="18"/>
         <w:szCs w:val="18"/>
       </w:rPr>
@@ -6175,20 +6031,20 @@
 </file>
 
 <file path=word/footer3.xml><?xml version="1.0" encoding="utf-8"?>
-<w:ftr xmlns:wpc="http://schemas.microsoft.com/office/word/2010/wordprocessingCanvas" xmlns:mc="http://schemas.openxmlformats.org/markup-compatibility/2006" xmlns:o="urn:schemas-microsoft-com:office:office" xmlns:r="http://schemas.openxmlformats.org/officeDocument/2006/relationships" xmlns:m="http://schemas.openxmlformats.org/officeDocument/2006/math" xmlns:v="urn:schemas-microsoft-com:vml" xmlns:wp14="http://schemas.microsoft.com/office/word/2010/wordprocessingDrawing" xmlns:wp="http://schemas.openxmlformats.org/drawingml/2006/wordprocessingDrawing" xmlns:w10="urn:schemas-microsoft-com:office:word" xmlns:w="http://schemas.openxmlformats.org/wordprocessingml/2006/main" xmlns:w14="http://schemas.microsoft.com/office/word/2010/wordml" xmlns:w15="http://schemas.microsoft.com/office/word/2012/wordml" xmlns:wpg="http://schemas.microsoft.com/office/word/2010/wordprocessingGroup" xmlns:wpi="http://schemas.microsoft.com/office/word/2010/wordprocessingInk" xmlns:wne="http://schemas.microsoft.com/office/word/2006/wordml" xmlns:wps="http://schemas.microsoft.com/office/word/2010/wordprocessingShape" xmlns:wpsCustomData="http://www.wps.cn/officeDocument/2013/wpsCustomData" mc:Ignorable="w14 w15 wp14">
+<w:ftr xmlns:wpc="http://schemas.microsoft.com/office/word/2010/wordprocessingCanvas" xmlns:mc="http://schemas.openxmlformats.org/markup-compatibility/2006" xmlns:o="urn:schemas-microsoft-com:office:office" xmlns:r="http://schemas.openxmlformats.org/officeDocument/2006/relationships" xmlns:m="http://schemas.openxmlformats.org/officeDocument/2006/math" xmlns:v="urn:schemas-microsoft-com:vml" xmlns:wp14="http://schemas.microsoft.com/office/word/2010/wordprocessingDrawing" xmlns:wp="http://schemas.openxmlformats.org/drawingml/2006/wordprocessingDrawing" xmlns:w10="urn:schemas-microsoft-com:office:word" xmlns:w="http://schemas.openxmlformats.org/wordprocessingml/2006/main" xmlns:w14="http://schemas.microsoft.com/office/word/2010/wordml" xmlns:w15="http://schemas.microsoft.com/office/word/2012/wordml" xmlns:wne="http://schemas.microsoft.com/office/word/2006/wordml" xmlns:wpg="http://schemas.microsoft.com/office/word/2010/wordprocessingGroup" xmlns:wpi="http://schemas.microsoft.com/office/word/2010/wordprocessingInk" xmlns:wps="http://schemas.microsoft.com/office/word/2010/wordprocessingShape" mc:Ignorable="w14 w15 wp14">
   <w:p>
     <w:pPr>
       <w:spacing w:line="167" w:lineRule="auto"/>
       <w:ind w:left="4213"/>
       <w:rPr>
-        <w:rFonts w:ascii="Calibri" w:hAnsi="Calibri" w:eastAsia="Calibri" w:cs="Calibri"/>
+        <w:rFonts w:ascii="Calibri" w:eastAsia="Calibri" w:hAnsi="Calibri" w:cs="Calibri"/>
         <w:sz w:val="18"/>
         <w:szCs w:val="18"/>
       </w:rPr>
     </w:pPr>
     <w:r>
       <w:rPr>
-        <w:rFonts w:ascii="Calibri" w:hAnsi="Calibri" w:eastAsia="Calibri" w:cs="Calibri"/>
+        <w:rFonts w:ascii="Calibri" w:eastAsia="Calibri" w:hAnsi="Calibri" w:cs="Calibri"/>
         <w:sz w:val="18"/>
         <w:szCs w:val="18"/>
       </w:rPr>
@@ -6199,20 +6055,20 @@
 </file>
 
 <file path=word/footer4.xml><?xml version="1.0" encoding="utf-8"?>
-<w:ftr xmlns:wpc="http://schemas.microsoft.com/office/word/2010/wordprocessingCanvas" xmlns:mc="http://schemas.openxmlformats.org/markup-compatibility/2006" xmlns:o="urn:schemas-microsoft-com:office:office" xmlns:r="http://schemas.openxmlformats.org/officeDocument/2006/relationships" xmlns:m="http://schemas.openxmlformats.org/officeDocument/2006/math" xmlns:v="urn:schemas-microsoft-com:vml" xmlns:wp14="http://schemas.microsoft.com/office/word/2010/wordprocessingDrawing" xmlns:wp="http://schemas.openxmlformats.org/drawingml/2006/wordprocessingDrawing" xmlns:w10="urn:schemas-microsoft-com:office:word" xmlns:w="http://schemas.openxmlformats.org/wordprocessingml/2006/main" xmlns:w14="http://schemas.microsoft.com/office/word/2010/wordml" xmlns:w15="http://schemas.microsoft.com/office/word/2012/wordml" xmlns:wpg="http://schemas.microsoft.com/office/word/2010/wordprocessingGroup" xmlns:wpi="http://schemas.microsoft.com/office/word/2010/wordprocessingInk" xmlns:wne="http://schemas.microsoft.com/office/word/2006/wordml" xmlns:wps="http://schemas.microsoft.com/office/word/2010/wordprocessingShape" xmlns:wpsCustomData="http://www.wps.cn/officeDocument/2013/wpsCustomData" mc:Ignorable="w14 w15 wp14">
+<w:ftr xmlns:wpc="http://schemas.microsoft.com/office/word/2010/wordprocessingCanvas" xmlns:mc="http://schemas.openxmlformats.org/markup-compatibility/2006" xmlns:o="urn:schemas-microsoft-com:office:office" xmlns:r="http://schemas.openxmlformats.org/officeDocument/2006/relationships" xmlns:m="http://schemas.openxmlformats.org/officeDocument/2006/math" xmlns:v="urn:schemas-microsoft-com:vml" xmlns:wp14="http://schemas.microsoft.com/office/word/2010/wordprocessingDrawing" xmlns:wp="http://schemas.openxmlformats.org/drawingml/2006/wordprocessingDrawing" xmlns:w10="urn:schemas-microsoft-com:office:word" xmlns:w="http://schemas.openxmlformats.org/wordprocessingml/2006/main" xmlns:w14="http://schemas.microsoft.com/office/word/2010/wordml" xmlns:w15="http://schemas.microsoft.com/office/word/2012/wordml" xmlns:wne="http://schemas.microsoft.com/office/word/2006/wordml" xmlns:wpg="http://schemas.microsoft.com/office/word/2010/wordprocessingGroup" xmlns:wpi="http://schemas.microsoft.com/office/word/2010/wordprocessingInk" xmlns:wps="http://schemas.microsoft.com/office/word/2010/wordprocessingShape" mc:Ignorable="w14 w15 wp14">
   <w:p>
     <w:pPr>
       <w:spacing w:line="165" w:lineRule="auto"/>
       <w:ind w:left="4130"/>
       <w:rPr>
-        <w:rFonts w:ascii="Calibri" w:hAnsi="Calibri" w:eastAsia="Calibri" w:cs="Calibri"/>
+        <w:rFonts w:ascii="Calibri" w:eastAsia="Calibri" w:hAnsi="Calibri" w:cs="Calibri"/>
         <w:sz w:val="18"/>
         <w:szCs w:val="18"/>
       </w:rPr>
     </w:pPr>
     <w:r>
       <w:rPr>
-        <w:rFonts w:ascii="Calibri" w:hAnsi="Calibri" w:eastAsia="Calibri" w:cs="Calibri"/>
+        <w:rFonts w:ascii="Calibri" w:eastAsia="Calibri" w:hAnsi="Calibri" w:cs="Calibri"/>
         <w:sz w:val="18"/>
         <w:szCs w:val="18"/>
       </w:rPr>
@@ -6222,41 +6078,16 @@
 </w:ftr>
 </file>
 
-<file path=word/footnotes.xml><?xml version="1.0" encoding="utf-8"?>
-<w:footnotes xmlns:wpc="http://schemas.microsoft.com/office/word/2010/wordprocessingCanvas" xmlns:mc="http://schemas.openxmlformats.org/markup-compatibility/2006" xmlns:o="urn:schemas-microsoft-com:office:office" xmlns:r="http://schemas.openxmlformats.org/officeDocument/2006/relationships" xmlns:m="http://schemas.openxmlformats.org/officeDocument/2006/math" xmlns:v="urn:schemas-microsoft-com:vml" xmlns:wp14="http://schemas.microsoft.com/office/word/2010/wordprocessingDrawing" xmlns:wp="http://schemas.openxmlformats.org/drawingml/2006/wordprocessingDrawing" xmlns:w="http://schemas.openxmlformats.org/wordprocessingml/2006/main" xmlns:w14="http://schemas.microsoft.com/office/word/2010/wordml" xmlns:w15="http://schemas.microsoft.com/office/word/2012/wordml" xmlns:w10="urn:schemas-microsoft-com:office:word" xmlns:wpg="http://schemas.microsoft.com/office/word/2010/wordprocessingGroup" xmlns:wpi="http://schemas.microsoft.com/office/word/2010/wordprocessingInk" xmlns:wne="http://schemas.microsoft.com/office/word/2006/wordml" xmlns:wps="http://schemas.microsoft.com/office/word/2010/wordprocessingShape" xmlns:wpsCustomData="http://www.wps.cn/officeDocument/2013/wpsCustomData" mc:Ignorable="w14 w15 wp14">
-  <w:footnote w:type="separator" w:id="0">
-    <w:p>
-      <w:pPr>
-        <w:spacing w:line="360" w:lineRule="auto"/>
-      </w:pPr>
-      <w:r>
-        <w:separator/>
-      </w:r>
-    </w:p>
-  </w:footnote>
-  <w:footnote w:type="continuationSeparator" w:id="1">
-    <w:p>
-      <w:pPr>
-        <w:spacing w:line="360" w:lineRule="auto"/>
-      </w:pPr>
-      <w:r>
-        <w:continuationSeparator/>
-      </w:r>
-    </w:p>
-  </w:footnote>
-</w:footnotes>
-</file>
-
 <file path=word/numbering.xml><?xml version="1.0" encoding="utf-8"?>
-<w:numbering xmlns:wpc="http://schemas.microsoft.com/office/word/2010/wordprocessingCanvas" xmlns:mc="http://schemas.openxmlformats.org/markup-compatibility/2006" xmlns:o="urn:schemas-microsoft-com:office:office" xmlns:r="http://schemas.openxmlformats.org/officeDocument/2006/relationships" xmlns:m="http://schemas.openxmlformats.org/officeDocument/2006/math" xmlns:v="urn:schemas-microsoft-com:vml" xmlns:wp14="http://schemas.microsoft.com/office/word/2010/wordprocessingDrawing" xmlns:wp="http://schemas.openxmlformats.org/drawingml/2006/wordprocessingDrawing" xmlns:w10="urn:schemas-microsoft-com:office:word" xmlns:w="http://schemas.openxmlformats.org/wordprocessingml/2006/main" xmlns:w14="http://schemas.microsoft.com/office/word/2010/wordml" xmlns:wpg="http://schemas.microsoft.com/office/word/2010/wordprocessingGroup" xmlns:wpi="http://schemas.microsoft.com/office/word/2010/wordprocessingInk" xmlns:wne="http://schemas.microsoft.com/office/word/2006/wordml" xmlns:wps="http://schemas.microsoft.com/office/word/2010/wordprocessingShape" xmlns:wpsCustomData="http://www.wps.cn/officeDocument/2013/wpsCustomData" mc:Ignorable="w14 wp14">
+<w:numbering xmlns:wpc="http://schemas.microsoft.com/office/word/2010/wordprocessingCanvas" xmlns:mc="http://schemas.openxmlformats.org/markup-compatibility/2006" xmlns:o="urn:schemas-microsoft-com:office:office" xmlns:r="http://schemas.openxmlformats.org/officeDocument/2006/relationships" xmlns:m="http://schemas.openxmlformats.org/officeDocument/2006/math" xmlns:v="urn:schemas-microsoft-com:vml" xmlns:wp14="http://schemas.microsoft.com/office/word/2010/wordprocessingDrawing" xmlns:wp="http://schemas.openxmlformats.org/drawingml/2006/wordprocessingDrawing" xmlns:w10="urn:schemas-microsoft-com:office:word" xmlns:w="http://schemas.openxmlformats.org/wordprocessingml/2006/main" xmlns:w14="http://schemas.microsoft.com/office/word/2010/wordml" xmlns:w15="http://schemas.microsoft.com/office/word/2012/wordml" xmlns:wne="http://schemas.microsoft.com/office/word/2006/wordml" xmlns:wpg="http://schemas.microsoft.com/office/word/2010/wordprocessingGroup" xmlns:wpi="http://schemas.microsoft.com/office/word/2010/wordprocessingInk" xmlns:wps="http://schemas.microsoft.com/office/word/2010/wordprocessingShape" mc:Ignorable="w14 w15 wp14">
   <w:abstractNum w:abstractNumId="0">
     <w:nsid w:val="8E964DCE"/>
     <w:multiLevelType w:val="multilevel"/>
     <w:tmpl w:val="8E964DCE"/>
-    <w:lvl w:ilvl="0" w:tentative="0">
+    <w:lvl w:ilvl="0">
       <w:start w:val="1"/>
       <w:numFmt w:val="decimal"/>
-      <w:pStyle w:val="2"/>
+      <w:pStyle w:val="Heading1"/>
       <w:lvlText w:val="%1."/>
       <w:lvlJc w:val="left"/>
       <w:pPr>
@@ -6266,10 +6097,10 @@
         <w:rFonts w:hint="default"/>
       </w:rPr>
     </w:lvl>
-    <w:lvl w:ilvl="1" w:tentative="0">
+    <w:lvl w:ilvl="1">
       <w:start w:val="1"/>
       <w:numFmt w:val="decimal"/>
-      <w:pStyle w:val="3"/>
+      <w:pStyle w:val="Heading2"/>
       <w:lvlText w:val="%1.%2."/>
       <w:lvlJc w:val="left"/>
       <w:pPr>
@@ -6279,10 +6110,10 @@
         <w:rFonts w:hint="default"/>
       </w:rPr>
     </w:lvl>
-    <w:lvl w:ilvl="2" w:tentative="0">
+    <w:lvl w:ilvl="2">
       <w:start w:val="1"/>
       <w:numFmt w:val="decimal"/>
-      <w:pStyle w:val="4"/>
+      <w:pStyle w:val="Heading3"/>
       <w:lvlText w:val="%1.%2.%3."/>
       <w:lvlJc w:val="left"/>
       <w:pPr>
@@ -6292,10 +6123,10 @@
         <w:rFonts w:hint="default"/>
       </w:rPr>
     </w:lvl>
-    <w:lvl w:ilvl="3" w:tentative="0">
+    <w:lvl w:ilvl="3">
       <w:start w:val="1"/>
       <w:numFmt w:val="decimal"/>
-      <w:pStyle w:val="5"/>
+      <w:pStyle w:val="Heading4"/>
       <w:lvlText w:val="%1.%2.%3.%4."/>
       <w:lvlJc w:val="left"/>
       <w:pPr>
@@ -6305,10 +6136,10 @@
         <w:rFonts w:hint="default"/>
       </w:rPr>
     </w:lvl>
-    <w:lvl w:ilvl="4" w:tentative="0">
+    <w:lvl w:ilvl="4">
       <w:start w:val="1"/>
       <w:numFmt w:val="decimal"/>
-      <w:pStyle w:val="6"/>
+      <w:pStyle w:val="Heading5"/>
       <w:lvlText w:val="%1.%2.%3.%4.%5."/>
       <w:lvlJc w:val="left"/>
       <w:pPr>
@@ -6318,10 +6149,10 @@
         <w:rFonts w:hint="default"/>
       </w:rPr>
     </w:lvl>
-    <w:lvl w:ilvl="5" w:tentative="0">
+    <w:lvl w:ilvl="5">
       <w:start w:val="1"/>
       <w:numFmt w:val="decimal"/>
-      <w:pStyle w:val="7"/>
+      <w:pStyle w:val="Heading6"/>
       <w:lvlText w:val="%1.%2.%3.%4.%5.%6."/>
       <w:lvlJc w:val="left"/>
       <w:pPr>
@@ -6331,10 +6162,10 @@
         <w:rFonts w:hint="default"/>
       </w:rPr>
     </w:lvl>
-    <w:lvl w:ilvl="6" w:tentative="0">
+    <w:lvl w:ilvl="6">
       <w:start w:val="1"/>
       <w:numFmt w:val="decimal"/>
-      <w:pStyle w:val="8"/>
+      <w:pStyle w:val="Heading7"/>
       <w:lvlText w:val="%1.%2.%3.%4.%5.%6.%7."/>
       <w:lvlJc w:val="left"/>
       <w:pPr>
@@ -6344,10 +6175,10 @@
         <w:rFonts w:hint="default"/>
       </w:rPr>
     </w:lvl>
-    <w:lvl w:ilvl="7" w:tentative="0">
+    <w:lvl w:ilvl="7">
       <w:start w:val="1"/>
       <w:numFmt w:val="decimal"/>
-      <w:pStyle w:val="9"/>
+      <w:pStyle w:val="Heading8"/>
       <w:lvlText w:val="%1.%2.%3.%4.%5.%6.%7.%8."/>
       <w:lvlJc w:val="left"/>
       <w:pPr>
@@ -6357,10 +6188,10 @@
         <w:rFonts w:hint="default"/>
       </w:rPr>
     </w:lvl>
-    <w:lvl w:ilvl="8" w:tentative="0">
+    <w:lvl w:ilvl="8">
       <w:start w:val="1"/>
       <w:numFmt w:val="decimal"/>
-      <w:pStyle w:val="10"/>
+      <w:pStyle w:val="Heading9"/>
       <w:lvlText w:val="%1.%2.%3.%4.%5.%6.%7.%8.%9."/>
       <w:lvlJc w:val="left"/>
       <w:pPr>
@@ -6375,7 +6206,7 @@
     <w:nsid w:val="CC3E6955"/>
     <w:multiLevelType w:val="singleLevel"/>
     <w:tmpl w:val="CC3E6955"/>
-    <w:lvl w:ilvl="0" w:tentative="0">
+    <w:lvl w:ilvl="0">
       <w:start w:val="1"/>
       <w:numFmt w:val="decimal"/>
       <w:lvlText w:val="%1."/>
@@ -6392,7 +6223,7 @@
     <w:nsid w:val="F9D1283E"/>
     <w:multiLevelType w:val="singleLevel"/>
     <w:tmpl w:val="F9D1283E"/>
-    <w:lvl w:ilvl="0" w:tentative="0">
+    <w:lvl w:ilvl="0">
       <w:start w:val="1"/>
       <w:numFmt w:val="decimal"/>
       <w:lvlText w:val="%1."/>
@@ -6409,7 +6240,7 @@
     <w:nsid w:val="08FA327B"/>
     <w:multiLevelType w:val="singleLevel"/>
     <w:tmpl w:val="08FA327B"/>
-    <w:lvl w:ilvl="0" w:tentative="0">
+    <w:lvl w:ilvl="0">
       <w:start w:val="1"/>
       <w:numFmt w:val="decimal"/>
       <w:lvlText w:val="%1."/>
@@ -6426,7 +6257,7 @@
     <w:nsid w:val="1FA11AE3"/>
     <w:multiLevelType w:val="singleLevel"/>
     <w:tmpl w:val="1FA11AE3"/>
-    <w:lvl w:ilvl="0" w:tentative="0">
+    <w:lvl w:ilvl="0">
       <w:start w:val="1"/>
       <w:numFmt w:val="decimal"/>
       <w:lvlText w:val="%1."/>
@@ -6458,269 +6289,267 @@
 </file>
 
 <file path=word/styles.xml><?xml version="1.0" encoding="utf-8"?>
-<w:styles xmlns:mc="http://schemas.openxmlformats.org/markup-compatibility/2006" xmlns:o="urn:schemas-microsoft-com:office:office" xmlns:r="http://schemas.openxmlformats.org/officeDocument/2006/relationships" xmlns:m="http://schemas.openxmlformats.org/officeDocument/2006/math" xmlns:v="urn:schemas-microsoft-com:vml" xmlns:w="http://schemas.openxmlformats.org/wordprocessingml/2006/main" xmlns:w14="http://schemas.microsoft.com/office/word/2010/wordml" xmlns:w10="urn:schemas-microsoft-com:office:word" xmlns:sl="http://schemas.openxmlformats.org/schemaLibrary/2006/main" xmlns:wpsCustomData="http://www.wps.cn/officeDocument/2013/wpsCustomData" mc:Ignorable="w14">
+<w:styles xmlns:mc="http://schemas.openxmlformats.org/markup-compatibility/2006" xmlns:r="http://schemas.openxmlformats.org/officeDocument/2006/relationships" xmlns:w="http://schemas.openxmlformats.org/wordprocessingml/2006/main" xmlns:w14="http://schemas.microsoft.com/office/word/2010/wordml" xmlns:w15="http://schemas.microsoft.com/office/word/2012/wordml" mc:Ignorable="w14 w15">
   <w:docDefaults>
     <w:rPrDefault>
       <w:rPr>
-        <w:rFonts w:ascii="Arial" w:hAnsi="Arial" w:eastAsia="Arial" w:cs="Arial"/>
+        <w:rFonts w:ascii="Arial" w:eastAsia="Arial" w:hAnsi="Arial" w:cs="Arial"/>
       </w:rPr>
     </w:rPrDefault>
     <w:pPrDefault/>
   </w:docDefaults>
-  <w:latentStyles w:count="260" w:defQFormat="0" w:defUnhideWhenUsed="1" w:defSemiHidden="1" w:defUIPriority="99" w:defLockedState="0">
-    <w:lsdException w:qFormat="1" w:unhideWhenUsed="0" w:uiPriority="0" w:semiHidden="0" w:name="Normal"/>
-    <w:lsdException w:qFormat="1" w:unhideWhenUsed="0" w:uiPriority="0" w:semiHidden="0" w:name="heading 1"/>
-    <w:lsdException w:qFormat="1" w:uiPriority="0" w:semiHidden="0" w:name="heading 2"/>
-    <w:lsdException w:qFormat="1" w:uiPriority="0" w:name="heading 3"/>
-    <w:lsdException w:qFormat="1" w:uiPriority="0" w:semiHidden="0" w:name="heading 4"/>
-    <w:lsdException w:qFormat="1" w:uiPriority="0" w:name="heading 5"/>
-    <w:lsdException w:qFormat="1" w:uiPriority="0" w:name="heading 6"/>
-    <w:lsdException w:qFormat="1" w:uiPriority="0" w:name="heading 7"/>
-    <w:lsdException w:qFormat="1" w:uiPriority="0" w:name="heading 8"/>
-    <w:lsdException w:qFormat="1" w:uiPriority="0" w:name="heading 9"/>
-    <w:lsdException w:unhideWhenUsed="0" w:uiPriority="0" w:semiHidden="0" w:name="index 1"/>
-    <w:lsdException w:unhideWhenUsed="0" w:uiPriority="0" w:semiHidden="0" w:name="index 2"/>
-    <w:lsdException w:unhideWhenUsed="0" w:uiPriority="0" w:semiHidden="0" w:name="index 3"/>
-    <w:lsdException w:unhideWhenUsed="0" w:uiPriority="0" w:semiHidden="0" w:name="index 4"/>
-    <w:lsdException w:unhideWhenUsed="0" w:uiPriority="0" w:semiHidden="0" w:name="index 5"/>
-    <w:lsdException w:unhideWhenUsed="0" w:uiPriority="0" w:semiHidden="0" w:name="index 6"/>
-    <w:lsdException w:unhideWhenUsed="0" w:uiPriority="0" w:semiHidden="0" w:name="index 7"/>
-    <w:lsdException w:unhideWhenUsed="0" w:uiPriority="0" w:semiHidden="0" w:name="index 8"/>
-    <w:lsdException w:unhideWhenUsed="0" w:uiPriority="0" w:semiHidden="0" w:name="index 9"/>
-    <w:lsdException w:qFormat="1" w:unhideWhenUsed="0" w:uiPriority="0" w:semiHidden="0" w:name="toc 1"/>
-    <w:lsdException w:qFormat="1" w:unhideWhenUsed="0" w:uiPriority="0" w:semiHidden="0" w:name="toc 2"/>
-    <w:lsdException w:qFormat="1" w:unhideWhenUsed="0" w:uiPriority="0" w:semiHidden="0" w:name="toc 3"/>
-    <w:lsdException w:unhideWhenUsed="0" w:uiPriority="0" w:semiHidden="0" w:name="toc 4"/>
-    <w:lsdException w:unhideWhenUsed="0" w:uiPriority="0" w:semiHidden="0" w:name="toc 5"/>
-    <w:lsdException w:unhideWhenUsed="0" w:uiPriority="0" w:semiHidden="0" w:name="toc 6"/>
-    <w:lsdException w:unhideWhenUsed="0" w:uiPriority="0" w:semiHidden="0" w:name="toc 7"/>
-    <w:lsdException w:unhideWhenUsed="0" w:uiPriority="0" w:semiHidden="0" w:name="toc 8"/>
-    <w:lsdException w:unhideWhenUsed="0" w:uiPriority="0" w:semiHidden="0" w:name="toc 9"/>
-    <w:lsdException w:unhideWhenUsed="0" w:uiPriority="0" w:semiHidden="0" w:name="Normal Indent"/>
-    <w:lsdException w:unhideWhenUsed="0" w:uiPriority="0" w:semiHidden="0" w:name="footnote text"/>
-    <w:lsdException w:qFormat="1" w:unhideWhenUsed="0" w:uiPriority="0" w:semiHidden="0" w:name="annotation text"/>
-    <w:lsdException w:qFormat="1" w:unhideWhenUsed="0" w:uiPriority="0" w:semiHidden="0" w:name="header"/>
-    <w:lsdException w:qFormat="1" w:unhideWhenUsed="0" w:uiPriority="0" w:semiHidden="0" w:name="footer"/>
-    <w:lsdException w:unhideWhenUsed="0" w:uiPriority="0" w:semiHidden="0" w:name="index heading"/>
-    <w:lsdException w:qFormat="1" w:uiPriority="0" w:name="caption"/>
-    <w:lsdException w:unhideWhenUsed="0" w:uiPriority="0" w:semiHidden="0" w:name="table of figures"/>
-    <w:lsdException w:unhideWhenUsed="0" w:uiPriority="0" w:semiHidden="0" w:name="envelope address"/>
-    <w:lsdException w:unhideWhenUsed="0" w:uiPriority="0" w:semiHidden="0" w:name="envelope return"/>
-    <w:lsdException w:unhideWhenUsed="0" w:uiPriority="0" w:semiHidden="0" w:name="footnote reference"/>
-    <w:lsdException w:unhideWhenUsed="0" w:uiPriority="0" w:semiHidden="0" w:name="annotation reference"/>
-    <w:lsdException w:unhideWhenUsed="0" w:uiPriority="0" w:semiHidden="0" w:name="line number"/>
-    <w:lsdException w:unhideWhenUsed="0" w:uiPriority="0" w:semiHidden="0" w:name="page number"/>
-    <w:lsdException w:unhideWhenUsed="0" w:uiPriority="0" w:semiHidden="0" w:name="endnote reference"/>
-    <w:lsdException w:unhideWhenUsed="0" w:uiPriority="0" w:semiHidden="0" w:name="endnote text"/>
-    <w:lsdException w:unhideWhenUsed="0" w:uiPriority="0" w:semiHidden="0" w:name="table of authorities"/>
-    <w:lsdException w:unhideWhenUsed="0" w:uiPriority="0" w:semiHidden="0" w:name="macro"/>
-    <w:lsdException w:unhideWhenUsed="0" w:uiPriority="0" w:semiHidden="0" w:name="toa heading"/>
-    <w:lsdException w:unhideWhenUsed="0" w:uiPriority="0" w:semiHidden="0" w:name="List"/>
-    <w:lsdException w:unhideWhenUsed="0" w:uiPriority="0" w:semiHidden="0" w:name="List Bullet"/>
-    <w:lsdException w:unhideWhenUsed="0" w:uiPriority="0" w:semiHidden="0" w:name="List Number"/>
-    <w:lsdException w:unhideWhenUsed="0" w:uiPriority="0" w:semiHidden="0" w:name="List 2"/>
-    <w:lsdException w:unhideWhenUsed="0" w:uiPriority="0" w:semiHidden="0" w:name="List 3"/>
-    <w:lsdException w:unhideWhenUsed="0" w:uiPriority="0" w:semiHidden="0" w:name="List 4"/>
-    <w:lsdException w:unhideWhenUsed="0" w:uiPriority="0" w:semiHidden="0" w:name="List 5"/>
-    <w:lsdException w:unhideWhenUsed="0" w:uiPriority="0" w:semiHidden="0" w:name="List Bullet 2"/>
-    <w:lsdException w:unhideWhenUsed="0" w:uiPriority="0" w:semiHidden="0" w:name="List Bullet 3"/>
-    <w:lsdException w:unhideWhenUsed="0" w:uiPriority="0" w:semiHidden="0" w:name="List Bullet 4"/>
-    <w:lsdException w:unhideWhenUsed="0" w:uiPriority="0" w:semiHidden="0" w:name="List Bullet 5"/>
-    <w:lsdException w:unhideWhenUsed="0" w:uiPriority="0" w:semiHidden="0" w:name="List Number 2"/>
-    <w:lsdException w:unhideWhenUsed="0" w:uiPriority="0" w:semiHidden="0" w:name="List Number 3"/>
-    <w:lsdException w:unhideWhenUsed="0" w:uiPriority="0" w:semiHidden="0" w:name="List Number 4"/>
-    <w:lsdException w:unhideWhenUsed="0" w:uiPriority="0" w:semiHidden="0" w:name="List Number 5"/>
-    <w:lsdException w:qFormat="1" w:unhideWhenUsed="0" w:uiPriority="0" w:semiHidden="0" w:name="Title"/>
-    <w:lsdException w:unhideWhenUsed="0" w:uiPriority="0" w:semiHidden="0" w:name="Closing"/>
-    <w:lsdException w:unhideWhenUsed="0" w:uiPriority="0" w:semiHidden="0" w:name="Signature"/>
-    <w:lsdException w:qFormat="1" w:unhideWhenUsed="0" w:uiPriority="0" w:name="Default Paragraph Font"/>
-    <w:lsdException w:qFormat="1" w:unhideWhenUsed="0" w:uiPriority="0" w:name="Body Text"/>
-    <w:lsdException w:unhideWhenUsed="0" w:uiPriority="0" w:semiHidden="0" w:name="Body Text Indent"/>
-    <w:lsdException w:unhideWhenUsed="0" w:uiPriority="0" w:semiHidden="0" w:name="List Continue"/>
-    <w:lsdException w:unhideWhenUsed="0" w:uiPriority="0" w:semiHidden="0" w:name="List Continue 2"/>
-    <w:lsdException w:unhideWhenUsed="0" w:uiPriority="0" w:semiHidden="0" w:name="List Continue 3"/>
-    <w:lsdException w:unhideWhenUsed="0" w:uiPriority="0" w:semiHidden="0" w:name="List Continue 4"/>
-    <w:lsdException w:unhideWhenUsed="0" w:uiPriority="0" w:semiHidden="0" w:name="List Continue 5"/>
-    <w:lsdException w:unhideWhenUsed="0" w:uiPriority="0" w:semiHidden="0" w:name="Message Header"/>
-    <w:lsdException w:qFormat="1" w:unhideWhenUsed="0" w:uiPriority="0" w:semiHidden="0" w:name="Subtitle"/>
-    <w:lsdException w:unhideWhenUsed="0" w:uiPriority="0" w:semiHidden="0" w:name="Salutation"/>
-    <w:lsdException w:unhideWhenUsed="0" w:uiPriority="0" w:semiHidden="0" w:name="Date"/>
-    <w:lsdException w:unhideWhenUsed="0" w:uiPriority="0" w:semiHidden="0" w:name="Body Text First Indent"/>
-    <w:lsdException w:unhideWhenUsed="0" w:uiPriority="0" w:semiHidden="0" w:name="Body Text First Indent 2"/>
-    <w:lsdException w:unhideWhenUsed="0" w:uiPriority="0" w:semiHidden="0" w:name="Note Heading"/>
-    <w:lsdException w:unhideWhenUsed="0" w:uiPriority="0" w:semiHidden="0" w:name="Body Text 2"/>
-    <w:lsdException w:unhideWhenUsed="0" w:uiPriority="0" w:semiHidden="0" w:name="Body Text 3"/>
-    <w:lsdException w:unhideWhenUsed="0" w:uiPriority="0" w:semiHidden="0" w:name="Body Text Indent 2"/>
-    <w:lsdException w:unhideWhenUsed="0" w:uiPriority="0" w:semiHidden="0" w:name="Body Text Indent 3"/>
-    <w:lsdException w:unhideWhenUsed="0" w:uiPriority="0" w:semiHidden="0" w:name="Block Text"/>
-    <w:lsdException w:unhideWhenUsed="0" w:uiPriority="0" w:semiHidden="0" w:name="Hyperlink"/>
-    <w:lsdException w:unhideWhenUsed="0" w:uiPriority="0" w:semiHidden="0" w:name="FollowedHyperlink"/>
-    <w:lsdException w:qFormat="1" w:unhideWhenUsed="0" w:uiPriority="0" w:semiHidden="0" w:name="Strong"/>
-    <w:lsdException w:qFormat="1" w:unhideWhenUsed="0" w:uiPriority="0" w:semiHidden="0" w:name="Emphasis"/>
-    <w:lsdException w:unhideWhenUsed="0" w:uiPriority="0" w:semiHidden="0" w:name="Document Map"/>
-    <w:lsdException w:unhideWhenUsed="0" w:uiPriority="0" w:semiHidden="0" w:name="Plain Text"/>
-    <w:lsdException w:unhideWhenUsed="0" w:uiPriority="0" w:semiHidden="0" w:name="E-mail Signature"/>
-    <w:lsdException w:qFormat="1" w:unhideWhenUsed="0" w:uiPriority="0" w:semiHidden="0" w:name="Normal (Web)"/>
-    <w:lsdException w:unhideWhenUsed="0" w:uiPriority="0" w:semiHidden="0" w:name="HTML Acronym"/>
-    <w:lsdException w:unhideWhenUsed="0" w:uiPriority="0" w:semiHidden="0" w:name="HTML Address"/>
-    <w:lsdException w:unhideWhenUsed="0" w:uiPriority="0" w:semiHidden="0" w:name="HTML Cite"/>
-    <w:lsdException w:unhideWhenUsed="0" w:uiPriority="0" w:semiHidden="0" w:name="HTML Code"/>
-    <w:lsdException w:unhideWhenUsed="0" w:uiPriority="0" w:semiHidden="0" w:name="HTML Definition"/>
-    <w:lsdException w:unhideWhenUsed="0" w:uiPriority="0" w:semiHidden="0" w:name="HTML Keyboard"/>
-    <w:lsdException w:unhideWhenUsed="0" w:uiPriority="0" w:semiHidden="0" w:name="HTML Preformatted"/>
-    <w:lsdException w:unhideWhenUsed="0" w:uiPriority="0" w:semiHidden="0" w:name="HTML Sample"/>
-    <w:lsdException w:unhideWhenUsed="0" w:uiPriority="0" w:semiHidden="0" w:name="HTML Typewriter"/>
-    <w:lsdException w:unhideWhenUsed="0" w:uiPriority="0" w:semiHidden="0" w:name="HTML Variable"/>
-    <w:lsdException w:qFormat="1" w:unhideWhenUsed="0" w:uiPriority="0" w:name="Normal Table"/>
-    <w:lsdException w:unhideWhenUsed="0" w:uiPriority="0" w:semiHidden="0" w:name="annotation subject"/>
-    <w:lsdException w:unhideWhenUsed="0" w:uiPriority="0" w:semiHidden="0" w:name="Table Simple 1"/>
-    <w:lsdException w:unhideWhenUsed="0" w:uiPriority="0" w:semiHidden="0" w:name="Table Simple 2"/>
-    <w:lsdException w:unhideWhenUsed="0" w:uiPriority="0" w:semiHidden="0" w:name="Table Simple 3"/>
-    <w:lsdException w:unhideWhenUsed="0" w:uiPriority="0" w:semiHidden="0" w:name="Table Classic 1"/>
-    <w:lsdException w:unhideWhenUsed="0" w:uiPriority="0" w:semiHidden="0" w:name="Table Classic 2"/>
-    <w:lsdException w:unhideWhenUsed="0" w:uiPriority="0" w:semiHidden="0" w:name="Table Classic 3"/>
-    <w:lsdException w:unhideWhenUsed="0" w:uiPriority="0" w:semiHidden="0" w:name="Table Classic 4"/>
-    <w:lsdException w:unhideWhenUsed="0" w:uiPriority="0" w:semiHidden="0" w:name="Table Colorful 1"/>
-    <w:lsdException w:unhideWhenUsed="0" w:uiPriority="0" w:semiHidden="0" w:name="Table Colorful 2"/>
-    <w:lsdException w:unhideWhenUsed="0" w:uiPriority="0" w:semiHidden="0" w:name="Table Colorful 3"/>
-    <w:lsdException w:unhideWhenUsed="0" w:uiPriority="0" w:semiHidden="0" w:name="Table Columns 1"/>
-    <w:lsdException w:unhideWhenUsed="0" w:uiPriority="0" w:semiHidden="0" w:name="Table Columns 2"/>
-    <w:lsdException w:unhideWhenUsed="0" w:uiPriority="0" w:semiHidden="0" w:name="Table Columns 3"/>
-    <w:lsdException w:unhideWhenUsed="0" w:uiPriority="0" w:semiHidden="0" w:name="Table Columns 4"/>
-    <w:lsdException w:unhideWhenUsed="0" w:uiPriority="0" w:semiHidden="0" w:name="Table Columns 5"/>
-    <w:lsdException w:unhideWhenUsed="0" w:uiPriority="0" w:semiHidden="0" w:name="Table Grid 1"/>
-    <w:lsdException w:unhideWhenUsed="0" w:uiPriority="0" w:semiHidden="0" w:name="Table Grid 2"/>
-    <w:lsdException w:unhideWhenUsed="0" w:uiPriority="0" w:semiHidden="0" w:name="Table Grid 3"/>
-    <w:lsdException w:unhideWhenUsed="0" w:uiPriority="0" w:semiHidden="0" w:name="Table Grid 4"/>
-    <w:lsdException w:unhideWhenUsed="0" w:uiPriority="0" w:semiHidden="0" w:name="Table Grid 5"/>
-    <w:lsdException w:unhideWhenUsed="0" w:uiPriority="0" w:semiHidden="0" w:name="Table Grid 6"/>
-    <w:lsdException w:unhideWhenUsed="0" w:uiPriority="0" w:semiHidden="0" w:name="Table Grid 7"/>
-    <w:lsdException w:unhideWhenUsed="0" w:uiPriority="0" w:semiHidden="0" w:name="Table Grid 8"/>
-    <w:lsdException w:unhideWhenUsed="0" w:uiPriority="0" w:semiHidden="0" w:name="Table List 1"/>
-    <w:lsdException w:unhideWhenUsed="0" w:uiPriority="0" w:semiHidden="0" w:name="Table List 2"/>
-    <w:lsdException w:unhideWhenUsed="0" w:uiPriority="0" w:semiHidden="0" w:name="Table List 3"/>
-    <w:lsdException w:unhideWhenUsed="0" w:uiPriority="0" w:semiHidden="0" w:name="Table List 4"/>
-    <w:lsdException w:unhideWhenUsed="0" w:uiPriority="0" w:semiHidden="0" w:name="Table List 5"/>
-    <w:lsdException w:unhideWhenUsed="0" w:uiPriority="0" w:semiHidden="0" w:name="Table List 6"/>
-    <w:lsdException w:unhideWhenUsed="0" w:uiPriority="0" w:semiHidden="0" w:name="Table List 7"/>
-    <w:lsdException w:unhideWhenUsed="0" w:uiPriority="0" w:semiHidden="0" w:name="Table List 8"/>
-    <w:lsdException w:unhideWhenUsed="0" w:uiPriority="0" w:semiHidden="0" w:name="Table 3D effects 1"/>
-    <w:lsdException w:unhideWhenUsed="0" w:uiPriority="0" w:semiHidden="0" w:name="Table 3D effects 2"/>
-    <w:lsdException w:unhideWhenUsed="0" w:uiPriority="0" w:semiHidden="0" w:name="Table 3D effects 3"/>
-    <w:lsdException w:unhideWhenUsed="0" w:uiPriority="0" w:semiHidden="0" w:name="Table Contemporary"/>
-    <w:lsdException w:unhideWhenUsed="0" w:uiPriority="0" w:semiHidden="0" w:name="Table Elegant"/>
-    <w:lsdException w:unhideWhenUsed="0" w:uiPriority="0" w:semiHidden="0" w:name="Table Professional"/>
-    <w:lsdException w:unhideWhenUsed="0" w:uiPriority="0" w:semiHidden="0" w:name="Table Subtle 1"/>
-    <w:lsdException w:unhideWhenUsed="0" w:uiPriority="0" w:semiHidden="0" w:name="Table Subtle 2"/>
-    <w:lsdException w:unhideWhenUsed="0" w:uiPriority="0" w:semiHidden="0" w:name="Table Web 1"/>
-    <w:lsdException w:unhideWhenUsed="0" w:uiPriority="0" w:semiHidden="0" w:name="Table Web 2"/>
-    <w:lsdException w:unhideWhenUsed="0" w:uiPriority="0" w:semiHidden="0" w:name="Table Web 3"/>
-    <w:lsdException w:unhideWhenUsed="0" w:uiPriority="0" w:semiHidden="0" w:name="Balloon Text"/>
-    <w:lsdException w:qFormat="1" w:unhideWhenUsed="0" w:uiPriority="0" w:semiHidden="0" w:name="Table Grid"/>
-    <w:lsdException w:unhideWhenUsed="0" w:uiPriority="0" w:semiHidden="0" w:name="Table Theme"/>
-    <w:lsdException w:unhideWhenUsed="0" w:uiPriority="60" w:semiHidden="0" w:name="Light Shading"/>
-    <w:lsdException w:unhideWhenUsed="0" w:uiPriority="61" w:semiHidden="0" w:name="Light List"/>
-    <w:lsdException w:unhideWhenUsed="0" w:uiPriority="62" w:semiHidden="0" w:name="Light Grid"/>
-    <w:lsdException w:unhideWhenUsed="0" w:uiPriority="63" w:semiHidden="0" w:name="Medium Shading 1"/>
-    <w:lsdException w:unhideWhenUsed="0" w:uiPriority="64" w:semiHidden="0" w:name="Medium Shading 2"/>
-    <w:lsdException w:unhideWhenUsed="0" w:uiPriority="65" w:semiHidden="0" w:name="Medium List 1"/>
-    <w:lsdException w:unhideWhenUsed="0" w:uiPriority="66" w:semiHidden="0" w:name="Medium List 2"/>
-    <w:lsdException w:unhideWhenUsed="0" w:uiPriority="67" w:semiHidden="0" w:name="Medium Grid 1"/>
-    <w:lsdException w:unhideWhenUsed="0" w:uiPriority="68" w:semiHidden="0" w:name="Medium Grid 2"/>
-    <w:lsdException w:unhideWhenUsed="0" w:uiPriority="69" w:semiHidden="0" w:name="Medium Grid 3"/>
-    <w:lsdException w:unhideWhenUsed="0" w:uiPriority="70" w:semiHidden="0" w:name="Dark List"/>
-    <w:lsdException w:unhideWhenUsed="0" w:uiPriority="71" w:semiHidden="0" w:name="Colorful Shading"/>
-    <w:lsdException w:unhideWhenUsed="0" w:uiPriority="72" w:semiHidden="0" w:name="Colorful List"/>
-    <w:lsdException w:unhideWhenUsed="0" w:uiPriority="73" w:semiHidden="0" w:name="Colorful Grid"/>
-    <w:lsdException w:unhideWhenUsed="0" w:uiPriority="60" w:semiHidden="0" w:name="Light Shading Accent 1"/>
-    <w:lsdException w:unhideWhenUsed="0" w:uiPriority="61" w:semiHidden="0" w:name="Light List Accent 1"/>
-    <w:lsdException w:unhideWhenUsed="0" w:uiPriority="62" w:semiHidden="0" w:name="Light Grid Accent 1"/>
-    <w:lsdException w:unhideWhenUsed="0" w:uiPriority="63" w:semiHidden="0" w:name="Medium Shading 1 Accent 1"/>
-    <w:lsdException w:unhideWhenUsed="0" w:uiPriority="64" w:semiHidden="0" w:name="Medium Shading 2 Accent 1"/>
-    <w:lsdException w:unhideWhenUsed="0" w:uiPriority="65" w:semiHidden="0" w:name="Medium List 1 Accent 1"/>
-    <w:lsdException w:unhideWhenUsed="0" w:uiPriority="66" w:semiHidden="0" w:name="Medium List 2 Accent 1"/>
-    <w:lsdException w:unhideWhenUsed="0" w:uiPriority="67" w:semiHidden="0" w:name="Medium Grid 1 Accent 1"/>
-    <w:lsdException w:unhideWhenUsed="0" w:uiPriority="68" w:semiHidden="0" w:name="Medium Grid 2 Accent 1"/>
-    <w:lsdException w:unhideWhenUsed="0" w:uiPriority="69" w:semiHidden="0" w:name="Medium Grid 3 Accent 1"/>
-    <w:lsdException w:unhideWhenUsed="0" w:uiPriority="70" w:semiHidden="0" w:name="Dark List Accent 1"/>
-    <w:lsdException w:unhideWhenUsed="0" w:uiPriority="71" w:semiHidden="0" w:name="Colorful Shading Accent 1"/>
-    <w:lsdException w:unhideWhenUsed="0" w:uiPriority="72" w:semiHidden="0" w:name="Colorful List Accent 1"/>
-    <w:lsdException w:unhideWhenUsed="0" w:uiPriority="73" w:semiHidden="0" w:name="Colorful Grid Accent 1"/>
-    <w:lsdException w:unhideWhenUsed="0" w:uiPriority="60" w:semiHidden="0" w:name="Light Shading Accent 2"/>
-    <w:lsdException w:unhideWhenUsed="0" w:uiPriority="61" w:semiHidden="0" w:name="Light List Accent 2"/>
-    <w:lsdException w:unhideWhenUsed="0" w:uiPriority="62" w:semiHidden="0" w:name="Light Grid Accent 2"/>
-    <w:lsdException w:unhideWhenUsed="0" w:uiPriority="63" w:semiHidden="0" w:name="Medium Shading 1 Accent 2"/>
-    <w:lsdException w:unhideWhenUsed="0" w:uiPriority="64" w:semiHidden="0" w:name="Medium Shading 2 Accent 2"/>
-    <w:lsdException w:unhideWhenUsed="0" w:uiPriority="65" w:semiHidden="0" w:name="Medium List 1 Accent 2"/>
-    <w:lsdException w:unhideWhenUsed="0" w:uiPriority="66" w:semiHidden="0" w:name="Medium List 2 Accent 2"/>
-    <w:lsdException w:unhideWhenUsed="0" w:uiPriority="67" w:semiHidden="0" w:name="Medium Grid 1 Accent 2"/>
-    <w:lsdException w:unhideWhenUsed="0" w:uiPriority="68" w:semiHidden="0" w:name="Medium Grid 2 Accent 2"/>
-    <w:lsdException w:unhideWhenUsed="0" w:uiPriority="69" w:semiHidden="0" w:name="Medium Grid 3 Accent 2"/>
-    <w:lsdException w:unhideWhenUsed="0" w:uiPriority="70" w:semiHidden="0" w:name="Dark List Accent 2"/>
-    <w:lsdException w:unhideWhenUsed="0" w:uiPriority="71" w:semiHidden="0" w:name="Colorful Shading Accent 2"/>
-    <w:lsdException w:unhideWhenUsed="0" w:uiPriority="72" w:semiHidden="0" w:name="Colorful List Accent 2"/>
-    <w:lsdException w:unhideWhenUsed="0" w:uiPriority="73" w:semiHidden="0" w:name="Colorful Grid Accent 2"/>
-    <w:lsdException w:unhideWhenUsed="0" w:uiPriority="60" w:semiHidden="0" w:name="Light Shading Accent 3"/>
-    <w:lsdException w:unhideWhenUsed="0" w:uiPriority="61" w:semiHidden="0" w:name="Light List Accent 3"/>
-    <w:lsdException w:unhideWhenUsed="0" w:uiPriority="62" w:semiHidden="0" w:name="Light Grid Accent 3"/>
-    <w:lsdException w:unhideWhenUsed="0" w:uiPriority="63" w:semiHidden="0" w:name="Medium Shading 1 Accent 3"/>
-    <w:lsdException w:unhideWhenUsed="0" w:uiPriority="64" w:semiHidden="0" w:name="Medium Shading 2 Accent 3"/>
-    <w:lsdException w:unhideWhenUsed="0" w:uiPriority="65" w:semiHidden="0" w:name="Medium List 1 Accent 3"/>
-    <w:lsdException w:unhideWhenUsed="0" w:uiPriority="66" w:semiHidden="0" w:name="Medium List 2 Accent 3"/>
-    <w:lsdException w:unhideWhenUsed="0" w:uiPriority="67" w:semiHidden="0" w:name="Medium Grid 1 Accent 3"/>
-    <w:lsdException w:unhideWhenUsed="0" w:uiPriority="68" w:semiHidden="0" w:name="Medium Grid 2 Accent 3"/>
-    <w:lsdException w:unhideWhenUsed="0" w:uiPriority="69" w:semiHidden="0" w:name="Medium Grid 3 Accent 3"/>
-    <w:lsdException w:unhideWhenUsed="0" w:uiPriority="70" w:semiHidden="0" w:name="Dark List Accent 3"/>
-    <w:lsdException w:unhideWhenUsed="0" w:uiPriority="71" w:semiHidden="0" w:name="Colorful Shading Accent 3"/>
-    <w:lsdException w:unhideWhenUsed="0" w:uiPriority="72" w:semiHidden="0" w:name="Colorful List Accent 3"/>
-    <w:lsdException w:unhideWhenUsed="0" w:uiPriority="73" w:semiHidden="0" w:name="Colorful Grid Accent 3"/>
-    <w:lsdException w:unhideWhenUsed="0" w:uiPriority="60" w:semiHidden="0" w:name="Light Shading Accent 4"/>
-    <w:lsdException w:unhideWhenUsed="0" w:uiPriority="61" w:semiHidden="0" w:name="Light List Accent 4"/>
-    <w:lsdException w:unhideWhenUsed="0" w:uiPriority="62" w:semiHidden="0" w:name="Light Grid Accent 4"/>
-    <w:lsdException w:unhideWhenUsed="0" w:uiPriority="63" w:semiHidden="0" w:name="Medium Shading 1 Accent 4"/>
-    <w:lsdException w:unhideWhenUsed="0" w:uiPriority="64" w:semiHidden="0" w:name="Medium Shading 2 Accent 4"/>
-    <w:lsdException w:unhideWhenUsed="0" w:uiPriority="65" w:semiHidden="0" w:name="Medium List 1 Accent 4"/>
-    <w:lsdException w:unhideWhenUsed="0" w:uiPriority="66" w:semiHidden="0" w:name="Medium List 2 Accent 4"/>
-    <w:lsdException w:unhideWhenUsed="0" w:uiPriority="67" w:semiHidden="0" w:name="Medium Grid 1 Accent 4"/>
-    <w:lsdException w:unhideWhenUsed="0" w:uiPriority="68" w:semiHidden="0" w:name="Medium Grid 2 Accent 4"/>
-    <w:lsdException w:unhideWhenUsed="0" w:uiPriority="69" w:semiHidden="0" w:name="Medium Grid 3 Accent 4"/>
-    <w:lsdException w:unhideWhenUsed="0" w:uiPriority="70" w:semiHidden="0" w:name="Dark List Accent 4"/>
-    <w:lsdException w:unhideWhenUsed="0" w:uiPriority="71" w:semiHidden="0" w:name="Colorful Shading Accent 4"/>
-    <w:lsdException w:unhideWhenUsed="0" w:uiPriority="72" w:semiHidden="0" w:name="Colorful List Accent 4"/>
-    <w:lsdException w:unhideWhenUsed="0" w:uiPriority="73" w:semiHidden="0" w:name="Colorful Grid Accent 4"/>
-    <w:lsdException w:unhideWhenUsed="0" w:uiPriority="60" w:semiHidden="0" w:name="Light Shading Accent 5"/>
-    <w:lsdException w:unhideWhenUsed="0" w:uiPriority="61" w:semiHidden="0" w:name="Light List Accent 5"/>
-    <w:lsdException w:unhideWhenUsed="0" w:uiPriority="62" w:semiHidden="0" w:name="Light Grid Accent 5"/>
-    <w:lsdException w:unhideWhenUsed="0" w:uiPriority="63" w:semiHidden="0" w:name="Medium Shading 1 Accent 5"/>
-    <w:lsdException w:unhideWhenUsed="0" w:uiPriority="64" w:semiHidden="0" w:name="Medium Shading 2 Accent 5"/>
-    <w:lsdException w:unhideWhenUsed="0" w:uiPriority="65" w:semiHidden="0" w:name="Medium List 1 Accent 5"/>
-    <w:lsdException w:unhideWhenUsed="0" w:uiPriority="66" w:semiHidden="0" w:name="Medium List 2 Accent 5"/>
-    <w:lsdException w:unhideWhenUsed="0" w:uiPriority="67" w:semiHidden="0" w:name="Medium Grid 1 Accent 5"/>
-    <w:lsdException w:unhideWhenUsed="0" w:uiPriority="68" w:semiHidden="0" w:name="Medium Grid 2 Accent 5"/>
-    <w:lsdException w:unhideWhenUsed="0" w:uiPriority="69" w:semiHidden="0" w:name="Medium Grid 3 Accent 5"/>
-    <w:lsdException w:unhideWhenUsed="0" w:uiPriority="70" w:semiHidden="0" w:name="Dark List Accent 5"/>
-    <w:lsdException w:unhideWhenUsed="0" w:uiPriority="71" w:semiHidden="0" w:name="Colorful Shading Accent 5"/>
-    <w:lsdException w:unhideWhenUsed="0" w:uiPriority="72" w:semiHidden="0" w:name="Colorful List Accent 5"/>
-    <w:lsdException w:unhideWhenUsed="0" w:uiPriority="73" w:semiHidden="0" w:name="Colorful Grid Accent 5"/>
-    <w:lsdException w:unhideWhenUsed="0" w:uiPriority="60" w:semiHidden="0" w:name="Light Shading Accent 6"/>
-    <w:lsdException w:unhideWhenUsed="0" w:uiPriority="61" w:semiHidden="0" w:name="Light List Accent 6"/>
-    <w:lsdException w:unhideWhenUsed="0" w:uiPriority="62" w:semiHidden="0" w:name="Light Grid Accent 6"/>
-    <w:lsdException w:unhideWhenUsed="0" w:uiPriority="63" w:semiHidden="0" w:name="Medium Shading 1 Accent 6"/>
-    <w:lsdException w:unhideWhenUsed="0" w:uiPriority="64" w:semiHidden="0" w:name="Medium Shading 2 Accent 6"/>
-    <w:lsdException w:unhideWhenUsed="0" w:uiPriority="65" w:semiHidden="0" w:name="Medium List 1 Accent 6"/>
-    <w:lsdException w:unhideWhenUsed="0" w:uiPriority="66" w:semiHidden="0" w:name="Medium List 2 Accent 6"/>
-    <w:lsdException w:unhideWhenUsed="0" w:uiPriority="67" w:semiHidden="0" w:name="Medium Grid 1 Accent 6"/>
-    <w:lsdException w:unhideWhenUsed="0" w:uiPriority="68" w:semiHidden="0" w:name="Medium Grid 2 Accent 6"/>
-    <w:lsdException w:unhideWhenUsed="0" w:uiPriority="69" w:semiHidden="0" w:name="Medium Grid 3 Accent 6"/>
-    <w:lsdException w:unhideWhenUsed="0" w:uiPriority="70" w:semiHidden="0" w:name="Dark List Accent 6"/>
-    <w:lsdException w:unhideWhenUsed="0" w:uiPriority="71" w:semiHidden="0" w:name="Colorful Shading Accent 6"/>
-    <w:lsdException w:unhideWhenUsed="0" w:uiPriority="72" w:semiHidden="0" w:name="Colorful List Accent 6"/>
-    <w:lsdException w:unhideWhenUsed="0" w:uiPriority="73" w:semiHidden="0" w:name="Colorful Grid Accent 6"/>
+  <w:latentStyles w:defLockedState="0" w:defUIPriority="99" w:defSemiHidden="1" w:defUnhideWhenUsed="1" w:defQFormat="0" w:count="260">
+    <w:lsdException w:name="Normal" w:semiHidden="0" w:uiPriority="0" w:unhideWhenUsed="0" w:qFormat="1"/>
+    <w:lsdException w:name="heading 1" w:semiHidden="0" w:uiPriority="0" w:unhideWhenUsed="0" w:qFormat="1"/>
+    <w:lsdException w:name="heading 2" w:semiHidden="0" w:uiPriority="0" w:qFormat="1"/>
+    <w:lsdException w:name="heading 3" w:uiPriority="0" w:qFormat="1"/>
+    <w:lsdException w:name="heading 4" w:semiHidden="0" w:uiPriority="0" w:qFormat="1"/>
+    <w:lsdException w:name="heading 5" w:uiPriority="0" w:qFormat="1"/>
+    <w:lsdException w:name="heading 6" w:uiPriority="0" w:qFormat="1"/>
+    <w:lsdException w:name="heading 7" w:uiPriority="0" w:qFormat="1"/>
+    <w:lsdException w:name="heading 8" w:uiPriority="0" w:qFormat="1"/>
+    <w:lsdException w:name="heading 9" w:uiPriority="0" w:qFormat="1"/>
+    <w:lsdException w:name="index 1" w:semiHidden="0" w:uiPriority="0" w:unhideWhenUsed="0"/>
+    <w:lsdException w:name="index 2" w:semiHidden="0" w:uiPriority="0" w:unhideWhenUsed="0"/>
+    <w:lsdException w:name="index 3" w:semiHidden="0" w:uiPriority="0" w:unhideWhenUsed="0"/>
+    <w:lsdException w:name="index 4" w:semiHidden="0" w:uiPriority="0" w:unhideWhenUsed="0"/>
+    <w:lsdException w:name="index 5" w:semiHidden="0" w:uiPriority="0" w:unhideWhenUsed="0"/>
+    <w:lsdException w:name="index 6" w:semiHidden="0" w:uiPriority="0" w:unhideWhenUsed="0"/>
+    <w:lsdException w:name="index 7" w:semiHidden="0" w:uiPriority="0" w:unhideWhenUsed="0"/>
+    <w:lsdException w:name="index 8" w:semiHidden="0" w:uiPriority="0" w:unhideWhenUsed="0"/>
+    <w:lsdException w:name="index 9" w:semiHidden="0" w:uiPriority="0" w:unhideWhenUsed="0"/>
+    <w:lsdException w:name="toc 1" w:semiHidden="0" w:uiPriority="0" w:unhideWhenUsed="0" w:qFormat="1"/>
+    <w:lsdException w:name="toc 2" w:semiHidden="0" w:uiPriority="0" w:unhideWhenUsed="0" w:qFormat="1"/>
+    <w:lsdException w:name="toc 3" w:semiHidden="0" w:uiPriority="0" w:unhideWhenUsed="0" w:qFormat="1"/>
+    <w:lsdException w:name="toc 4" w:semiHidden="0" w:uiPriority="0" w:unhideWhenUsed="0"/>
+    <w:lsdException w:name="toc 5" w:semiHidden="0" w:uiPriority="0" w:unhideWhenUsed="0"/>
+    <w:lsdException w:name="toc 6" w:semiHidden="0" w:uiPriority="0" w:unhideWhenUsed="0"/>
+    <w:lsdException w:name="toc 7" w:semiHidden="0" w:uiPriority="0" w:unhideWhenUsed="0"/>
+    <w:lsdException w:name="toc 8" w:semiHidden="0" w:uiPriority="0" w:unhideWhenUsed="0"/>
+    <w:lsdException w:name="toc 9" w:semiHidden="0" w:uiPriority="0" w:unhideWhenUsed="0"/>
+    <w:lsdException w:name="Normal Indent" w:semiHidden="0" w:uiPriority="0" w:unhideWhenUsed="0"/>
+    <w:lsdException w:name="footnote text" w:semiHidden="0" w:uiPriority="0" w:unhideWhenUsed="0"/>
+    <w:lsdException w:name="annotation text" w:semiHidden="0" w:uiPriority="0" w:unhideWhenUsed="0" w:qFormat="1"/>
+    <w:lsdException w:name="header" w:semiHidden="0" w:uiPriority="0" w:unhideWhenUsed="0" w:qFormat="1"/>
+    <w:lsdException w:name="footer" w:semiHidden="0" w:uiPriority="0" w:unhideWhenUsed="0" w:qFormat="1"/>
+    <w:lsdException w:name="index heading" w:semiHidden="0" w:uiPriority="0" w:unhideWhenUsed="0"/>
+    <w:lsdException w:name="caption" w:uiPriority="0" w:qFormat="1"/>
+    <w:lsdException w:name="table of figures" w:semiHidden="0" w:uiPriority="0" w:unhideWhenUsed="0"/>
+    <w:lsdException w:name="envelope address" w:semiHidden="0" w:uiPriority="0" w:unhideWhenUsed="0"/>
+    <w:lsdException w:name="envelope return" w:semiHidden="0" w:uiPriority="0" w:unhideWhenUsed="0"/>
+    <w:lsdException w:name="footnote reference" w:semiHidden="0" w:uiPriority="0" w:unhideWhenUsed="0"/>
+    <w:lsdException w:name="annotation reference" w:semiHidden="0" w:uiPriority="0" w:unhideWhenUsed="0"/>
+    <w:lsdException w:name="line number" w:semiHidden="0" w:uiPriority="0" w:unhideWhenUsed="0"/>
+    <w:lsdException w:name="page number" w:semiHidden="0" w:uiPriority="0" w:unhideWhenUsed="0"/>
+    <w:lsdException w:name="endnote reference" w:semiHidden="0" w:uiPriority="0" w:unhideWhenUsed="0"/>
+    <w:lsdException w:name="endnote text" w:semiHidden="0" w:uiPriority="0" w:unhideWhenUsed="0"/>
+    <w:lsdException w:name="table of authorities" w:semiHidden="0" w:uiPriority="0" w:unhideWhenUsed="0"/>
+    <w:lsdException w:name="macro" w:semiHidden="0" w:uiPriority="0" w:unhideWhenUsed="0"/>
+    <w:lsdException w:name="toa heading" w:semiHidden="0" w:uiPriority="0" w:unhideWhenUsed="0"/>
+    <w:lsdException w:name="List" w:semiHidden="0" w:uiPriority="0" w:unhideWhenUsed="0"/>
+    <w:lsdException w:name="List Bullet" w:semiHidden="0" w:uiPriority="0" w:unhideWhenUsed="0"/>
+    <w:lsdException w:name="List Number" w:semiHidden="0" w:uiPriority="0" w:unhideWhenUsed="0"/>
+    <w:lsdException w:name="List 2" w:semiHidden="0" w:uiPriority="0" w:unhideWhenUsed="0"/>
+    <w:lsdException w:name="List 3" w:semiHidden="0" w:uiPriority="0" w:unhideWhenUsed="0"/>
+    <w:lsdException w:name="List 4" w:semiHidden="0" w:uiPriority="0" w:unhideWhenUsed="0"/>
+    <w:lsdException w:name="List 5" w:semiHidden="0" w:uiPriority="0" w:unhideWhenUsed="0"/>
+    <w:lsdException w:name="List Bullet 2" w:semiHidden="0" w:uiPriority="0" w:unhideWhenUsed="0"/>
+    <w:lsdException w:name="List Bullet 3" w:semiHidden="0" w:uiPriority="0" w:unhideWhenUsed="0"/>
+    <w:lsdException w:name="List Bullet 4" w:semiHidden="0" w:uiPriority="0" w:unhideWhenUsed="0"/>
+    <w:lsdException w:name="List Bullet 5" w:semiHidden="0" w:uiPriority="0" w:unhideWhenUsed="0"/>
+    <w:lsdException w:name="List Number 2" w:semiHidden="0" w:uiPriority="0" w:unhideWhenUsed="0"/>
+    <w:lsdException w:name="List Number 3" w:semiHidden="0" w:uiPriority="0" w:unhideWhenUsed="0"/>
+    <w:lsdException w:name="List Number 4" w:semiHidden="0" w:uiPriority="0" w:unhideWhenUsed="0"/>
+    <w:lsdException w:name="List Number 5" w:semiHidden="0" w:uiPriority="0" w:unhideWhenUsed="0"/>
+    <w:lsdException w:name="Title" w:semiHidden="0" w:uiPriority="0" w:unhideWhenUsed="0" w:qFormat="1"/>
+    <w:lsdException w:name="Closing" w:semiHidden="0" w:uiPriority="0" w:unhideWhenUsed="0"/>
+    <w:lsdException w:name="Signature" w:semiHidden="0" w:uiPriority="0" w:unhideWhenUsed="0"/>
+    <w:lsdException w:name="Default Paragraph Font" w:uiPriority="0" w:unhideWhenUsed="0" w:qFormat="1"/>
+    <w:lsdException w:name="Body Text" w:uiPriority="0" w:unhideWhenUsed="0" w:qFormat="1"/>
+    <w:lsdException w:name="Body Text Indent" w:semiHidden="0" w:uiPriority="0" w:unhideWhenUsed="0"/>
+    <w:lsdException w:name="List Continue" w:semiHidden="0" w:uiPriority="0" w:unhideWhenUsed="0"/>
+    <w:lsdException w:name="List Continue 2" w:semiHidden="0" w:uiPriority="0" w:unhideWhenUsed="0"/>
+    <w:lsdException w:name="List Continue 3" w:semiHidden="0" w:uiPriority="0" w:unhideWhenUsed="0"/>
+    <w:lsdException w:name="List Continue 4" w:semiHidden="0" w:uiPriority="0" w:unhideWhenUsed="0"/>
+    <w:lsdException w:name="List Continue 5" w:semiHidden="0" w:uiPriority="0" w:unhideWhenUsed="0"/>
+    <w:lsdException w:name="Message Header" w:semiHidden="0" w:uiPriority="0" w:unhideWhenUsed="0"/>
+    <w:lsdException w:name="Subtitle" w:semiHidden="0" w:uiPriority="0" w:unhideWhenUsed="0" w:qFormat="1"/>
+    <w:lsdException w:name="Salutation" w:semiHidden="0" w:uiPriority="0" w:unhideWhenUsed="0"/>
+    <w:lsdException w:name="Date" w:semiHidden="0" w:uiPriority="0" w:unhideWhenUsed="0"/>
+    <w:lsdException w:name="Body Text First Indent" w:semiHidden="0" w:uiPriority="0" w:unhideWhenUsed="0"/>
+    <w:lsdException w:name="Body Text First Indent 2" w:semiHidden="0" w:uiPriority="0" w:unhideWhenUsed="0"/>
+    <w:lsdException w:name="Body Text 2" w:semiHidden="0" w:uiPriority="0" w:unhideWhenUsed="0"/>
+    <w:lsdException w:name="Body Text 3" w:semiHidden="0" w:uiPriority="0" w:unhideWhenUsed="0"/>
+    <w:lsdException w:name="Body Text Indent 2" w:semiHidden="0" w:uiPriority="0" w:unhideWhenUsed="0"/>
+    <w:lsdException w:name="Body Text Indent 3" w:semiHidden="0" w:uiPriority="0" w:unhideWhenUsed="0"/>
+    <w:lsdException w:name="Block Text" w:semiHidden="0" w:uiPriority="0" w:unhideWhenUsed="0"/>
+    <w:lsdException w:name="Hyperlink" w:semiHidden="0" w:uiPriority="0" w:unhideWhenUsed="0"/>
+    <w:lsdException w:name="FollowedHyperlink" w:semiHidden="0" w:uiPriority="0" w:unhideWhenUsed="0"/>
+    <w:lsdException w:name="Strong" w:semiHidden="0" w:uiPriority="0" w:unhideWhenUsed="0" w:qFormat="1"/>
+    <w:lsdException w:name="Emphasis" w:semiHidden="0" w:uiPriority="0" w:unhideWhenUsed="0" w:qFormat="1"/>
+    <w:lsdException w:name="Document Map" w:semiHidden="0" w:uiPriority="0" w:unhideWhenUsed="0"/>
+    <w:lsdException w:name="Plain Text" w:semiHidden="0" w:uiPriority="0" w:unhideWhenUsed="0"/>
+    <w:lsdException w:name="E-mail Signature" w:semiHidden="0" w:uiPriority="0" w:unhideWhenUsed="0"/>
+    <w:lsdException w:name="Normal (Web)" w:semiHidden="0" w:uiPriority="0" w:unhideWhenUsed="0" w:qFormat="1"/>
+    <w:lsdException w:name="HTML Acronym" w:semiHidden="0" w:uiPriority="0" w:unhideWhenUsed="0"/>
+    <w:lsdException w:name="HTML Address" w:semiHidden="0" w:uiPriority="0" w:unhideWhenUsed="0"/>
+    <w:lsdException w:name="HTML Cite" w:semiHidden="0" w:uiPriority="0" w:unhideWhenUsed="0"/>
+    <w:lsdException w:name="HTML Code" w:semiHidden="0" w:uiPriority="0" w:unhideWhenUsed="0"/>
+    <w:lsdException w:name="HTML Definition" w:semiHidden="0" w:uiPriority="0" w:unhideWhenUsed="0"/>
+    <w:lsdException w:name="HTML Keyboard" w:semiHidden="0" w:uiPriority="0" w:unhideWhenUsed="0"/>
+    <w:lsdException w:name="HTML Preformatted" w:semiHidden="0" w:uiPriority="0" w:unhideWhenUsed="0"/>
+    <w:lsdException w:name="HTML Sample" w:semiHidden="0" w:uiPriority="0" w:unhideWhenUsed="0"/>
+    <w:lsdException w:name="HTML Typewriter" w:semiHidden="0" w:uiPriority="0" w:unhideWhenUsed="0"/>
+    <w:lsdException w:name="HTML Variable" w:semiHidden="0" w:uiPriority="0" w:unhideWhenUsed="0"/>
+    <w:lsdException w:name="Normal Table" w:uiPriority="0" w:unhideWhenUsed="0" w:qFormat="1"/>
+    <w:lsdException w:name="annotation subject" w:semiHidden="0" w:uiPriority="0" w:unhideWhenUsed="0"/>
+    <w:lsdException w:name="Table Simple 1" w:semiHidden="0" w:uiPriority="0" w:unhideWhenUsed="0"/>
+    <w:lsdException w:name="Table Simple 2" w:semiHidden="0" w:uiPriority="0" w:unhideWhenUsed="0"/>
+    <w:lsdException w:name="Table Simple 3" w:semiHidden="0" w:uiPriority="0" w:unhideWhenUsed="0"/>
+    <w:lsdException w:name="Table Classic 1" w:semiHidden="0" w:uiPriority="0" w:unhideWhenUsed="0"/>
+    <w:lsdException w:name="Table Classic 2" w:semiHidden="0" w:uiPriority="0" w:unhideWhenUsed="0"/>
+    <w:lsdException w:name="Table Classic 3" w:semiHidden="0" w:uiPriority="0" w:unhideWhenUsed="0"/>
+    <w:lsdException w:name="Table Classic 4" w:semiHidden="0" w:uiPriority="0" w:unhideWhenUsed="0"/>
+    <w:lsdException w:name="Table Colorful 1" w:semiHidden="0" w:uiPriority="0" w:unhideWhenUsed="0"/>
+    <w:lsdException w:name="Table Colorful 2" w:semiHidden="0" w:uiPriority="0" w:unhideWhenUsed="0"/>
+    <w:lsdException w:name="Table Colorful 3" w:semiHidden="0" w:uiPriority="0" w:unhideWhenUsed="0"/>
+    <w:lsdException w:name="Table Columns 1" w:semiHidden="0" w:uiPriority="0" w:unhideWhenUsed="0"/>
+    <w:lsdException w:name="Table Columns 2" w:semiHidden="0" w:uiPriority="0" w:unhideWhenUsed="0"/>
+    <w:lsdException w:name="Table Columns 3" w:semiHidden="0" w:uiPriority="0" w:unhideWhenUsed="0"/>
+    <w:lsdException w:name="Table Columns 4" w:semiHidden="0" w:uiPriority="0" w:unhideWhenUsed="0"/>
+    <w:lsdException w:name="Table Columns 5" w:semiHidden="0" w:uiPriority="0" w:unhideWhenUsed="0"/>
+    <w:lsdException w:name="Table Grid 1" w:semiHidden="0" w:uiPriority="0" w:unhideWhenUsed="0"/>
+    <w:lsdException w:name="Table Grid 2" w:semiHidden="0" w:uiPriority="0" w:unhideWhenUsed="0"/>
+    <w:lsdException w:name="Table Grid 3" w:semiHidden="0" w:uiPriority="0" w:unhideWhenUsed="0"/>
+    <w:lsdException w:name="Table Grid 4" w:semiHidden="0" w:uiPriority="0" w:unhideWhenUsed="0"/>
+    <w:lsdException w:name="Table Grid 5" w:semiHidden="0" w:uiPriority="0" w:unhideWhenUsed="0"/>
+    <w:lsdException w:name="Table Grid 6" w:semiHidden="0" w:uiPriority="0" w:unhideWhenUsed="0"/>
+    <w:lsdException w:name="Table Grid 7" w:semiHidden="0" w:uiPriority="0" w:unhideWhenUsed="0"/>
+    <w:lsdException w:name="Table Grid 8" w:semiHidden="0" w:uiPriority="0" w:unhideWhenUsed="0"/>
+    <w:lsdException w:name="Table List 1" w:semiHidden="0" w:uiPriority="0" w:unhideWhenUsed="0"/>
+    <w:lsdException w:name="Table List 2" w:semiHidden="0" w:uiPriority="0" w:unhideWhenUsed="0"/>
+    <w:lsdException w:name="Table List 3" w:semiHidden="0" w:uiPriority="0" w:unhideWhenUsed="0"/>
+    <w:lsdException w:name="Table List 4" w:semiHidden="0" w:uiPriority="0" w:unhideWhenUsed="0"/>
+    <w:lsdException w:name="Table List 5" w:semiHidden="0" w:uiPriority="0" w:unhideWhenUsed="0"/>
+    <w:lsdException w:name="Table List 6" w:semiHidden="0" w:uiPriority="0" w:unhideWhenUsed="0"/>
+    <w:lsdException w:name="Table List 7" w:semiHidden="0" w:uiPriority="0" w:unhideWhenUsed="0"/>
+    <w:lsdException w:name="Table List 8" w:semiHidden="0" w:uiPriority="0" w:unhideWhenUsed="0"/>
+    <w:lsdException w:name="Table 3D effects 1" w:semiHidden="0" w:uiPriority="0" w:unhideWhenUsed="0"/>
+    <w:lsdException w:name="Table 3D effects 2" w:semiHidden="0" w:uiPriority="0" w:unhideWhenUsed="0"/>
+    <w:lsdException w:name="Table 3D effects 3" w:semiHidden="0" w:uiPriority="0" w:unhideWhenUsed="0"/>
+    <w:lsdException w:name="Table Contemporary" w:semiHidden="0" w:uiPriority="0" w:unhideWhenUsed="0"/>
+    <w:lsdException w:name="Table Elegant" w:semiHidden="0" w:uiPriority="0" w:unhideWhenUsed="0"/>
+    <w:lsdException w:name="Table Professional" w:semiHidden="0" w:uiPriority="0" w:unhideWhenUsed="0"/>
+    <w:lsdException w:name="Table Subtle 1" w:semiHidden="0" w:uiPriority="0" w:unhideWhenUsed="0"/>
+    <w:lsdException w:name="Table Subtle 2" w:semiHidden="0" w:uiPriority="0" w:unhideWhenUsed="0"/>
+    <w:lsdException w:name="Table Web 1" w:semiHidden="0" w:uiPriority="0" w:unhideWhenUsed="0"/>
+    <w:lsdException w:name="Table Web 2" w:semiHidden="0" w:uiPriority="0" w:unhideWhenUsed="0"/>
+    <w:lsdException w:name="Table Web 3" w:semiHidden="0" w:uiPriority="0" w:unhideWhenUsed="0"/>
+    <w:lsdException w:name="Balloon Text" w:semiHidden="0" w:uiPriority="0" w:unhideWhenUsed="0"/>
+    <w:lsdException w:name="Table Grid" w:semiHidden="0" w:uiPriority="0" w:unhideWhenUsed="0" w:qFormat="1"/>
+    <w:lsdException w:name="Table Theme" w:semiHidden="0" w:uiPriority="0" w:unhideWhenUsed="0"/>
+    <w:lsdException w:name="Light Shading" w:semiHidden="0" w:uiPriority="60" w:unhideWhenUsed="0"/>
+    <w:lsdException w:name="Light List" w:semiHidden="0" w:uiPriority="61" w:unhideWhenUsed="0"/>
+    <w:lsdException w:name="Light Grid" w:semiHidden="0" w:uiPriority="62" w:unhideWhenUsed="0"/>
+    <w:lsdException w:name="Medium Shading 1" w:semiHidden="0" w:uiPriority="63" w:unhideWhenUsed="0"/>
+    <w:lsdException w:name="Medium Shading 2" w:semiHidden="0" w:uiPriority="64" w:unhideWhenUsed="0"/>
+    <w:lsdException w:name="Medium List 1" w:semiHidden="0" w:uiPriority="65" w:unhideWhenUsed="0"/>
+    <w:lsdException w:name="Medium List 2" w:semiHidden="0" w:uiPriority="66" w:unhideWhenUsed="0"/>
+    <w:lsdException w:name="Medium Grid 1" w:semiHidden="0" w:uiPriority="67" w:unhideWhenUsed="0"/>
+    <w:lsdException w:name="Medium Grid 2" w:semiHidden="0" w:uiPriority="68" w:unhideWhenUsed="0"/>
+    <w:lsdException w:name="Medium Grid 3" w:semiHidden="0" w:uiPriority="69" w:unhideWhenUsed="0"/>
+    <w:lsdException w:name="Dark List" w:semiHidden="0" w:uiPriority="70" w:unhideWhenUsed="0"/>
+    <w:lsdException w:name="Colorful Shading" w:semiHidden="0" w:uiPriority="71" w:unhideWhenUsed="0"/>
+    <w:lsdException w:name="Colorful List" w:semiHidden="0" w:uiPriority="72" w:unhideWhenUsed="0"/>
+    <w:lsdException w:name="Colorful Grid" w:semiHidden="0" w:uiPriority="73" w:unhideWhenUsed="0"/>
+    <w:lsdException w:name="Light Shading Accent 1" w:semiHidden="0" w:uiPriority="60" w:unhideWhenUsed="0"/>
+    <w:lsdException w:name="Light List Accent 1" w:semiHidden="0" w:uiPriority="61" w:unhideWhenUsed="0"/>
+    <w:lsdException w:name="Light Grid Accent 1" w:semiHidden="0" w:uiPriority="62" w:unhideWhenUsed="0"/>
+    <w:lsdException w:name="Medium Shading 1 Accent 1" w:semiHidden="0" w:uiPriority="63" w:unhideWhenUsed="0"/>
+    <w:lsdException w:name="Medium Shading 2 Accent 1" w:semiHidden="0" w:uiPriority="64" w:unhideWhenUsed="0"/>
+    <w:lsdException w:name="Medium List 1 Accent 1" w:semiHidden="0" w:uiPriority="65" w:unhideWhenUsed="0"/>
+    <w:lsdException w:name="Medium List 2 Accent 1" w:semiHidden="0" w:uiPriority="66" w:unhideWhenUsed="0"/>
+    <w:lsdException w:name="Medium Grid 1 Accent 1" w:semiHidden="0" w:uiPriority="67" w:unhideWhenUsed="0"/>
+    <w:lsdException w:name="Medium Grid 2 Accent 1" w:semiHidden="0" w:uiPriority="68" w:unhideWhenUsed="0"/>
+    <w:lsdException w:name="Medium Grid 3 Accent 1" w:semiHidden="0" w:uiPriority="69" w:unhideWhenUsed="0"/>
+    <w:lsdException w:name="Dark List Accent 1" w:semiHidden="0" w:uiPriority="70" w:unhideWhenUsed="0"/>
+    <w:lsdException w:name="Colorful Shading Accent 1" w:semiHidden="0" w:uiPriority="71" w:unhideWhenUsed="0"/>
+    <w:lsdException w:name="Colorful List Accent 1" w:semiHidden="0" w:uiPriority="72" w:unhideWhenUsed="0"/>
+    <w:lsdException w:name="Colorful Grid Accent 1" w:semiHidden="0" w:uiPriority="73" w:unhideWhenUsed="0"/>
+    <w:lsdException w:name="Light Shading Accent 2" w:semiHidden="0" w:uiPriority="60" w:unhideWhenUsed="0"/>
+    <w:lsdException w:name="Light List Accent 2" w:semiHidden="0" w:uiPriority="61" w:unhideWhenUsed="0"/>
+    <w:lsdException w:name="Light Grid Accent 2" w:semiHidden="0" w:uiPriority="62" w:unhideWhenUsed="0"/>
+    <w:lsdException w:name="Medium Shading 1 Accent 2" w:semiHidden="0" w:uiPriority="63" w:unhideWhenUsed="0"/>
+    <w:lsdException w:name="Medium Shading 2 Accent 2" w:semiHidden="0" w:uiPriority="64" w:unhideWhenUsed="0"/>
+    <w:lsdException w:name="Medium List 1 Accent 2" w:semiHidden="0" w:uiPriority="65" w:unhideWhenUsed="0"/>
+    <w:lsdException w:name="Medium List 2 Accent 2" w:semiHidden="0" w:uiPriority="66" w:unhideWhenUsed="0"/>
+    <w:lsdException w:name="Medium Grid 1 Accent 2" w:semiHidden="0" w:uiPriority="67" w:unhideWhenUsed="0"/>
+    <w:lsdException w:name="Medium Grid 2 Accent 2" w:semiHidden="0" w:uiPriority="68" w:unhideWhenUsed="0"/>
+    <w:lsdException w:name="Medium Grid 3 Accent 2" w:semiHidden="0" w:uiPriority="69" w:unhideWhenUsed="0"/>
+    <w:lsdException w:name="Dark List Accent 2" w:semiHidden="0" w:uiPriority="70" w:unhideWhenUsed="0"/>
+    <w:lsdException w:name="Colorful Shading Accent 2" w:semiHidden="0" w:uiPriority="71" w:unhideWhenUsed="0"/>
+    <w:lsdException w:name="Colorful List Accent 2" w:semiHidden="0" w:uiPriority="72" w:unhideWhenUsed="0"/>
+    <w:lsdException w:name="Colorful Grid Accent 2" w:semiHidden="0" w:uiPriority="73" w:unhideWhenUsed="0"/>
+    <w:lsdException w:name="Light Shading Accent 3" w:semiHidden="0" w:uiPriority="60" w:unhideWhenUsed="0"/>
+    <w:lsdException w:name="Light List Accent 3" w:semiHidden="0" w:uiPriority="61" w:unhideWhenUsed="0"/>
+    <w:lsdException w:name="Light Grid Accent 3" w:semiHidden="0" w:uiPriority="62" w:unhideWhenUsed="0"/>
+    <w:lsdException w:name="Medium Shading 1 Accent 3" w:semiHidden="0" w:uiPriority="63" w:unhideWhenUsed="0"/>
+    <w:lsdException w:name="Medium Shading 2 Accent 3" w:semiHidden="0" w:uiPriority="64" w:unhideWhenUsed="0"/>
+    <w:lsdException w:name="Medium List 1 Accent 3" w:semiHidden="0" w:uiPriority="65" w:unhideWhenUsed="0"/>
+    <w:lsdException w:name="Medium List 2 Accent 3" w:semiHidden="0" w:uiPriority="66" w:unhideWhenUsed="0"/>
+    <w:lsdException w:name="Medium Grid 1 Accent 3" w:semiHidden="0" w:uiPriority="67" w:unhideWhenUsed="0"/>
+    <w:lsdException w:name="Medium Grid 2 Accent 3" w:semiHidden="0" w:uiPriority="68" w:unhideWhenUsed="0"/>
+    <w:lsdException w:name="Medium Grid 3 Accent 3" w:semiHidden="0" w:uiPriority="69" w:unhideWhenUsed="0"/>
+    <w:lsdException w:name="Dark List Accent 3" w:semiHidden="0" w:uiPriority="70" w:unhideWhenUsed="0"/>
+    <w:lsdException w:name="Colorful Shading Accent 3" w:semiHidden="0" w:uiPriority="71" w:unhideWhenUsed="0"/>
+    <w:lsdException w:name="Colorful List Accent 3" w:semiHidden="0" w:uiPriority="72" w:unhideWhenUsed="0"/>
+    <w:lsdException w:name="Colorful Grid Accent 3" w:semiHidden="0" w:uiPriority="73" w:unhideWhenUsed="0"/>
+    <w:lsdException w:name="Light Shading Accent 4" w:semiHidden="0" w:uiPriority="60" w:unhideWhenUsed="0"/>
+    <w:lsdException w:name="Light List Accent 4" w:semiHidden="0" w:uiPriority="61" w:unhideWhenUsed="0"/>
+    <w:lsdException w:name="Light Grid Accent 4" w:semiHidden="0" w:uiPriority="62" w:unhideWhenUsed="0"/>
+    <w:lsdException w:name="Medium Shading 1 Accent 4" w:semiHidden="0" w:uiPriority="63" w:unhideWhenUsed="0"/>
+    <w:lsdException w:name="Medium Shading 2 Accent 4" w:semiHidden="0" w:uiPriority="64" w:unhideWhenUsed="0"/>
+    <w:lsdException w:name="Medium List 1 Accent 4" w:semiHidden="0" w:uiPriority="65" w:unhideWhenUsed="0"/>
+    <w:lsdException w:name="Medium List 2 Accent 4" w:semiHidden="0" w:uiPriority="66" w:unhideWhenUsed="0"/>
+    <w:lsdException w:name="Medium Grid 1 Accent 4" w:semiHidden="0" w:uiPriority="67" w:unhideWhenUsed="0"/>
+    <w:lsdException w:name="Medium Grid 2 Accent 4" w:semiHidden="0" w:uiPriority="68" w:unhideWhenUsed="0"/>
+    <w:lsdException w:name="Medium Grid 3 Accent 4" w:semiHidden="0" w:uiPriority="69" w:unhideWhenUsed="0"/>
+    <w:lsdException w:name="Dark List Accent 4" w:semiHidden="0" w:uiPriority="70" w:unhideWhenUsed="0"/>
+    <w:lsdException w:name="Colorful Shading Accent 4" w:semiHidden="0" w:uiPriority="71" w:unhideWhenUsed="0"/>
+    <w:lsdException w:name="Colorful List Accent 4" w:semiHidden="0" w:uiPriority="72" w:unhideWhenUsed="0"/>
+    <w:lsdException w:name="Colorful Grid Accent 4" w:semiHidden="0" w:uiPriority="73" w:unhideWhenUsed="0"/>
+    <w:lsdException w:name="Light Shading Accent 5" w:semiHidden="0" w:uiPriority="60" w:unhideWhenUsed="0"/>
+    <w:lsdException w:name="Light List Accent 5" w:semiHidden="0" w:uiPriority="61" w:unhideWhenUsed="0"/>
+    <w:lsdException w:name="Light Grid Accent 5" w:semiHidden="0" w:uiPriority="62" w:unhideWhenUsed="0"/>
+    <w:lsdException w:name="Medium Shading 1 Accent 5" w:semiHidden="0" w:uiPriority="63" w:unhideWhenUsed="0"/>
+    <w:lsdException w:name="Medium Shading 2 Accent 5" w:semiHidden="0" w:uiPriority="64" w:unhideWhenUsed="0"/>
+    <w:lsdException w:name="Medium List 1 Accent 5" w:semiHidden="0" w:uiPriority="65" w:unhideWhenUsed="0"/>
+    <w:lsdException w:name="Medium List 2 Accent 5" w:semiHidden="0" w:uiPriority="66" w:unhideWhenUsed="0"/>
+    <w:lsdException w:name="Medium Grid 1 Accent 5" w:semiHidden="0" w:uiPriority="67" w:unhideWhenUsed="0"/>
+    <w:lsdException w:name="Medium Grid 2 Accent 5" w:semiHidden="0" w:uiPriority="68" w:unhideWhenUsed="0"/>
+    <w:lsdException w:name="Medium Grid 3 Accent 5" w:semiHidden="0" w:uiPriority="69" w:unhideWhenUsed="0"/>
+    <w:lsdException w:name="Dark List Accent 5" w:semiHidden="0" w:uiPriority="70" w:unhideWhenUsed="0"/>
+    <w:lsdException w:name="Colorful Shading Accent 5" w:semiHidden="0" w:uiPriority="71" w:unhideWhenUsed="0"/>
+    <w:lsdException w:name="Colorful List Accent 5" w:semiHidden="0" w:uiPriority="72" w:unhideWhenUsed="0"/>
+    <w:lsdException w:name="Colorful Grid Accent 5" w:semiHidden="0" w:uiPriority="73" w:unhideWhenUsed="0"/>
+    <w:lsdException w:name="Light Shading Accent 6" w:semiHidden="0" w:uiPriority="60" w:unhideWhenUsed="0"/>
+    <w:lsdException w:name="Light List Accent 6" w:semiHidden="0" w:uiPriority="61" w:unhideWhenUsed="0"/>
+    <w:lsdException w:name="Light Grid Accent 6" w:semiHidden="0" w:uiPriority="62" w:unhideWhenUsed="0"/>
+    <w:lsdException w:name="Medium Shading 1 Accent 6" w:semiHidden="0" w:uiPriority="63" w:unhideWhenUsed="0"/>
+    <w:lsdException w:name="Medium Shading 2 Accent 6" w:semiHidden="0" w:uiPriority="64" w:unhideWhenUsed="0"/>
+    <w:lsdException w:name="Medium List 1 Accent 6" w:semiHidden="0" w:uiPriority="65" w:unhideWhenUsed="0"/>
+    <w:lsdException w:name="Medium List 2 Accent 6" w:semiHidden="0" w:uiPriority="66" w:unhideWhenUsed="0"/>
+    <w:lsdException w:name="Medium Grid 1 Accent 6" w:semiHidden="0" w:uiPriority="67" w:unhideWhenUsed="0"/>
+    <w:lsdException w:name="Medium Grid 2 Accent 6" w:semiHidden="0" w:uiPriority="68" w:unhideWhenUsed="0"/>
+    <w:lsdException w:name="Medium Grid 3 Accent 6" w:semiHidden="0" w:uiPriority="69" w:unhideWhenUsed="0"/>
+    <w:lsdException w:name="Dark List Accent 6" w:semiHidden="0" w:uiPriority="70" w:unhideWhenUsed="0"/>
+    <w:lsdException w:name="Colorful Shading Accent 6" w:semiHidden="0" w:uiPriority="71" w:unhideWhenUsed="0"/>
+    <w:lsdException w:name="Colorful List Accent 6" w:semiHidden="0" w:uiPriority="72" w:unhideWhenUsed="0"/>
+    <w:lsdException w:name="Colorful Grid Accent 6" w:semiHidden="0" w:uiPriority="73" w:unhideWhenUsed="0"/>
   </w:latentStyles>
-  <w:style w:type="paragraph" w:default="1" w:styleId="1">
+  <w:style w:type="paragraph" w:default="1" w:styleId="Normal">
     <w:name w:val="Normal"/>
     <w:qFormat/>
-    <w:uiPriority w:val="0"/>
     <w:pPr>
       <w:kinsoku w:val="0"/>
       <w:autoSpaceDE w:val="0"/>
@@ -6732,7 +6561,7 @@
       <w:textAlignment w:val="baseline"/>
     </w:pPr>
     <w:rPr>
-      <w:rFonts w:ascii="Arial" w:hAnsi="Arial" w:eastAsia="宋体" w:cs="Arial"/>
+      <w:rFonts w:ascii="Arial" w:eastAsia="宋体" w:hAnsi="Arial" w:cs="Arial"/>
       <w:snapToGrid w:val="0"/>
       <w:color w:val="000000"/>
       <w:kern w:val="0"/>
@@ -6741,12 +6570,11 @@
       <w:lang w:val="en-US" w:eastAsia="en-US" w:bidi="ar-SA"/>
     </w:rPr>
   </w:style>
-  <w:style w:type="paragraph" w:styleId="2">
+  <w:style w:type="paragraph" w:styleId="Heading1">
     <w:name w:val="heading 1"/>
-    <w:basedOn w:val="1"/>
-    <w:next w:val="1"/>
+    <w:basedOn w:val="Normal"/>
+    <w:next w:val="Normal"/>
     <w:qFormat/>
-    <w:uiPriority w:val="0"/>
     <w:pPr>
       <w:keepNext/>
       <w:keepLines/>
@@ -6764,13 +6592,12 @@
       <w:sz w:val="44"/>
     </w:rPr>
   </w:style>
-  <w:style w:type="paragraph" w:styleId="3">
+  <w:style w:type="paragraph" w:styleId="Heading2">
     <w:name w:val="heading 2"/>
-    <w:basedOn w:val="1"/>
-    <w:next w:val="1"/>
+    <w:basedOn w:val="Normal"/>
+    <w:next w:val="Normal"/>
     <w:unhideWhenUsed/>
     <w:qFormat/>
-    <w:uiPriority w:val="0"/>
     <w:pPr>
       <w:keepNext/>
       <w:keepLines/>
@@ -6783,19 +6610,18 @@
       <w:outlineLvl w:val="1"/>
     </w:pPr>
     <w:rPr>
-      <w:rFonts w:ascii="Arial" w:hAnsi="Arial" w:eastAsia="黑体"/>
+      <w:rFonts w:ascii="Arial" w:eastAsia="黑体" w:hAnsi="Arial"/>
       <w:b/>
       <w:sz w:val="32"/>
     </w:rPr>
   </w:style>
-  <w:style w:type="paragraph" w:styleId="4">
+  <w:style w:type="paragraph" w:styleId="Heading3">
     <w:name w:val="heading 3"/>
-    <w:basedOn w:val="1"/>
-    <w:next w:val="1"/>
+    <w:basedOn w:val="Normal"/>
+    <w:next w:val="Normal"/>
     <w:semiHidden/>
     <w:unhideWhenUsed/>
     <w:qFormat/>
-    <w:uiPriority w:val="0"/>
     <w:pPr>
       <w:keepNext/>
       <w:keepLines/>
@@ -6812,13 +6638,12 @@
       <w:sz w:val="32"/>
     </w:rPr>
   </w:style>
-  <w:style w:type="paragraph" w:styleId="5">
+  <w:style w:type="paragraph" w:styleId="Heading4">
     <w:name w:val="heading 4"/>
-    <w:basedOn w:val="1"/>
-    <w:next w:val="1"/>
+    <w:basedOn w:val="Normal"/>
+    <w:next w:val="Normal"/>
     <w:unhideWhenUsed/>
     <w:qFormat/>
-    <w:uiPriority w:val="0"/>
     <w:pPr>
       <w:keepNext/>
       <w:keepLines/>
@@ -6831,19 +6656,18 @@
       <w:outlineLvl w:val="3"/>
     </w:pPr>
     <w:rPr>
-      <w:rFonts w:ascii="Arial" w:hAnsi="Arial" w:eastAsia="黑体"/>
+      <w:rFonts w:ascii="Arial" w:eastAsia="黑体" w:hAnsi="Arial"/>
       <w:b/>
       <w:sz w:val="28"/>
     </w:rPr>
   </w:style>
-  <w:style w:type="paragraph" w:styleId="6">
+  <w:style w:type="paragraph" w:styleId="Heading5">
     <w:name w:val="heading 5"/>
-    <w:basedOn w:val="1"/>
-    <w:next w:val="1"/>
+    <w:basedOn w:val="Normal"/>
+    <w:next w:val="Normal"/>
     <w:semiHidden/>
     <w:unhideWhenUsed/>
     <w:qFormat/>
-    <w:uiPriority w:val="0"/>
     <w:pPr>
       <w:keepNext/>
       <w:keepLines/>
@@ -6860,14 +6684,13 @@
       <w:sz w:val="28"/>
     </w:rPr>
   </w:style>
-  <w:style w:type="paragraph" w:styleId="7">
+  <w:style w:type="paragraph" w:styleId="Heading6">
     <w:name w:val="heading 6"/>
-    <w:basedOn w:val="1"/>
-    <w:next w:val="1"/>
+    <w:basedOn w:val="Normal"/>
+    <w:next w:val="Normal"/>
     <w:semiHidden/>
     <w:unhideWhenUsed/>
     <w:qFormat/>
-    <w:uiPriority w:val="0"/>
     <w:pPr>
       <w:keepNext/>
       <w:keepLines/>
@@ -6880,19 +6703,18 @@
       <w:outlineLvl w:val="5"/>
     </w:pPr>
     <w:rPr>
-      <w:rFonts w:ascii="Arial" w:hAnsi="Arial" w:eastAsia="黑体"/>
+      <w:rFonts w:ascii="Arial" w:eastAsia="黑体" w:hAnsi="Arial"/>
       <w:b/>
       <w:sz w:val="24"/>
     </w:rPr>
   </w:style>
-  <w:style w:type="paragraph" w:styleId="8">
+  <w:style w:type="paragraph" w:styleId="Heading7">
     <w:name w:val="heading 7"/>
-    <w:basedOn w:val="1"/>
-    <w:next w:val="1"/>
+    <w:basedOn w:val="Normal"/>
+    <w:next w:val="Normal"/>
     <w:semiHidden/>
     <w:unhideWhenUsed/>
     <w:qFormat/>
-    <w:uiPriority w:val="0"/>
     <w:pPr>
       <w:keepNext/>
       <w:keepLines/>
@@ -6909,14 +6731,13 @@
       <w:sz w:val="24"/>
     </w:rPr>
   </w:style>
-  <w:style w:type="paragraph" w:styleId="9">
+  <w:style w:type="paragraph" w:styleId="Heading8">
     <w:name w:val="heading 8"/>
-    <w:basedOn w:val="1"/>
-    <w:next w:val="1"/>
+    <w:basedOn w:val="Normal"/>
+    <w:next w:val="Normal"/>
     <w:semiHidden/>
     <w:unhideWhenUsed/>
     <w:qFormat/>
-    <w:uiPriority w:val="0"/>
     <w:pPr>
       <w:keepNext/>
       <w:keepLines/>
@@ -6929,18 +6750,17 @@
       <w:outlineLvl w:val="7"/>
     </w:pPr>
     <w:rPr>
-      <w:rFonts w:ascii="Arial" w:hAnsi="Arial" w:eastAsia="黑体"/>
+      <w:rFonts w:ascii="Arial" w:eastAsia="黑体" w:hAnsi="Arial"/>
       <w:sz w:val="24"/>
     </w:rPr>
   </w:style>
-  <w:style w:type="paragraph" w:styleId="10">
+  <w:style w:type="paragraph" w:styleId="Heading9">
     <w:name w:val="heading 9"/>
-    <w:basedOn w:val="1"/>
-    <w:next w:val="1"/>
+    <w:basedOn w:val="Normal"/>
+    <w:next w:val="Normal"/>
     <w:semiHidden/>
     <w:unhideWhenUsed/>
     <w:qFormat/>
-    <w:uiPriority w:val="0"/>
     <w:pPr>
       <w:keepNext/>
       <w:keepLines/>
@@ -6953,21 +6773,19 @@
       <w:outlineLvl w:val="8"/>
     </w:pPr>
     <w:rPr>
-      <w:rFonts w:ascii="Arial" w:hAnsi="Arial" w:eastAsia="黑体"/>
+      <w:rFonts w:ascii="Arial" w:eastAsia="黑体" w:hAnsi="Arial"/>
       <w:sz w:val="21"/>
     </w:rPr>
   </w:style>
-  <w:style w:type="character" w:default="1" w:styleId="22">
+  <w:style w:type="character" w:default="1" w:styleId="DefaultParagraphFont">
     <w:name w:val="Default Paragraph Font"/>
     <w:semiHidden/>
     <w:qFormat/>
-    <w:uiPriority w:val="0"/>
   </w:style>
-  <w:style w:type="table" w:default="1" w:styleId="20">
+  <w:style w:type="table" w:default="1" w:styleId="TableNormal">
     <w:name w:val="Normal Table"/>
     <w:semiHidden/>
     <w:qFormat/>
-    <w:uiPriority w:val="0"/>
     <w:tblPr>
       <w:tblCellMar>
         <w:top w:w="0" w:type="dxa"/>
@@ -6977,43 +6795,39 @@
       </w:tblCellMar>
     </w:tblPr>
   </w:style>
-  <w:style w:type="paragraph" w:styleId="11">
+  <w:style w:type="paragraph" w:styleId="CommentText">
     <w:name w:val="annotation text"/>
-    <w:basedOn w:val="1"/>
+    <w:basedOn w:val="Normal"/>
     <w:qFormat/>
-    <w:uiPriority w:val="0"/>
     <w:pPr>
       <w:jc w:val="left"/>
     </w:pPr>
   </w:style>
-  <w:style w:type="paragraph" w:styleId="12">
+  <w:style w:type="paragraph" w:styleId="BodyText">
     <w:name w:val="Body Text"/>
-    <w:basedOn w:val="1"/>
+    <w:basedOn w:val="Normal"/>
     <w:semiHidden/>
     <w:qFormat/>
-    <w:uiPriority w:val="0"/>
     <w:rPr>
-      <w:rFonts w:ascii="Arial" w:hAnsi="Arial" w:eastAsia="Arial" w:cs="Arial"/>
+      <w:rFonts w:ascii="Arial" w:eastAsia="Arial" w:hAnsi="Arial" w:cs="Arial"/>
       <w:sz w:val="21"/>
       <w:szCs w:val="21"/>
       <w:lang w:val="en-US" w:eastAsia="en-US" w:bidi="ar-SA"/>
     </w:rPr>
   </w:style>
-  <w:style w:type="paragraph" w:styleId="13">
+  <w:style w:type="paragraph" w:styleId="TOC3">
     <w:name w:val="toc 3"/>
-    <w:basedOn w:val="1"/>
-    <w:next w:val="1"/>
+    <w:basedOn w:val="Normal"/>
+    <w:next w:val="Normal"/>
     <w:qFormat/>
-    <w:uiPriority w:val="0"/>
     <w:pPr>
       <w:ind w:left="840" w:leftChars="400"/>
     </w:pPr>
   </w:style>
-  <w:style w:type="paragraph" w:styleId="14">
+  <w:style w:type="paragraph" w:styleId="Footer">
     <w:name w:val="footer"/>
-    <w:basedOn w:val="1"/>
+    <w:basedOn w:val="Normal"/>
     <w:qFormat/>
-    <w:uiPriority w:val="0"/>
     <w:pPr>
       <w:tabs>
         <w:tab w:val="center" w:pos="4153"/>
@@ -7026,17 +6840,16 @@
       <w:sz w:val="18"/>
     </w:rPr>
   </w:style>
-  <w:style w:type="paragraph" w:styleId="15">
+  <w:style w:type="paragraph" w:styleId="Header">
     <w:name w:val="header"/>
-    <w:basedOn w:val="1"/>
+    <w:basedOn w:val="Normal"/>
     <w:qFormat/>
-    <w:uiPriority w:val="0"/>
     <w:pPr>
       <w:pBdr>
-        <w:top w:val="none" w:color="auto" w:sz="0" w:space="0"/>
-        <w:left w:val="none" w:color="auto" w:sz="0" w:space="0"/>
-        <w:bottom w:val="none" w:color="auto" w:sz="0" w:space="0"/>
-        <w:right w:val="none" w:color="auto" w:sz="0" w:space="0"/>
+        <w:top w:val="nil"/>
+        <w:left w:val="nil"/>
+        <w:bottom w:val="nil"/>
+        <w:right w:val="nil"/>
       </w:pBdr>
       <w:tabs>
         <w:tab w:val="center" w:pos="4153"/>
@@ -7051,41 +6864,37 @@
       <w:sz w:val="18"/>
     </w:rPr>
   </w:style>
-  <w:style w:type="paragraph" w:styleId="16">
+  <w:style w:type="paragraph" w:styleId="TOC1">
     <w:name w:val="toc 1"/>
-    <w:basedOn w:val="1"/>
-    <w:next w:val="1"/>
+    <w:basedOn w:val="Normal"/>
+    <w:next w:val="Normal"/>
     <w:qFormat/>
-    <w:uiPriority w:val="0"/>
     <w:rPr>
-      <w:rFonts w:ascii="Arial" w:hAnsi="Arial" w:eastAsia="Microsoft JhengHei"/>
+      <w:rFonts w:ascii="Arial" w:eastAsia="Microsoft JhengHei" w:hAnsi="Arial"/>
       <w:sz w:val="24"/>
     </w:rPr>
   </w:style>
-  <w:style w:type="paragraph" w:styleId="17">
+  <w:style w:type="paragraph" w:styleId="TOC2">
     <w:name w:val="toc 2"/>
-    <w:basedOn w:val="1"/>
-    <w:next w:val="1"/>
+    <w:basedOn w:val="Normal"/>
+    <w:next w:val="Normal"/>
     <w:qFormat/>
-    <w:uiPriority w:val="0"/>
     <w:pPr>
       <w:ind w:left="420" w:leftChars="200"/>
     </w:pPr>
   </w:style>
-  <w:style w:type="paragraph" w:styleId="18">
+  <w:style w:type="paragraph" w:styleId="NormalWeb">
     <w:name w:val="Normal (Web)"/>
-    <w:basedOn w:val="1"/>
+    <w:basedOn w:val="Normal"/>
     <w:qFormat/>
-    <w:uiPriority w:val="0"/>
     <w:rPr>
       <w:sz w:val="24"/>
     </w:rPr>
   </w:style>
-  <w:style w:type="paragraph" w:styleId="19">
+  <w:style w:type="paragraph" w:styleId="Title">
     <w:name w:val="Title"/>
-    <w:basedOn w:val="1"/>
+    <w:basedOn w:val="Normal"/>
     <w:qFormat/>
-    <w:uiPriority w:val="0"/>
     <w:pPr>
       <w:spacing w:before="240" w:beforeLines="0" w:beforeAutospacing="0" w:after="60" w:afterLines="0" w:afterAutospacing="0"/>
       <w:jc w:val="center"/>
@@ -7097,41 +6906,38 @@
       <w:sz w:val="32"/>
     </w:rPr>
   </w:style>
-  <w:style w:type="table" w:styleId="21">
+  <w:style w:type="table" w:styleId="TableGrid">
     <w:name w:val="Table Grid"/>
-    <w:basedOn w:val="20"/>
+    <w:basedOn w:val="TableNormal"/>
     <w:qFormat/>
-    <w:uiPriority w:val="0"/>
     <w:pPr>
       <w:widowControl w:val="0"/>
       <w:jc w:val="both"/>
     </w:pPr>
     <w:tblPr>
       <w:tblBorders>
-        <w:top w:val="single" w:color="auto" w:sz="4" w:space="0"/>
-        <w:left w:val="single" w:color="auto" w:sz="4" w:space="0"/>
-        <w:bottom w:val="single" w:color="auto" w:sz="4" w:space="0"/>
-        <w:right w:val="single" w:color="auto" w:sz="4" w:space="0"/>
-        <w:insideH w:val="single" w:color="auto" w:sz="4" w:space="0"/>
-        <w:insideV w:val="single" w:color="auto" w:sz="4" w:space="0"/>
+        <w:top w:val="single" w:sz="4" w:space="0" w:color="auto"/>
+        <w:left w:val="single" w:sz="4" w:space="0" w:color="auto"/>
+        <w:bottom w:val="single" w:sz="4" w:space="0" w:color="auto"/>
+        <w:right w:val="single" w:sz="4" w:space="0" w:color="auto"/>
+        <w:insideH w:val="single" w:sz="4" w:space="0" w:color="auto"/>
+        <w:insideV w:val="single" w:sz="4" w:space="0" w:color="auto"/>
       </w:tblBorders>
     </w:tblPr>
   </w:style>
-  <w:style w:type="character" w:styleId="23">
+  <w:style w:type="character" w:styleId="Strong">
     <w:name w:val="Strong"/>
-    <w:basedOn w:val="22"/>
+    <w:basedOn w:val="DefaultParagraphFont"/>
     <w:qFormat/>
-    <w:uiPriority w:val="0"/>
     <w:rPr>
       <w:b/>
     </w:rPr>
   </w:style>
-  <w:style w:type="table" w:customStyle="1" w:styleId="24">
-    <w:name w:val="Table Normal"/>
+  <w:style w:type="table" w:customStyle="1" w:styleId="TableNormal0">
+    <w:name w:val="Table Normal_0"/>
     <w:semiHidden/>
     <w:unhideWhenUsed/>
     <w:qFormat/>
-    <w:uiPriority w:val="0"/>
     <w:tblPr>
       <w:tblCellMar>
         <w:top w:w="0" w:type="dxa"/>
@@ -7141,87 +6947,81 @@
       </w:tblCellMar>
     </w:tblPr>
   </w:style>
-  <w:style w:type="paragraph" w:customStyle="1" w:styleId="25">
+  <w:style w:type="paragraph" w:customStyle="1" w:styleId="TableText">
     <w:name w:val="Table Text"/>
-    <w:basedOn w:val="1"/>
+    <w:basedOn w:val="Normal"/>
     <w:semiHidden/>
     <w:qFormat/>
-    <w:uiPriority w:val="0"/>
     <w:rPr>
-      <w:rFonts w:ascii="宋体" w:hAnsi="宋体" w:eastAsia="宋体" w:cs="宋体"/>
+      <w:rFonts w:ascii="宋体" w:eastAsia="宋体" w:hAnsi="宋体" w:cs="宋体"/>
       <w:sz w:val="21"/>
       <w:szCs w:val="21"/>
       <w:lang w:val="en-US" w:eastAsia="en-US" w:bidi="ar-SA"/>
     </w:rPr>
   </w:style>
-  <w:style w:type="paragraph" w:customStyle="1" w:styleId="26">
+  <w:style w:type="paragraph" w:customStyle="1" w:styleId="1">
     <w:name w:val="柴_标题1"/>
-    <w:basedOn w:val="2"/>
-    <w:next w:val="27"/>
-    <w:link w:val="39"/>
+    <w:basedOn w:val="Heading1"/>
+    <w:next w:val="a"/>
+    <w:link w:val="1Char"/>
     <w:qFormat/>
-    <w:uiPriority w:val="0"/>
     <w:pPr>
       <w:spacing w:before="100" w:after="90" w:line="360" w:lineRule="auto"/>
     </w:pPr>
     <w:rPr>
-      <w:rFonts w:ascii="Arial" w:hAnsi="Arial" w:eastAsia="宋体"/>
+      <w:rFonts w:ascii="Arial" w:eastAsia="宋体" w:hAnsi="Arial"/>
       <w:sz w:val="32"/>
     </w:rPr>
   </w:style>
-  <w:style w:type="paragraph" w:customStyle="1" w:styleId="27">
+  <w:style w:type="paragraph" w:customStyle="1" w:styleId="a">
     <w:name w:val="柴_正文"/>
-    <w:basedOn w:val="12"/>
-    <w:link w:val="43"/>
+    <w:basedOn w:val="BodyText"/>
+    <w:link w:val="Char"/>
     <w:qFormat/>
-    <w:uiPriority w:val="0"/>
     <w:pPr>
       <w:spacing w:line="360" w:lineRule="auto"/>
       <w:ind w:firstLine="470" w:firstLineChars="200"/>
     </w:pPr>
     <w:rPr>
-      <w:rFonts w:ascii="Arial" w:hAnsi="Arial" w:eastAsia="宋体"/>
+      <w:rFonts w:ascii="Arial" w:eastAsia="宋体" w:hAnsi="Arial"/>
       <w:sz w:val="24"/>
       <w:lang w:eastAsia="zh-CN"/>
     </w:rPr>
   </w:style>
-  <w:style w:type="paragraph" w:customStyle="1" w:styleId="28">
+  <w:style w:type="paragraph" w:customStyle="1" w:styleId="2">
     <w:name w:val="柴_标题2"/>
-    <w:basedOn w:val="3"/>
-    <w:next w:val="27"/>
+    <w:basedOn w:val="Heading2"/>
+    <w:next w:val="a"/>
     <w:qFormat/>
-    <w:uiPriority w:val="0"/>
     <w:pPr>
       <w:spacing w:line="360" w:lineRule="auto"/>
     </w:pPr>
     <w:rPr>
-      <w:rFonts w:ascii="Arial" w:hAnsi="Arial" w:eastAsia="宋体"/>
+      <w:rFonts w:ascii="Arial" w:eastAsia="宋体" w:hAnsi="Arial"/>
       <w:sz w:val="28"/>
     </w:rPr>
   </w:style>
-  <w:style w:type="paragraph" w:customStyle="1" w:styleId="29">
+  <w:style w:type="paragraph" w:customStyle="1" w:styleId="3">
     <w:name w:val="柴_标题3"/>
-    <w:basedOn w:val="4"/>
-    <w:next w:val="27"/>
+    <w:basedOn w:val="Heading3"/>
+    <w:next w:val="a"/>
     <w:qFormat/>
-    <w:uiPriority w:val="0"/>
     <w:pPr>
       <w:spacing w:line="360" w:lineRule="auto"/>
       <w:ind w:left="0" w:firstLine="472" w:firstLineChars="200"/>
     </w:pPr>
     <w:rPr>
-      <w:rFonts w:ascii="宋体" w:hAnsi="宋体" w:eastAsia="宋体" w:cs="宋体"/>
+      <w:rFonts w:ascii="宋体" w:eastAsia="宋体" w:hAnsi="宋体" w:cs="宋体"/>
       <w:spacing w:val="-2"/>
       <w:sz w:val="24"/>
       <w:szCs w:val="24"/>
     </w:rPr>
   </w:style>
-  <w:style w:type="paragraph" w:customStyle="1" w:styleId="30">
+  <w:style w:type="paragraph" w:customStyle="1" w:styleId="a0">
     <w:name w:val="柴_目录"/>
-    <w:basedOn w:val="1"/>
-    <w:next w:val="12"/>
+    <w:basedOn w:val="Normal"/>
+    <w:next w:val="BodyText"/>
     <w:qFormat/>
-    <w:uiPriority w:val="0"/>
     <w:pPr>
       <w:tabs>
         <w:tab w:val="right" w:leader="dot" w:pos="8442"/>
@@ -7229,48 +7029,45 @@
       <w:ind w:left="0" w:leftChars="0"/>
     </w:pPr>
     <w:rPr>
-      <w:rFonts w:ascii="Arial" w:hAnsi="Arial" w:eastAsia="Microsoft JhengHei"/>
+      <w:rFonts w:ascii="Arial" w:eastAsia="Microsoft JhengHei" w:hAnsi="Arial"/>
       <w:sz w:val="24"/>
     </w:rPr>
   </w:style>
-  <w:style w:type="paragraph" w:customStyle="1" w:styleId="31">
+  <w:style w:type="paragraph" w:customStyle="1" w:styleId="a1">
     <w:name w:val="柴_公司名"/>
-    <w:basedOn w:val="19"/>
+    <w:basedOn w:val="Title"/>
     <w:qFormat/>
-    <w:uiPriority w:val="0"/>
     <w:pPr>
       <w:spacing w:after="600" w:afterLines="600"/>
     </w:pPr>
     <w:rPr>
-      <w:rFonts w:hint="eastAsia" w:ascii="宋体" w:hAnsi="宋体" w:eastAsia="宋体" w:cs="宋体"/>
+      <w:rFonts w:ascii="宋体" w:eastAsia="宋体" w:hAnsi="宋体" w:cs="宋体" w:hint="eastAsia"/>
       <w:bCs/>
       <w:spacing w:val="-6"/>
       <w:sz w:val="52"/>
       <w:szCs w:val="52"/>
     </w:rPr>
   </w:style>
-  <w:style w:type="paragraph" w:customStyle="1" w:styleId="32">
+  <w:style w:type="paragraph" w:customStyle="1" w:styleId="a2">
     <w:name w:val="柴_文档名"/>
-    <w:basedOn w:val="19"/>
+    <w:basedOn w:val="Title"/>
     <w:qFormat/>
-    <w:uiPriority w:val="0"/>
     <w:pPr>
       <w:spacing w:after="900" w:afterLines="900"/>
     </w:pPr>
     <w:rPr>
-      <w:rFonts w:ascii="黑体" w:hAnsi="黑体" w:eastAsia="黑体" w:cs="黑体"/>
+      <w:rFonts w:ascii="黑体" w:eastAsia="黑体" w:hAnsi="黑体" w:cs="黑体"/>
       <w:bCs/>
       <w:spacing w:val="-7"/>
       <w:sz w:val="52"/>
       <w:szCs w:val="52"/>
     </w:rPr>
   </w:style>
-  <w:style w:type="table" w:customStyle="1" w:styleId="33">
-    <w:name w:val="Table Normal_0"/>
+  <w:style w:type="table" w:customStyle="1" w:styleId="TableNormal00">
+    <w:name w:val="Table Normal_0_0"/>
     <w:semiHidden/>
     <w:unhideWhenUsed/>
     <w:qFormat/>
-    <w:uiPriority w:val="0"/>
     <w:tblPr>
       <w:tblCellMar>
         <w:top w:w="0" w:type="dxa"/>
@@ -7280,60 +7077,55 @@
       </w:tblCellMar>
     </w:tblPr>
   </w:style>
-  <w:style w:type="paragraph" w:customStyle="1" w:styleId="34">
+  <w:style w:type="paragraph" w:customStyle="1" w:styleId="WPSOffice1">
     <w:name w:val="WPSOffice手动目录 1"/>
     <w:qFormat/>
-    <w:uiPriority w:val="0"/>
     <w:pPr>
       <w:ind w:leftChars="0"/>
     </w:pPr>
     <w:rPr>
-      <w:rFonts w:ascii="Times New Roman" w:hAnsi="Times New Roman" w:eastAsia="宋体" w:cs="Times New Roman"/>
+      <w:rFonts w:ascii="Times New Roman" w:eastAsia="宋体" w:hAnsi="Times New Roman" w:cs="Times New Roman"/>
       <w:sz w:val="20"/>
       <w:szCs w:val="20"/>
     </w:rPr>
   </w:style>
-  <w:style w:type="paragraph" w:customStyle="1" w:styleId="35">
+  <w:style w:type="paragraph" w:customStyle="1" w:styleId="WPSOffice2">
     <w:name w:val="WPSOffice手动目录 2"/>
     <w:qFormat/>
-    <w:uiPriority w:val="0"/>
     <w:pPr>
       <w:ind w:leftChars="200"/>
     </w:pPr>
     <w:rPr>
-      <w:rFonts w:ascii="Times New Roman" w:hAnsi="Times New Roman" w:eastAsia="宋体" w:cs="Times New Roman"/>
+      <w:rFonts w:ascii="Times New Roman" w:eastAsia="宋体" w:hAnsi="Times New Roman" w:cs="Times New Roman"/>
       <w:sz w:val="20"/>
       <w:szCs w:val="20"/>
     </w:rPr>
   </w:style>
-  <w:style w:type="paragraph" w:customStyle="1" w:styleId="36">
+  <w:style w:type="paragraph" w:customStyle="1" w:styleId="WPSOffice3">
     <w:name w:val="WPSOffice手动目录 3"/>
     <w:qFormat/>
-    <w:uiPriority w:val="0"/>
     <w:pPr>
       <w:ind w:leftChars="400"/>
     </w:pPr>
     <w:rPr>
-      <w:rFonts w:ascii="Times New Roman" w:hAnsi="Times New Roman" w:eastAsia="宋体" w:cs="Times New Roman"/>
+      <w:rFonts w:ascii="Times New Roman" w:eastAsia="宋体" w:hAnsi="Times New Roman" w:cs="Times New Roman"/>
       <w:sz w:val="20"/>
       <w:szCs w:val="20"/>
     </w:rPr>
   </w:style>
-  <w:style w:type="paragraph" w:customStyle="1" w:styleId="37">
+  <w:style w:type="paragraph" w:customStyle="1" w:styleId="Compact">
     <w:name w:val="Compact"/>
-    <w:basedOn w:val="12"/>
+    <w:basedOn w:val="BodyText"/>
     <w:qFormat/>
-    <w:uiPriority w:val="0"/>
     <w:pPr>
       <w:spacing w:before="36" w:after="36"/>
     </w:pPr>
   </w:style>
-  <w:style w:type="table" w:customStyle="1" w:styleId="38">
+  <w:style w:type="table" w:customStyle="1" w:styleId="Table">
     <w:name w:val="Table"/>
     <w:semiHidden/>
     <w:unhideWhenUsed/>
     <w:qFormat/>
-    <w:uiPriority w:val="0"/>
     <w:tblPr>
       <w:tblCellMar>
         <w:top w:w="0" w:type="dxa"/>
@@ -7345,28 +7137,26 @@
     <w:tblStylePr w:type="firstRow">
       <w:tcPr>
         <w:tcBorders>
-          <w:bottom w:val="single" w:color="auto" w:sz="0" w:space="0"/>
+          <w:bottom w:val="single" w:sz="0" w:space="0" w:color="auto"/>
         </w:tcBorders>
         <w:vAlign w:val="bottom"/>
       </w:tcPr>
     </w:tblStylePr>
   </w:style>
-  <w:style w:type="character" w:customStyle="1" w:styleId="39">
+  <w:style w:type="character" w:customStyle="1" w:styleId="1Char">
     <w:name w:val="柴_标题1 Char"/>
-    <w:link w:val="26"/>
+    <w:link w:val="1"/>
     <w:qFormat/>
-    <w:uiPriority w:val="0"/>
     <w:rPr>
-      <w:rFonts w:ascii="Arial" w:hAnsi="Arial" w:eastAsia="宋体"/>
+      <w:rFonts w:ascii="Arial" w:eastAsia="宋体" w:hAnsi="Arial"/>
       <w:sz w:val="32"/>
     </w:rPr>
   </w:style>
-  <w:style w:type="table" w:customStyle="1" w:styleId="40">
+  <w:style w:type="table" w:customStyle="1" w:styleId="TableNormal1">
     <w:name w:val="Table Normal_1"/>
     <w:semiHidden/>
     <w:unhideWhenUsed/>
     <w:qFormat/>
-    <w:uiPriority w:val="0"/>
     <w:tblPr>
       <w:tblCellMar>
         <w:top w:w="0" w:type="dxa"/>
@@ -7376,11 +7166,10 @@
       </w:tblCellMar>
     </w:tblPr>
   </w:style>
-  <w:style w:type="paragraph" w:customStyle="1" w:styleId="41">
+  <w:style w:type="paragraph" w:customStyle="1" w:styleId="a3">
     <w:name w:val="柴_正文_无缩进"/>
-    <w:basedOn w:val="1"/>
+    <w:basedOn w:val="Normal"/>
     <w:qFormat/>
-    <w:uiPriority w:val="0"/>
     <w:pPr>
       <w:ind w:firstLine="0" w:firstLineChars="0"/>
     </w:pPr>
@@ -7390,31 +7179,29 @@
       <w:lang w:eastAsia="zh-CN"/>
     </w:rPr>
   </w:style>
-  <w:style w:type="paragraph" w:customStyle="1" w:styleId="42">
+  <w:style w:type="paragraph" w:customStyle="1" w:styleId="4">
     <w:name w:val="柴_标题4"/>
-    <w:basedOn w:val="5"/>
-    <w:next w:val="1"/>
+    <w:basedOn w:val="Heading4"/>
+    <w:next w:val="Normal"/>
     <w:qFormat/>
-    <w:uiPriority w:val="0"/>
     <w:pPr>
       <w:widowControl w:val="0"/>
       <w:spacing w:before="160" w:line="360" w:lineRule="auto"/>
-      <w:ind w:left="981" w:leftChars="300" w:hanging="862"/>
+      <w:ind w:left="981" w:hanging="862" w:leftChars="300"/>
     </w:pPr>
     <w:rPr>
-      <w:rFonts w:hint="eastAsia" w:ascii="Calibri" w:hAnsi="Calibri" w:eastAsia="宋体" w:cs="宋体"/>
+      <w:rFonts w:ascii="Calibri" w:eastAsia="宋体" w:hAnsi="Calibri" w:cs="宋体" w:hint="eastAsia"/>
       <w:sz w:val="24"/>
       <w:szCs w:val="24"/>
       <w:lang w:eastAsia="zh-CN" w:bidi="zh-CN"/>
     </w:rPr>
   </w:style>
-  <w:style w:type="character" w:customStyle="1" w:styleId="43">
+  <w:style w:type="character" w:customStyle="1" w:styleId="Char">
     <w:name w:val="柴_正文 Char"/>
-    <w:link w:val="27"/>
+    <w:link w:val="a"/>
     <w:qFormat/>
-    <w:uiPriority w:val="0"/>
     <w:rPr>
-      <w:rFonts w:ascii="Arial" w:hAnsi="Arial" w:eastAsia="宋体"/>
+      <w:rFonts w:ascii="Arial" w:eastAsia="宋体" w:hAnsi="Arial"/>
       <w:sz w:val="24"/>
       <w:lang w:eastAsia="zh-CN"/>
     </w:rPr>

--- a/8.资源管理/1.流程制度规范类文件/080102-服务台管理制度.docx
+++ b/8.资源管理/1.流程制度规范类文件/080102-服务台管理制度.docx
@@ -101,7 +101,7 @@
           <w:sz w:val="36"/>
           <w:szCs w:val="36"/>
         </w:rPr>
-        <w:t>2025-7-4</w:t>
+        <w:t>2025-4-4</w:t>
       </w:r>
     </w:p>
     <w:p>
@@ -745,7 +745,7 @@
                 <w:sz w:val="21"/>
                 <w:szCs w:val="21"/>
               </w:rPr>
-              <w:t>2025-7-4</w:t>
+              <w:t>2025-4-4</w:t>
             </w:r>
           </w:p>
         </w:tc>
